--- a/manuscript/paper2_capacity_scaling.docx
+++ b/manuscript/paper2_capacity_scaling.docx
@@ -2357,6 +2357,20 @@
       <w:r>
         <w:rPr>
           <w:b/>
+        </w:rPr>
+        <w:t>ORCID:</w:t>
+      </w:r>
+      <w:r>
+        <w:t xml:space="preserve"> 0009-0000-4724-2427</w:t>
+      </w:r>
+    </w:p>
+    <w:p>
+      <w:pPr>
+        <w:pStyle w:val="Brdtekst"/>
+      </w:pPr>
+      <w:r>
+        <w:rPr>
+          <w:b/>
           <w:bCs/>
         </w:rPr>
         <w:t>Affiliation:</w:t>
@@ -2448,7 +2462,7 @@
         </w:r>
       </w:hyperlink>
       <w:r>
-        <w:t xml:space="preserve"> under CC BY 4.0.</w:t>
+        <w:t xml:space="preserve"> under CC BY 4.0. Zenodo deposit: DOI 10.5281/zenodo.20013491.</w:t>
       </w:r>
     </w:p>
     <w:p>

--- a/manuscript/paper2_capacity_scaling.docx
+++ b/manuscript/paper2_capacity_scaling.docx
@@ -6,106 +6,356 @@
       <w:pPr>
         <w:pStyle w:val="Titel"/>
       </w:pPr>
-      <w:r>
-        <w:t>Capacity Scaling of Encoding-Through-Loading: Application vs. Cloze Asymmetry Across Three Orders of Magnitude</w:t>
-      </w:r>
-    </w:p>
-    <w:p>
-      <w:pPr>
-        <w:pStyle w:val="Author"/>
-      </w:pPr>
-      <w:r>
-        <w:t>Tomas Pødenphant Lund</w:t>
-      </w:r>
-    </w:p>
-    <w:p>
-      <w:pPr>
-        <w:pStyle w:val="Dato"/>
-      </w:pPr>
-      <w:r>
-        <w:t>2026</w:t>
-      </w:r>
-    </w:p>
-    <w:p>
-      <w:pPr>
-        <w:pStyle w:val="AbstractTitle"/>
-      </w:pPr>
-      <w:r>
-        <w:t>Abstract</w:t>
-      </w:r>
-    </w:p>
-    <w:p>
-      <w:pPr>
-        <w:pStyle w:val="Abstract"/>
-      </w:pPr>
-      <w:r>
-        <w:t xml:space="preserve">Large language models solve cloze retrieval and derivation-application on the same underlying knowledge base, but at different scales. </w:t>
-      </w:r>
-      <w:r>
-        <w:br/>
-      </w:r>
-      <w:r>
-        <w:br/>
-      </w:r>
-      <w:r>
-        <w:t xml:space="preserve">We document this asymmetry on a single invented knowledge domain ("Zorbetik") designed to eliminate pretraining-prior confounds, across nine models from 0.5B to 671B parameters, using frontloaded in-context learning. </w:t>
-      </w:r>
-      <w:r>
-        <w:br/>
-      </w:r>
-      <w:r>
-        <w:br/>
-      </w:r>
-      <w:r>
-        <w:t xml:space="preserve">Three findings: </w:t>
-      </w:r>
-      <w:r>
-        <w:br/>
-      </w:r>
-      <w:r>
-        <w:t xml:space="preserve">(1) Application scales monotonically with capacity; cloze does not. </w:t>
-      </w:r>
-      <w:r>
-        <w:br/>
-      </w:r>
-      <w:r>
-        <w:t xml:space="preserve">(2) The bottleneck migrates with capacity. </w:t>
-      </w:r>
-      <w:r>
-        <w:br/>
-      </w:r>
-      <w:r>
-        <w:t>(3) MoE models scale on active, not total, parameters. We also propose frontloaded ICL as an operational substitute for fine-tuning in encoding-to-retrieval studies.</w:t>
-      </w:r>
+      <w:bookmarkStart w:id="0" w:name="X935b56214fa71f9241d6e4fda706249190a0515"/>
+      <w:r>
+        <w:t>Capacity Scaling of Encoding-Through-Loading: Application vs. Cloze Asymmetry Across Three Orders of Magnitude</w:t>
+      </w:r>
+    </w:p>
+    <w:p>
+      <w:pPr>
+        <w:pStyle w:val="FirstParagraph"/>
+      </w:pPr>
+      <w:r>
+        <w:rPr>
+          <w:b/>
+          <w:bCs/>
+        </w:rPr>
+        <w:t>Author:</w:t>
+      </w:r>
+      <w:r>
+        <w:t xml:space="preserve"> Tomas Pødenphant Lund</w:t>
+      </w:r>
+    </w:p>
+    <w:p>
+      <w:pPr>
+        <w:pStyle w:val="Brdtekst"/>
+      </w:pPr>
+      <w:r>
+        <w:rPr>
+          <w:b/>
+          <w:bCs/>
+        </w:rPr>
+        <w:t>ORCID:</w:t>
+      </w:r>
+      <w:r>
+        <w:t xml:space="preserve"> </w:t>
+      </w:r>
+      <w:hyperlink r:id="rId8">
+        <w:r>
+          <w:rPr>
+            <w:rStyle w:val="Hyperlink"/>
+          </w:rPr>
+          <w:t>0009-0000-4724-2427</w:t>
+        </w:r>
+      </w:hyperlink>
+    </w:p>
+    <w:p>
+      <w:pPr>
+        <w:pStyle w:val="Brdtekst"/>
+      </w:pPr>
+      <w:r>
+        <w:rPr>
+          <w:b/>
+          <w:bCs/>
+        </w:rPr>
+        <w:t>Affiliation:</w:t>
+      </w:r>
+      <w:r>
+        <w:t xml:space="preserve"> Independent Research, Aarhus</w:t>
+      </w:r>
+    </w:p>
+    <w:p>
+      <w:pPr>
+        <w:pStyle w:val="Brdtekst"/>
+      </w:pPr>
+      <w:r>
+        <w:rPr>
+          <w:b/>
+          <w:bCs/>
+        </w:rPr>
+        <w:t>Correspondence:</w:t>
+      </w:r>
+      <w:r>
+        <w:t xml:space="preserve"> tomas.lund@frictiontheory.org</w:t>
+      </w:r>
+    </w:p>
+    <w:p>
+      <w:pPr>
+        <w:pStyle w:val="Brdtekst"/>
+      </w:pPr>
+      <w:r>
+        <w:rPr>
+          <w:b/>
+          <w:bCs/>
+        </w:rPr>
+        <w:t>Web:</w:t>
+      </w:r>
+      <w:r>
+        <w:t xml:space="preserve"> https://frictiontheory.org</w:t>
+      </w:r>
+    </w:p>
+    <w:p>
+      <w:pPr>
+        <w:pStyle w:val="Brdtekst"/>
+      </w:pPr>
+      <w:r>
+        <w:rPr>
+          <w:b/>
+          <w:bCs/>
+        </w:rPr>
+        <w:t>Target:</w:t>
+      </w:r>
+      <w:r>
+        <w:t xml:space="preserve"> PNAS Perspective / Journal of Memory and Language / Trends in Cognitive Sciences</w:t>
+      </w:r>
+    </w:p>
+    <w:p>
+      <w:pPr>
+        <w:pStyle w:val="Brdtekst"/>
+      </w:pPr>
+      <w:r>
+        <w:rPr>
+          <w:b/>
+          <w:bCs/>
+        </w:rPr>
+        <w:t>Acknowledgments:</w:t>
+      </w:r>
+      <w:r>
+        <w:t xml:space="preserve"> Extensive discussion, literature search, empirical analysis, and manuscript structuring were conducted in collaboration with Claude (Anthropic, 2025–2026). The theoretical claims, interpretations, and predictions are those of the author.</w:t>
+      </w:r>
+    </w:p>
+    <w:p>
+      <w:pPr>
+        <w:pStyle w:val="Brdtekst"/>
+      </w:pPr>
+      <w:r>
+        <w:rPr>
+          <w:b/>
+          <w:bCs/>
+        </w:rPr>
+        <w:t>Data and code availability:</w:t>
+      </w:r>
+      <w:r>
+        <w:t xml:space="preserve"> Per-token logprob datasets, analysis scripts, and figures are released at </w:t>
+      </w:r>
+      <w:hyperlink r:id="rId9">
+        <w:r>
+          <w:rPr>
+            <w:rStyle w:val="Hyperlink"/>
+          </w:rPr>
+          <w:t>https://github.com/tplund/friction-theory-p2-capacity-scaling</w:t>
+        </w:r>
+      </w:hyperlink>
+      <w:r>
+        <w:t xml:space="preserve"> under CC BY 4.0. Zenodo deposit: DOI </w:t>
+      </w:r>
+      <w:hyperlink r:id="rId10">
+        <w:r>
+          <w:rPr>
+            <w:rStyle w:val="Hyperlink"/>
+          </w:rPr>
+          <w:t>10.5281/zenodo.20013491</w:t>
+        </w:r>
+      </w:hyperlink>
+      <w:r>
+        <w:t>.</w:t>
+      </w:r>
+    </w:p>
+    <w:p>
+      <w:r>
+        <w:br w:type="page"/>
+      </w:r>
+    </w:p>
+    <w:p>
+      <w:pPr>
+        <w:pStyle w:val="Brdtekst"/>
+      </w:pPr>
+    </w:p>
+    <w:p>
+      <w:pPr>
+        <w:pStyle w:val="Overskrift2"/>
+      </w:pPr>
+      <w:bookmarkStart w:id="1" w:name="abstract"/>
+      <w:bookmarkStart w:id="2" w:name="_Toc229409676"/>
+      <w:r>
+        <w:t>0. Abstract</w:t>
+      </w:r>
+      <w:bookmarkEnd w:id="2"/>
+    </w:p>
+    <w:p>
+      <w:pPr>
+        <w:pStyle w:val="FirstParagraph"/>
+      </w:pPr>
+      <w:r>
+        <w:t xml:space="preserve">Large language models solve two differentiable task types on the same underlying knowledge base. </w:t>
+      </w:r>
+      <w:r>
+        <w:rPr>
+          <w:b/>
+          <w:bCs/>
+        </w:rPr>
+        <w:t>Cloze retrieval</w:t>
+      </w:r>
+      <w:r>
+        <w:t xml:space="preserve"> — recovering a fact as presented — saturates early: most models reach ~90% accuracy by 8B parameters. </w:t>
+      </w:r>
+      <w:r>
+        <w:rPr>
+          <w:b/>
+          <w:bCs/>
+        </w:rPr>
+        <w:t>Application</w:t>
+      </w:r>
+      <w:r>
+        <w:t xml:space="preserve"> — chaining multiple facts into a derivation — scales monotonically across three orders of magnitude, from 2% at 0.5B to 85% at 70B. We document this asymmetry on a </w:t>
+      </w:r>
+      <w:r>
+        <w:rPr>
+          <w:b/>
+          <w:bCs/>
+        </w:rPr>
+        <w:t>single invented knowledge domain (“Zorbetik”)</w:t>
+      </w:r>
+      <w:r>
+        <w:t xml:space="preserve"> designed specifically to eliminate pretraining-prior confounds, across nine models spanning 0.5B to 671B parameters, using frontloaded in-context learning to expose encoding-to-retrieval dynamics without weight updates. Generalisation to natural knowledge domains is a direct next-step empirical extension of the approach applied here.</w:t>
+      </w:r>
+    </w:p>
+    <w:p>
+      <w:pPr>
+        <w:pStyle w:val="Brdtekst"/>
+      </w:pPr>
+      <w:r>
+        <w:t xml:space="preserve">Three findings follow. </w:t>
+      </w:r>
+      <w:r>
+        <w:rPr>
+          <w:b/>
+          <w:bCs/>
+        </w:rPr>
+        <w:t>Finding 1</w:t>
+      </w:r>
+      <w:r>
+        <w:t xml:space="preserve">: Application scales monotonically with capacity (Spearman ρ = +1.000 on the Qwen2.5 sub-ladder, n=5, p = 0.0083 one-tailed / 0.0167 two-tailed; cross-family panel ρ = +0.92, n=9, p = 0.0005 two-tailed; slope +40.8 percentage points per decade). Cloze does not. </w:t>
+      </w:r>
+      <w:r>
+        <w:rPr>
+          <w:b/>
+          <w:bCs/>
+        </w:rPr>
+        <w:t>Finding 2</w:t>
+      </w:r>
+      <w:r>
+        <w:t xml:space="preserve">: The bottleneck migrates with capacity — at 0.5B, retrieval fails; at 14B, retrieval is saturated and 36% of questions show a “retrieval succeeds, derivation fails” pattern. </w:t>
+      </w:r>
+      <w:r>
+        <w:rPr>
+          <w:b/>
+          <w:bCs/>
+        </w:rPr>
+        <w:t>Finding 3</w:t>
+      </w:r>
+      <w:r>
+        <w:t xml:space="preserve">: Mixture-of-Experts (MoE) models scale on </w:t>
+      </w:r>
+      <w:r>
+        <w:rPr>
+          <w:b/>
+          <w:bCs/>
+        </w:rPr>
+        <w:t>active</w:t>
+      </w:r>
+      <w:r>
+        <w:t xml:space="preserve"> parameters, not total. A 235B MoE with 22B active parameters behaves on application tasks like a 22B dense model (active-parameter projection within 3pp of actual; total-parameter projection off by 33pp).</w:t>
+      </w:r>
+    </w:p>
+    <w:p>
+      <w:pPr>
+        <w:pStyle w:val="Brdtekst"/>
+      </w:pPr>
+      <w:r>
+        <w:t xml:space="preserve">Throughout this work we use </w:t>
+      </w:r>
+      <w:r>
+        <w:rPr>
+          <w:b/>
+          <w:bCs/>
+        </w:rPr>
+        <w:t>frontloaded in-context learning</w:t>
+      </w:r>
+      <w:r>
+        <w:t xml:space="preserve"> (ICL; Brown et al. 2020) as the methodological instrument — presenting all 47 training facts in the prompt followed by one question, with per-token logprobs captured on the answer. ICL implements an implicit gradient-descent-like operation in activation space (Dai et al. 2022; Akyürek et al. 2022), so the per-token competing-routes signal on the answer reads the same underlying route-competition that fine-tuning would have crystallised into weights. </w:t>
+      </w:r>
+      <w:r>
+        <w:rPr>
+          <w:b/>
+          <w:bCs/>
+        </w:rPr>
+        <w:t>For encoding-to-retrieval studies of the kind reported here, we recommend ICL as the operational instrument in place of fine-tuning</w:t>
+      </w:r>
+      <w:r>
+        <w:t xml:space="preserve"> when persistence is not required: it is fast (~5 seconds per inference vs. hours for FT), cheap (cents vs. dollars per measurement), unified across model families, and produces dense friction data (six statistics per inference). The recommendation is a methodological position, not a novel technique — ICL itself is well-established. Caveats: ICL is bounded by the context window and is ephemeral to each prompt, so FT remains necessary for large knowledge bases, persistence studies, and route-overwrite experiments. The substrate-mechanistic comparison of ICL with LoRA fine-tuning at multiple training budgets — and the implications for current LLM practice — is developed in the companion paper Paper 2B (Pødenphant Lund 2026X).</w:t>
+      </w:r>
+    </w:p>
+    <w:p>
+      <w:pPr>
+        <w:pStyle w:val="Brdtekst"/>
+      </w:pPr>
+      <w:r>
+        <w:rPr>
+          <w:b/>
+          <w:bCs/>
+        </w:rPr>
+        <w:t>Implications.</w:t>
+      </w:r>
+      <w:r>
+        <w:t xml:space="preserve"> Capacity is single-axis but loads task types differentially. Cloze is indexing-bound; application is composition-bound. The three-dimensional friction framework (magnitude, distribution, rhythm) from Paper 1 decomposes the C-axis into corresponding operational handles. Paper 4 systematically tests these handles across classical learning phenomena.</w:t>
+      </w:r>
+    </w:p>
+    <w:p>
+      <w:pPr>
+        <w:pStyle w:val="Overskrift2"/>
+      </w:pPr>
+      <w:bookmarkStart w:id="3" w:name="table-of-contents"/>
+      <w:bookmarkStart w:id="4" w:name="_Toc229409677"/>
+      <w:bookmarkEnd w:id="1"/>
+      <w:r>
+        <w:lastRenderedPageBreak/>
+        <w:t>Table of Contents</w:t>
+      </w:r>
+      <w:bookmarkEnd w:id="4"/>
     </w:p>
     <w:sdt>
       <w:sdtPr>
         <w:rPr>
-          <w:rFonts w:asciiTheme="minorHAnsi" w:eastAsiaTheme="minorEastAsia" w:hAnsiTheme="minorHAnsi" w:cstheme="minorBidi"/>
-          <w:color w:val="auto"/>
-          <w:sz w:val="24"/>
-          <w:szCs w:val="24"/>
-        </w:rPr>
-        <w:id w:val="1402097302"/>
+          <w:lang w:val="da-DK"/>
+        </w:rPr>
+        <w:id w:val="-418024313"/>
         <w:docPartObj>
           <w:docPartGallery w:val="Table of Contents"/>
           <w:docPartUnique/>
         </w:docPartObj>
       </w:sdtPr>
+      <w:sdtEndPr>
+        <w:rPr>
+          <w:rFonts w:asciiTheme="minorHAnsi" w:eastAsiaTheme="minorEastAsia" w:hAnsiTheme="minorHAnsi" w:cstheme="minorBidi"/>
+          <w:b/>
+          <w:bCs/>
+          <w:color w:val="auto"/>
+          <w:sz w:val="24"/>
+          <w:szCs w:val="24"/>
+          <w:lang w:val="en-US"/>
+        </w:rPr>
+      </w:sdtEndPr>
       <w:sdtContent>
         <w:p>
           <w:pPr>
             <w:pStyle w:val="Overskrift"/>
           </w:pPr>
-          <w:r>
-            <w:t>Table of Contents</w:t>
-          </w:r>
         </w:p>
         <w:p>
           <w:pPr>
-            <w:pStyle w:val="Indholdsfortegnelse1"/>
+            <w:pStyle w:val="Indholdsfortegnelse2"/>
             <w:tabs>
-              <w:tab w:val="left" w:pos="480"/>
               <w:tab w:val="right" w:leader="dot" w:pos="9962"/>
             </w:tabs>
             <w:rPr>
@@ -119,44 +369,28 @@
             <w:fldChar w:fldCharType="begin"/>
           </w:r>
           <w:r>
-            <w:instrText>TOC \o "1-3" \h \z \u</w:instrText>
+            <w:instrText xml:space="preserve"> TOC \o "1-3" \h \z \u </w:instrText>
           </w:r>
           <w:r>
             <w:fldChar w:fldCharType="separate"/>
           </w:r>
-          <w:hyperlink w:anchor="_Toc228740349" w:history="1">
+          <w:hyperlink w:anchor="_Toc229409676" w:history="1">
             <w:r>
               <w:rPr>
                 <w:rStyle w:val="Hyperlink"/>
                 <w:noProof/>
               </w:rPr>
-              <w:t>1</w:t>
-            </w:r>
-            <w:r>
-              <w:rPr>
-                <w:noProof/>
-                <w:kern w:val="2"/>
-                <w:lang w:val="da-DK" w:eastAsia="da-DK"/>
-                <w14:ligatures w14:val="standardContextual"/>
+              <w:t>0. Abstract</w:t>
+            </w:r>
+            <w:r>
+              <w:rPr>
+                <w:noProof/>
+                <w:webHidden/>
               </w:rPr>
               <w:tab/>
             </w:r>
             <w:r>
               <w:rPr>
-                <w:rStyle w:val="Hyperlink"/>
-                <w:noProof/>
-              </w:rPr>
-              <w:t>Capacity Scaling of Encoding-Through-Loading: Application vs. Cloze Asymmetry Across Three Orders of Magnitude</w:t>
-            </w:r>
-            <w:r>
-              <w:rPr>
-                <w:noProof/>
-                <w:webHidden/>
-              </w:rPr>
-              <w:tab/>
-            </w:r>
-            <w:r>
-              <w:rPr>
                 <w:noProof/>
                 <w:webHidden/>
               </w:rPr>
@@ -167,7 +401,7 @@
                 <w:noProof/>
                 <w:webHidden/>
               </w:rPr>
-              <w:instrText xml:space="preserve"> PAGEREF _Toc228740349 \h </w:instrText>
+              <w:instrText xml:space="preserve"> PAGEREF _Toc229409676 \h </w:instrText>
             </w:r>
             <w:r>
               <w:rPr>
@@ -202,7 +436,6 @@
           <w:pPr>
             <w:pStyle w:val="Indholdsfortegnelse2"/>
             <w:tabs>
-              <w:tab w:val="left" w:pos="960"/>
               <w:tab w:val="right" w:leader="dot" w:pos="9962"/>
             </w:tabs>
             <w:rPr>
@@ -212,39 +445,23 @@
               <w14:ligatures w14:val="standardContextual"/>
             </w:rPr>
           </w:pPr>
-          <w:hyperlink w:anchor="_Toc228740350" w:history="1">
+          <w:hyperlink w:anchor="_Toc229409677" w:history="1">
             <w:r>
               <w:rPr>
                 <w:rStyle w:val="Hyperlink"/>
                 <w:noProof/>
               </w:rPr>
-              <w:t>1.1</w:t>
-            </w:r>
-            <w:r>
-              <w:rPr>
-                <w:noProof/>
-                <w:kern w:val="2"/>
-                <w:lang w:val="da-DK" w:eastAsia="da-DK"/>
-                <w14:ligatures w14:val="standardContextual"/>
+              <w:t>Table of Contents</w:t>
+            </w:r>
+            <w:r>
+              <w:rPr>
+                <w:noProof/>
+                <w:webHidden/>
               </w:rPr>
               <w:tab/>
             </w:r>
             <w:r>
               <w:rPr>
-                <w:rStyle w:val="Hyperlink"/>
-                <w:noProof/>
-              </w:rPr>
-              <w:t>0. Abstract</w:t>
-            </w:r>
-            <w:r>
-              <w:rPr>
-                <w:noProof/>
-                <w:webHidden/>
-              </w:rPr>
-              <w:tab/>
-            </w:r>
-            <w:r>
-              <w:rPr>
                 <w:noProof/>
                 <w:webHidden/>
               </w:rPr>
@@ -255,7 +472,7 @@
                 <w:noProof/>
                 <w:webHidden/>
               </w:rPr>
-              <w:instrText xml:space="preserve"> PAGEREF _Toc228740350 \h </w:instrText>
+              <w:instrText xml:space="preserve"> PAGEREF _Toc229409677 \h </w:instrText>
             </w:r>
             <w:r>
               <w:rPr>
@@ -275,7 +492,7 @@
                 <w:noProof/>
                 <w:webHidden/>
               </w:rPr>
-              <w:t>2</w:t>
+              <w:t>3</w:t>
             </w:r>
             <w:r>
               <w:rPr>
@@ -290,7 +507,6 @@
           <w:pPr>
             <w:pStyle w:val="Indholdsfortegnelse2"/>
             <w:tabs>
-              <w:tab w:val="left" w:pos="960"/>
               <w:tab w:val="right" w:leader="dot" w:pos="9962"/>
             </w:tabs>
             <w:rPr>
@@ -300,39 +516,23 @@
               <w14:ligatures w14:val="standardContextual"/>
             </w:rPr>
           </w:pPr>
-          <w:hyperlink w:anchor="_Toc228740351" w:history="1">
+          <w:hyperlink w:anchor="_Toc229409678" w:history="1">
             <w:r>
               <w:rPr>
                 <w:rStyle w:val="Hyperlink"/>
                 <w:noProof/>
               </w:rPr>
-              <w:t>1.2</w:t>
-            </w:r>
-            <w:r>
-              <w:rPr>
-                <w:noProof/>
-                <w:kern w:val="2"/>
-                <w:lang w:val="da-DK" w:eastAsia="da-DK"/>
-                <w14:ligatures w14:val="standardContextual"/>
+              <w:t>1. Introduction</w:t>
+            </w:r>
+            <w:r>
+              <w:rPr>
+                <w:noProof/>
+                <w:webHidden/>
               </w:rPr>
               <w:tab/>
             </w:r>
             <w:r>
               <w:rPr>
-                <w:rStyle w:val="Hyperlink"/>
-                <w:noProof/>
-              </w:rPr>
-              <w:t>1. Introduction</w:t>
-            </w:r>
-            <w:r>
-              <w:rPr>
-                <w:noProof/>
-                <w:webHidden/>
-              </w:rPr>
-              <w:tab/>
-            </w:r>
-            <w:r>
-              <w:rPr>
                 <w:noProof/>
                 <w:webHidden/>
               </w:rPr>
@@ -343,7 +543,7 @@
                 <w:noProof/>
                 <w:webHidden/>
               </w:rPr>
-              <w:instrText xml:space="preserve"> PAGEREF _Toc228740351 \h </w:instrText>
+              <w:instrText xml:space="preserve"> PAGEREF _Toc229409678 \h </w:instrText>
             </w:r>
             <w:r>
               <w:rPr>
@@ -363,7 +563,7 @@
                 <w:noProof/>
                 <w:webHidden/>
               </w:rPr>
-              <w:t>3</w:t>
+              <w:t>4</w:t>
             </w:r>
             <w:r>
               <w:rPr>
@@ -378,7 +578,6 @@
           <w:pPr>
             <w:pStyle w:val="Indholdsfortegnelse2"/>
             <w:tabs>
-              <w:tab w:val="left" w:pos="960"/>
               <w:tab w:val="right" w:leader="dot" w:pos="9962"/>
             </w:tabs>
             <w:rPr>
@@ -388,39 +587,23 @@
               <w14:ligatures w14:val="standardContextual"/>
             </w:rPr>
           </w:pPr>
-          <w:hyperlink w:anchor="_Toc228740352" w:history="1">
+          <w:hyperlink w:anchor="_Toc229409679" w:history="1">
             <w:r>
               <w:rPr>
                 <w:rStyle w:val="Hyperlink"/>
                 <w:noProof/>
               </w:rPr>
-              <w:t>1.3</w:t>
-            </w:r>
-            <w:r>
-              <w:rPr>
-                <w:noProof/>
-                <w:kern w:val="2"/>
-                <w:lang w:val="da-DK" w:eastAsia="da-DK"/>
-                <w14:ligatures w14:val="standardContextual"/>
+              <w:t>2. Empirical capacity scaling on the Zorbetik domain</w:t>
+            </w:r>
+            <w:r>
+              <w:rPr>
+                <w:noProof/>
+                <w:webHidden/>
               </w:rPr>
               <w:tab/>
             </w:r>
             <w:r>
               <w:rPr>
-                <w:rStyle w:val="Hyperlink"/>
-                <w:noProof/>
-              </w:rPr>
-              <w:t>2. Empirical capacity scaling on the Zorbetik domain</w:t>
-            </w:r>
-            <w:r>
-              <w:rPr>
-                <w:noProof/>
-                <w:webHidden/>
-              </w:rPr>
-              <w:tab/>
-            </w:r>
-            <w:r>
-              <w:rPr>
                 <w:noProof/>
                 <w:webHidden/>
               </w:rPr>
@@ -431,7 +614,7 @@
                 <w:noProof/>
                 <w:webHidden/>
               </w:rPr>
-              <w:instrText xml:space="preserve"> PAGEREF _Toc228740352 \h </w:instrText>
+              <w:instrText xml:space="preserve"> PAGEREF _Toc229409679 \h </w:instrText>
             </w:r>
             <w:r>
               <w:rPr>
@@ -451,7 +634,7 @@
                 <w:noProof/>
                 <w:webHidden/>
               </w:rPr>
-              <w:t>4</w:t>
+              <w:t>5</w:t>
             </w:r>
             <w:r>
               <w:rPr>
@@ -466,7 +649,6 @@
           <w:pPr>
             <w:pStyle w:val="Indholdsfortegnelse3"/>
             <w:tabs>
-              <w:tab w:val="left" w:pos="1440"/>
               <w:tab w:val="right" w:leader="dot" w:pos="9962"/>
             </w:tabs>
             <w:rPr>
@@ -476,39 +658,23 @@
               <w14:ligatures w14:val="standardContextual"/>
             </w:rPr>
           </w:pPr>
-          <w:hyperlink w:anchor="_Toc228740353" w:history="1">
+          <w:hyperlink w:anchor="_Toc229409680" w:history="1">
             <w:r>
               <w:rPr>
                 <w:rStyle w:val="Hyperlink"/>
                 <w:noProof/>
               </w:rPr>
-              <w:t>1.3.1</w:t>
-            </w:r>
-            <w:r>
-              <w:rPr>
-                <w:noProof/>
-                <w:kern w:val="2"/>
-                <w:lang w:val="da-DK" w:eastAsia="da-DK"/>
-                <w14:ligatures w14:val="standardContextual"/>
+              <w:t>2.1 Design</w:t>
+            </w:r>
+            <w:r>
+              <w:rPr>
+                <w:noProof/>
+                <w:webHidden/>
               </w:rPr>
               <w:tab/>
             </w:r>
             <w:r>
               <w:rPr>
-                <w:rStyle w:val="Hyperlink"/>
-                <w:noProof/>
-              </w:rPr>
-              <w:t>2.1 Design</w:t>
-            </w:r>
-            <w:r>
-              <w:rPr>
-                <w:noProof/>
-                <w:webHidden/>
-              </w:rPr>
-              <w:tab/>
-            </w:r>
-            <w:r>
-              <w:rPr>
                 <w:noProof/>
                 <w:webHidden/>
               </w:rPr>
@@ -519,7 +685,7 @@
                 <w:noProof/>
                 <w:webHidden/>
               </w:rPr>
-              <w:instrText xml:space="preserve"> PAGEREF _Toc228740353 \h </w:instrText>
+              <w:instrText xml:space="preserve"> PAGEREF _Toc229409680 \h </w:instrText>
             </w:r>
             <w:r>
               <w:rPr>
@@ -539,7 +705,7 @@
                 <w:noProof/>
                 <w:webHidden/>
               </w:rPr>
-              <w:t>4</w:t>
+              <w:t>5</w:t>
             </w:r>
             <w:r>
               <w:rPr>
@@ -554,7 +720,6 @@
           <w:pPr>
             <w:pStyle w:val="Indholdsfortegnelse3"/>
             <w:tabs>
-              <w:tab w:val="left" w:pos="1440"/>
               <w:tab w:val="right" w:leader="dot" w:pos="9962"/>
             </w:tabs>
             <w:rPr>
@@ -564,39 +729,23 @@
               <w14:ligatures w14:val="standardContextual"/>
             </w:rPr>
           </w:pPr>
-          <w:hyperlink w:anchor="_Toc228740354" w:history="1">
+          <w:hyperlink w:anchor="_Toc229409681" w:history="1">
             <w:r>
               <w:rPr>
                 <w:rStyle w:val="Hyperlink"/>
                 <w:noProof/>
               </w:rPr>
-              <w:t>1.3.2</w:t>
-            </w:r>
-            <w:r>
-              <w:rPr>
-                <w:noProof/>
-                <w:kern w:val="2"/>
-                <w:lang w:val="da-DK" w:eastAsia="da-DK"/>
-                <w14:ligatures w14:val="standardContextual"/>
+              <w:t>2.2 Finding 1 — Application scales monotonically, cloze does not</w:t>
+            </w:r>
+            <w:r>
+              <w:rPr>
+                <w:noProof/>
+                <w:webHidden/>
               </w:rPr>
               <w:tab/>
             </w:r>
             <w:r>
               <w:rPr>
-                <w:rStyle w:val="Hyperlink"/>
-                <w:noProof/>
-              </w:rPr>
-              <w:t>2.2 Finding 1 — Application scales monotonically, cloze does not</w:t>
-            </w:r>
-            <w:r>
-              <w:rPr>
-                <w:noProof/>
-                <w:webHidden/>
-              </w:rPr>
-              <w:tab/>
-            </w:r>
-            <w:r>
-              <w:rPr>
                 <w:noProof/>
                 <w:webHidden/>
               </w:rPr>
@@ -607,7 +756,7 @@
                 <w:noProof/>
                 <w:webHidden/>
               </w:rPr>
-              <w:instrText xml:space="preserve"> PAGEREF _Toc228740354 \h </w:instrText>
+              <w:instrText xml:space="preserve"> PAGEREF _Toc229409681 \h </w:instrText>
             </w:r>
             <w:r>
               <w:rPr>
@@ -627,7 +776,7 @@
                 <w:noProof/>
                 <w:webHidden/>
               </w:rPr>
-              <w:t>5</w:t>
+              <w:t>6</w:t>
             </w:r>
             <w:r>
               <w:rPr>
@@ -642,7 +791,6 @@
           <w:pPr>
             <w:pStyle w:val="Indholdsfortegnelse3"/>
             <w:tabs>
-              <w:tab w:val="left" w:pos="1440"/>
               <w:tab w:val="right" w:leader="dot" w:pos="9962"/>
             </w:tabs>
             <w:rPr>
@@ -652,39 +800,23 @@
               <w14:ligatures w14:val="standardContextual"/>
             </w:rPr>
           </w:pPr>
-          <w:hyperlink w:anchor="_Toc228740355" w:history="1">
+          <w:hyperlink w:anchor="_Toc229409682" w:history="1">
             <w:r>
               <w:rPr>
                 <w:rStyle w:val="Hyperlink"/>
                 <w:noProof/>
               </w:rPr>
-              <w:t>1.3.3</w:t>
-            </w:r>
-            <w:r>
-              <w:rPr>
-                <w:noProof/>
-                <w:kern w:val="2"/>
-                <w:lang w:val="da-DK" w:eastAsia="da-DK"/>
-                <w14:ligatures w14:val="standardContextual"/>
+              <w:t>2.3 Methodological note — why this is not an “emergence mirage”</w:t>
+            </w:r>
+            <w:r>
+              <w:rPr>
+                <w:noProof/>
+                <w:webHidden/>
               </w:rPr>
               <w:tab/>
             </w:r>
             <w:r>
               <w:rPr>
-                <w:rStyle w:val="Hyperlink"/>
-                <w:noProof/>
-              </w:rPr>
-              <w:t>2.3 Methodological note — why this is not an “emergence mirage”</w:t>
-            </w:r>
-            <w:r>
-              <w:rPr>
-                <w:noProof/>
-                <w:webHidden/>
-              </w:rPr>
-              <w:tab/>
-            </w:r>
-            <w:r>
-              <w:rPr>
                 <w:noProof/>
                 <w:webHidden/>
               </w:rPr>
@@ -695,7 +827,7 @@
                 <w:noProof/>
                 <w:webHidden/>
               </w:rPr>
-              <w:instrText xml:space="preserve"> PAGEREF _Toc228740355 \h </w:instrText>
+              <w:instrText xml:space="preserve"> PAGEREF _Toc229409682 \h </w:instrText>
             </w:r>
             <w:r>
               <w:rPr>
@@ -730,7 +862,6 @@
           <w:pPr>
             <w:pStyle w:val="Indholdsfortegnelse3"/>
             <w:tabs>
-              <w:tab w:val="left" w:pos="1440"/>
               <w:tab w:val="right" w:leader="dot" w:pos="9962"/>
             </w:tabs>
             <w:rPr>
@@ -740,39 +871,23 @@
               <w14:ligatures w14:val="standardContextual"/>
             </w:rPr>
           </w:pPr>
-          <w:hyperlink w:anchor="_Toc228740356" w:history="1">
+          <w:hyperlink w:anchor="_Toc229409683" w:history="1">
             <w:r>
               <w:rPr>
                 <w:rStyle w:val="Hyperlink"/>
                 <w:noProof/>
               </w:rPr>
-              <w:t>1.3.4</w:t>
-            </w:r>
-            <w:r>
-              <w:rPr>
-                <w:noProof/>
-                <w:kern w:val="2"/>
-                <w:lang w:val="da-DK" w:eastAsia="da-DK"/>
-                <w14:ligatures w14:val="standardContextual"/>
+              <w:t>2.4 Finding 2 — Bottleneck migrates with capacity</w:t>
+            </w:r>
+            <w:r>
+              <w:rPr>
+                <w:noProof/>
+                <w:webHidden/>
               </w:rPr>
               <w:tab/>
             </w:r>
             <w:r>
               <w:rPr>
-                <w:rStyle w:val="Hyperlink"/>
-                <w:noProof/>
-              </w:rPr>
-              <w:t>2.4 Finding 2 — Bottleneck migrates with capacity</w:t>
-            </w:r>
-            <w:r>
-              <w:rPr>
-                <w:noProof/>
-                <w:webHidden/>
-              </w:rPr>
-              <w:tab/>
-            </w:r>
-            <w:r>
-              <w:rPr>
                 <w:noProof/>
                 <w:webHidden/>
               </w:rPr>
@@ -783,7 +898,7 @@
                 <w:noProof/>
                 <w:webHidden/>
               </w:rPr>
-              <w:instrText xml:space="preserve"> PAGEREF _Toc228740356 \h </w:instrText>
+              <w:instrText xml:space="preserve"> PAGEREF _Toc229409683 \h </w:instrText>
             </w:r>
             <w:r>
               <w:rPr>
@@ -803,7 +918,7 @@
                 <w:noProof/>
                 <w:webHidden/>
               </w:rPr>
-              <w:t>6</w:t>
+              <w:t>7</w:t>
             </w:r>
             <w:r>
               <w:rPr>
@@ -818,7 +933,6 @@
           <w:pPr>
             <w:pStyle w:val="Indholdsfortegnelse3"/>
             <w:tabs>
-              <w:tab w:val="left" w:pos="1440"/>
               <w:tab w:val="right" w:leader="dot" w:pos="9962"/>
             </w:tabs>
             <w:rPr>
@@ -828,39 +942,23 @@
               <w14:ligatures w14:val="standardContextual"/>
             </w:rPr>
           </w:pPr>
-          <w:hyperlink w:anchor="_Toc228740357" w:history="1">
+          <w:hyperlink w:anchor="_Toc229409684" w:history="1">
             <w:r>
               <w:rPr>
                 <w:rStyle w:val="Hyperlink"/>
                 <w:noProof/>
               </w:rPr>
-              <w:t>1.3.5</w:t>
-            </w:r>
-            <w:r>
-              <w:rPr>
-                <w:noProof/>
-                <w:kern w:val="2"/>
-                <w:lang w:val="da-DK" w:eastAsia="da-DK"/>
-                <w14:ligatures w14:val="standardContextual"/>
+              <w:t>2.5 Finding 3 — MoE scales on ACTIVE parameters, not TOTAL</w:t>
+            </w:r>
+            <w:r>
+              <w:rPr>
+                <w:noProof/>
+                <w:webHidden/>
               </w:rPr>
               <w:tab/>
             </w:r>
             <w:r>
               <w:rPr>
-                <w:rStyle w:val="Hyperlink"/>
-                <w:noProof/>
-              </w:rPr>
-              <w:t>2.5 Finding 3 — MoE scales on ACTIVE parameters, not TOTAL</w:t>
-            </w:r>
-            <w:r>
-              <w:rPr>
-                <w:noProof/>
-                <w:webHidden/>
-              </w:rPr>
-              <w:tab/>
-            </w:r>
-            <w:r>
-              <w:rPr>
                 <w:noProof/>
                 <w:webHidden/>
               </w:rPr>
@@ -871,7 +969,7 @@
                 <w:noProof/>
                 <w:webHidden/>
               </w:rPr>
-              <w:instrText xml:space="preserve"> PAGEREF _Toc228740357 \h </w:instrText>
+              <w:instrText xml:space="preserve"> PAGEREF _Toc229409684 \h </w:instrText>
             </w:r>
             <w:r>
               <w:rPr>
@@ -891,7 +989,7 @@
                 <w:noProof/>
                 <w:webHidden/>
               </w:rPr>
-              <w:t>6</w:t>
+              <w:t>7</w:t>
             </w:r>
             <w:r>
               <w:rPr>
@@ -906,7 +1004,6 @@
           <w:pPr>
             <w:pStyle w:val="Indholdsfortegnelse3"/>
             <w:tabs>
-              <w:tab w:val="left" w:pos="1440"/>
               <w:tab w:val="right" w:leader="dot" w:pos="9962"/>
             </w:tabs>
             <w:rPr>
@@ -916,39 +1013,23 @@
               <w14:ligatures w14:val="standardContextual"/>
             </w:rPr>
           </w:pPr>
-          <w:hyperlink w:anchor="_Toc228740358" w:history="1">
+          <w:hyperlink w:anchor="_Toc229409685" w:history="1">
             <w:r>
               <w:rPr>
                 <w:rStyle w:val="Hyperlink"/>
                 <w:noProof/>
               </w:rPr>
-              <w:t>1.3.6</w:t>
-            </w:r>
-            <w:r>
-              <w:rPr>
-                <w:noProof/>
-                <w:kern w:val="2"/>
-                <w:lang w:val="da-DK" w:eastAsia="da-DK"/>
-                <w14:ligatures w14:val="standardContextual"/>
+              <w:t>2.6 Theoretical interpretation</w:t>
+            </w:r>
+            <w:r>
+              <w:rPr>
+                <w:noProof/>
+                <w:webHidden/>
               </w:rPr>
               <w:tab/>
             </w:r>
             <w:r>
               <w:rPr>
-                <w:rStyle w:val="Hyperlink"/>
-                <w:noProof/>
-              </w:rPr>
-              <w:t>2.6 Theoretical interpretation</w:t>
-            </w:r>
-            <w:r>
-              <w:rPr>
-                <w:noProof/>
-                <w:webHidden/>
-              </w:rPr>
-              <w:tab/>
-            </w:r>
-            <w:r>
-              <w:rPr>
                 <w:noProof/>
                 <w:webHidden/>
               </w:rPr>
@@ -959,7 +1040,7 @@
                 <w:noProof/>
                 <w:webHidden/>
               </w:rPr>
-              <w:instrText xml:space="preserve"> PAGEREF _Toc228740358 \h </w:instrText>
+              <w:instrText xml:space="preserve"> PAGEREF _Toc229409685 \h </w:instrText>
             </w:r>
             <w:r>
               <w:rPr>
@@ -979,7 +1060,7 @@
                 <w:noProof/>
                 <w:webHidden/>
               </w:rPr>
-              <w:t>7</w:t>
+              <w:t>8</w:t>
             </w:r>
             <w:r>
               <w:rPr>
@@ -994,7 +1075,6 @@
           <w:pPr>
             <w:pStyle w:val="Indholdsfortegnelse3"/>
             <w:tabs>
-              <w:tab w:val="left" w:pos="1440"/>
               <w:tab w:val="right" w:leader="dot" w:pos="9962"/>
             </w:tabs>
             <w:rPr>
@@ -1004,39 +1084,23 @@
               <w14:ligatures w14:val="standardContextual"/>
             </w:rPr>
           </w:pPr>
-          <w:hyperlink w:anchor="_Toc228740359" w:history="1">
+          <w:hyperlink w:anchor="_Toc229409686" w:history="1">
             <w:r>
               <w:rPr>
                 <w:rStyle w:val="Hyperlink"/>
                 <w:noProof/>
               </w:rPr>
-              <w:t>1.3.7</w:t>
-            </w:r>
-            <w:r>
-              <w:rPr>
-                <w:noProof/>
-                <w:kern w:val="2"/>
-                <w:lang w:val="da-DK" w:eastAsia="da-DK"/>
-                <w14:ligatures w14:val="standardContextual"/>
+              <w:t>2.7 Yerkes-Dodson connection (forward reference)</w:t>
+            </w:r>
+            <w:r>
+              <w:rPr>
+                <w:noProof/>
+                <w:webHidden/>
               </w:rPr>
               <w:tab/>
             </w:r>
             <w:r>
               <w:rPr>
-                <w:rStyle w:val="Hyperlink"/>
-                <w:noProof/>
-              </w:rPr>
-              <w:t>2.7 Yerkes-Dodson connection (forward reference)</w:t>
-            </w:r>
-            <w:r>
-              <w:rPr>
-                <w:noProof/>
-                <w:webHidden/>
-              </w:rPr>
-              <w:tab/>
-            </w:r>
-            <w:r>
-              <w:rPr>
                 <w:noProof/>
                 <w:webHidden/>
               </w:rPr>
@@ -1047,7 +1111,7 @@
                 <w:noProof/>
                 <w:webHidden/>
               </w:rPr>
-              <w:instrText xml:space="preserve"> PAGEREF _Toc228740359 \h </w:instrText>
+              <w:instrText xml:space="preserve"> PAGEREF _Toc229409686 \h </w:instrText>
             </w:r>
             <w:r>
               <w:rPr>
@@ -1082,7 +1146,6 @@
           <w:pPr>
             <w:pStyle w:val="Indholdsfortegnelse3"/>
             <w:tabs>
-              <w:tab w:val="left" w:pos="1440"/>
               <w:tab w:val="right" w:leader="dot" w:pos="9962"/>
             </w:tabs>
             <w:rPr>
@@ -1092,39 +1155,23 @@
               <w14:ligatures w14:val="standardContextual"/>
             </w:rPr>
           </w:pPr>
-          <w:hyperlink w:anchor="_Toc228740360" w:history="1">
+          <w:hyperlink w:anchor="_Toc229409687" w:history="1">
             <w:r>
               <w:rPr>
                 <w:rStyle w:val="Hyperlink"/>
                 <w:noProof/>
               </w:rPr>
-              <w:t>1.3.8</w:t>
-            </w:r>
-            <w:r>
-              <w:rPr>
-                <w:noProof/>
-                <w:kern w:val="2"/>
-                <w:lang w:val="da-DK" w:eastAsia="da-DK"/>
-                <w14:ligatures w14:val="standardContextual"/>
+              <w:t>2.8 A note on what first-token friction measures</w:t>
+            </w:r>
+            <w:r>
+              <w:rPr>
+                <w:noProof/>
+                <w:webHidden/>
               </w:rPr>
               <w:tab/>
             </w:r>
             <w:r>
               <w:rPr>
-                <w:rStyle w:val="Hyperlink"/>
-                <w:noProof/>
-              </w:rPr>
-              <w:t>2.8 A note on what first-token friction measures</w:t>
-            </w:r>
-            <w:r>
-              <w:rPr>
-                <w:noProof/>
-                <w:webHidden/>
-              </w:rPr>
-              <w:tab/>
-            </w:r>
-            <w:r>
-              <w:rPr>
                 <w:noProof/>
                 <w:webHidden/>
               </w:rPr>
@@ -1135,7 +1182,7 @@
                 <w:noProof/>
                 <w:webHidden/>
               </w:rPr>
-              <w:instrText xml:space="preserve"> PAGEREF _Toc228740360 \h </w:instrText>
+              <w:instrText xml:space="preserve"> PAGEREF _Toc229409687 \h </w:instrText>
             </w:r>
             <w:r>
               <w:rPr>
@@ -1170,7 +1217,6 @@
           <w:pPr>
             <w:pStyle w:val="Indholdsfortegnelse3"/>
             <w:tabs>
-              <w:tab w:val="left" w:pos="1440"/>
               <w:tab w:val="right" w:leader="dot" w:pos="9962"/>
             </w:tabs>
             <w:rPr>
@@ -1180,39 +1226,23 @@
               <w14:ligatures w14:val="standardContextual"/>
             </w:rPr>
           </w:pPr>
-          <w:hyperlink w:anchor="_Toc228740361" w:history="1">
+          <w:hyperlink w:anchor="_Toc229409688" w:history="1">
             <w:r>
               <w:rPr>
                 <w:rStyle w:val="Hyperlink"/>
                 <w:noProof/>
               </w:rPr>
-              <w:t>1.3.9</w:t>
-            </w:r>
-            <w:r>
-              <w:rPr>
-                <w:noProof/>
-                <w:kern w:val="2"/>
-                <w:lang w:val="da-DK" w:eastAsia="da-DK"/>
-                <w14:ligatures w14:val="standardContextual"/>
+              <w:t>2.9 Caveats</w:t>
+            </w:r>
+            <w:r>
+              <w:rPr>
+                <w:noProof/>
+                <w:webHidden/>
               </w:rPr>
               <w:tab/>
             </w:r>
             <w:r>
               <w:rPr>
-                <w:rStyle w:val="Hyperlink"/>
-                <w:noProof/>
-              </w:rPr>
-              <w:t>2.9 Caveats</w:t>
-            </w:r>
-            <w:r>
-              <w:rPr>
-                <w:noProof/>
-                <w:webHidden/>
-              </w:rPr>
-              <w:tab/>
-            </w:r>
-            <w:r>
-              <w:rPr>
                 <w:noProof/>
                 <w:webHidden/>
               </w:rPr>
@@ -1223,7 +1253,7 @@
                 <w:noProof/>
                 <w:webHidden/>
               </w:rPr>
-              <w:instrText xml:space="preserve"> PAGEREF _Toc228740361 \h </w:instrText>
+              <w:instrText xml:space="preserve"> PAGEREF _Toc229409688 \h </w:instrText>
             </w:r>
             <w:r>
               <w:rPr>
@@ -1243,7 +1273,7 @@
                 <w:noProof/>
                 <w:webHidden/>
               </w:rPr>
-              <w:t>8</w:t>
+              <w:t>9</w:t>
             </w:r>
             <w:r>
               <w:rPr>
@@ -1258,7 +1288,6 @@
           <w:pPr>
             <w:pStyle w:val="Indholdsfortegnelse3"/>
             <w:tabs>
-              <w:tab w:val="left" w:pos="1440"/>
               <w:tab w:val="right" w:leader="dot" w:pos="9962"/>
             </w:tabs>
             <w:rPr>
@@ -1268,39 +1297,23 @@
               <w14:ligatures w14:val="standardContextual"/>
             </w:rPr>
           </w:pPr>
-          <w:hyperlink w:anchor="_Toc228740362" w:history="1">
+          <w:hyperlink w:anchor="_Toc229409689" w:history="1">
             <w:r>
               <w:rPr>
                 <w:rStyle w:val="Hyperlink"/>
                 <w:noProof/>
               </w:rPr>
-              <w:t>1.3.10</w:t>
-            </w:r>
-            <w:r>
-              <w:rPr>
-                <w:noProof/>
-                <w:kern w:val="2"/>
-                <w:lang w:val="da-DK" w:eastAsia="da-DK"/>
-                <w14:ligatures w14:val="standardContextual"/>
+              <w:t>2.10 Somatic markers as the field-layer prerequisite for elaborative encoding</w:t>
+            </w:r>
+            <w:r>
+              <w:rPr>
+                <w:noProof/>
+                <w:webHidden/>
               </w:rPr>
               <w:tab/>
             </w:r>
             <w:r>
               <w:rPr>
-                <w:rStyle w:val="Hyperlink"/>
-                <w:noProof/>
-              </w:rPr>
-              <w:t>2.10 Somatic markers as the field-layer prerequisite for elaborative encoding</w:t>
-            </w:r>
-            <w:r>
-              <w:rPr>
-                <w:noProof/>
-                <w:webHidden/>
-              </w:rPr>
-              <w:tab/>
-            </w:r>
-            <w:r>
-              <w:rPr>
                 <w:noProof/>
                 <w:webHidden/>
               </w:rPr>
@@ -1311,7 +1324,7 @@
                 <w:noProof/>
                 <w:webHidden/>
               </w:rPr>
-              <w:instrText xml:space="preserve"> PAGEREF _Toc228740362 \h </w:instrText>
+              <w:instrText xml:space="preserve"> PAGEREF _Toc229409689 \h </w:instrText>
             </w:r>
             <w:r>
               <w:rPr>
@@ -1346,7 +1359,6 @@
           <w:pPr>
             <w:pStyle w:val="Indholdsfortegnelse2"/>
             <w:tabs>
-              <w:tab w:val="left" w:pos="960"/>
               <w:tab w:val="right" w:leader="dot" w:pos="9962"/>
             </w:tabs>
             <w:rPr>
@@ -1356,39 +1368,23 @@
               <w14:ligatures w14:val="standardContextual"/>
             </w:rPr>
           </w:pPr>
-          <w:hyperlink w:anchor="_Toc228740363" w:history="1">
+          <w:hyperlink w:anchor="_Toc229409690" w:history="1">
             <w:r>
               <w:rPr>
                 <w:rStyle w:val="Hyperlink"/>
                 <w:noProof/>
               </w:rPr>
-              <w:t>1.4</w:t>
-            </w:r>
-            <w:r>
-              <w:rPr>
-                <w:noProof/>
-                <w:kern w:val="2"/>
-                <w:lang w:val="da-DK" w:eastAsia="da-DK"/>
-                <w14:ligatures w14:val="standardContextual"/>
+              <w:t>3. Methodological note — frontloaded ICL as fine-tuning substitute</w:t>
+            </w:r>
+            <w:r>
+              <w:rPr>
+                <w:noProof/>
+                <w:webHidden/>
               </w:rPr>
               <w:tab/>
             </w:r>
             <w:r>
               <w:rPr>
-                <w:rStyle w:val="Hyperlink"/>
-                <w:noProof/>
-              </w:rPr>
-              <w:t>3. Frontloaded in-context learning as a fine-tuning substitute</w:t>
-            </w:r>
-            <w:r>
-              <w:rPr>
-                <w:noProof/>
-                <w:webHidden/>
-              </w:rPr>
-              <w:tab/>
-            </w:r>
-            <w:r>
-              <w:rPr>
                 <w:noProof/>
                 <w:webHidden/>
               </w:rPr>
@@ -1399,7 +1395,7 @@
                 <w:noProof/>
                 <w:webHidden/>
               </w:rPr>
-              <w:instrText xml:space="preserve"> PAGEREF _Toc228740363 \h </w:instrText>
+              <w:instrText xml:space="preserve"> PAGEREF _Toc229409690 \h </w:instrText>
             </w:r>
             <w:r>
               <w:rPr>
@@ -1419,7 +1415,7 @@
                 <w:noProof/>
                 <w:webHidden/>
               </w:rPr>
-              <w:t>11</w:t>
+              <w:t>12</w:t>
             </w:r>
             <w:r>
               <w:rPr>
@@ -1434,7 +1430,6 @@
           <w:pPr>
             <w:pStyle w:val="Indholdsfortegnelse2"/>
             <w:tabs>
-              <w:tab w:val="left" w:pos="960"/>
               <w:tab w:val="right" w:leader="dot" w:pos="9962"/>
             </w:tabs>
             <w:rPr>
@@ -1444,39 +1439,23 @@
               <w14:ligatures w14:val="standardContextual"/>
             </w:rPr>
           </w:pPr>
-          <w:hyperlink w:anchor="_Toc228740364" w:history="1">
+          <w:hyperlink w:anchor="_Toc229409691" w:history="1">
             <w:r>
               <w:rPr>
                 <w:rStyle w:val="Hyperlink"/>
                 <w:noProof/>
               </w:rPr>
-              <w:t>1.5</w:t>
-            </w:r>
-            <w:r>
-              <w:rPr>
-                <w:noProof/>
-                <w:kern w:val="2"/>
-                <w:lang w:val="da-DK" w:eastAsia="da-DK"/>
-                <w14:ligatures w14:val="standardContextual"/>
+              <w:t>4. Scope note: encoding-battery and encoding-structure findings</w:t>
+            </w:r>
+            <w:r>
+              <w:rPr>
+                <w:noProof/>
+                <w:webHidden/>
               </w:rPr>
               <w:tab/>
             </w:r>
             <w:r>
               <w:rPr>
-                <w:rStyle w:val="Hyperlink"/>
-                <w:noProof/>
-              </w:rPr>
-              <w:t>4. Scope note: encoding-battery and encoding-structure findings</w:t>
-            </w:r>
-            <w:r>
-              <w:rPr>
-                <w:noProof/>
-                <w:webHidden/>
-              </w:rPr>
-              <w:tab/>
-            </w:r>
-            <w:r>
-              <w:rPr>
                 <w:noProof/>
                 <w:webHidden/>
               </w:rPr>
@@ -1487,7 +1466,7 @@
                 <w:noProof/>
                 <w:webHidden/>
               </w:rPr>
-              <w:instrText xml:space="preserve"> PAGEREF _Toc228740364 \h </w:instrText>
+              <w:instrText xml:space="preserve"> PAGEREF _Toc229409691 \h </w:instrText>
             </w:r>
             <w:r>
               <w:rPr>
@@ -1522,7 +1501,6 @@
           <w:pPr>
             <w:pStyle w:val="Indholdsfortegnelse2"/>
             <w:tabs>
-              <w:tab w:val="left" w:pos="960"/>
               <w:tab w:val="right" w:leader="dot" w:pos="9962"/>
             </w:tabs>
             <w:rPr>
@@ -1532,39 +1510,23 @@
               <w14:ligatures w14:val="standardContextual"/>
             </w:rPr>
           </w:pPr>
-          <w:hyperlink w:anchor="_Toc228740365" w:history="1">
+          <w:hyperlink w:anchor="_Toc229409692" w:history="1">
             <w:r>
               <w:rPr>
                 <w:rStyle w:val="Hyperlink"/>
                 <w:noProof/>
               </w:rPr>
-              <w:t>1.6</w:t>
-            </w:r>
-            <w:r>
-              <w:rPr>
-                <w:noProof/>
-                <w:kern w:val="2"/>
-                <w:lang w:val="da-DK" w:eastAsia="da-DK"/>
-                <w14:ligatures w14:val="standardContextual"/>
+              <w:t>5. Discussion</w:t>
+            </w:r>
+            <w:r>
+              <w:rPr>
+                <w:noProof/>
+                <w:webHidden/>
               </w:rPr>
               <w:tab/>
             </w:r>
             <w:r>
               <w:rPr>
-                <w:rStyle w:val="Hyperlink"/>
-                <w:noProof/>
-              </w:rPr>
-              <w:t>5. Discussion</w:t>
-            </w:r>
-            <w:r>
-              <w:rPr>
-                <w:noProof/>
-                <w:webHidden/>
-              </w:rPr>
-              <w:tab/>
-            </w:r>
-            <w:r>
-              <w:rPr>
                 <w:noProof/>
                 <w:webHidden/>
               </w:rPr>
@@ -1575,7 +1537,7 @@
                 <w:noProof/>
                 <w:webHidden/>
               </w:rPr>
-              <w:instrText xml:space="preserve"> PAGEREF _Toc228740365 \h </w:instrText>
+              <w:instrText xml:space="preserve"> PAGEREF _Toc229409692 \h </w:instrText>
             </w:r>
             <w:r>
               <w:rPr>
@@ -1610,7 +1572,6 @@
           <w:pPr>
             <w:pStyle w:val="Indholdsfortegnelse3"/>
             <w:tabs>
-              <w:tab w:val="left" w:pos="1440"/>
               <w:tab w:val="right" w:leader="dot" w:pos="9962"/>
             </w:tabs>
             <w:rPr>
@@ -1620,39 +1581,23 @@
               <w14:ligatures w14:val="standardContextual"/>
             </w:rPr>
           </w:pPr>
-          <w:hyperlink w:anchor="_Toc228740366" w:history="1">
+          <w:hyperlink w:anchor="_Toc229409693" w:history="1">
             <w:r>
               <w:rPr>
                 <w:rStyle w:val="Hyperlink"/>
                 <w:noProof/>
               </w:rPr>
-              <w:t>1.6.1</w:t>
-            </w:r>
-            <w:r>
-              <w:rPr>
-                <w:noProof/>
-                <w:kern w:val="2"/>
-                <w:lang w:val="da-DK" w:eastAsia="da-DK"/>
-                <w14:ligatures w14:val="standardContextual"/>
+              <w:t>5.1 What this paper establishes</w:t>
+            </w:r>
+            <w:r>
+              <w:rPr>
+                <w:noProof/>
+                <w:webHidden/>
               </w:rPr>
               <w:tab/>
             </w:r>
             <w:r>
               <w:rPr>
-                <w:rStyle w:val="Hyperlink"/>
-                <w:noProof/>
-              </w:rPr>
-              <w:t>5.1 What this paper establishes</w:t>
-            </w:r>
-            <w:r>
-              <w:rPr>
-                <w:noProof/>
-                <w:webHidden/>
-              </w:rPr>
-              <w:tab/>
-            </w:r>
-            <w:r>
-              <w:rPr>
                 <w:noProof/>
                 <w:webHidden/>
               </w:rPr>
@@ -1663,7 +1608,7 @@
                 <w:noProof/>
                 <w:webHidden/>
               </w:rPr>
-              <w:instrText xml:space="preserve"> PAGEREF _Toc228740366 \h </w:instrText>
+              <w:instrText xml:space="preserve"> PAGEREF _Toc229409693 \h </w:instrText>
             </w:r>
             <w:r>
               <w:rPr>
@@ -1698,7 +1643,6 @@
           <w:pPr>
             <w:pStyle w:val="Indholdsfortegnelse3"/>
             <w:tabs>
-              <w:tab w:val="left" w:pos="1440"/>
               <w:tab w:val="right" w:leader="dot" w:pos="9962"/>
             </w:tabs>
             <w:rPr>
@@ -1708,39 +1652,23 @@
               <w14:ligatures w14:val="standardContextual"/>
             </w:rPr>
           </w:pPr>
-          <w:hyperlink w:anchor="_Toc228740367" w:history="1">
+          <w:hyperlink w:anchor="_Toc229409694" w:history="1">
             <w:r>
               <w:rPr>
                 <w:rStyle w:val="Hyperlink"/>
                 <w:noProof/>
               </w:rPr>
-              <w:t>1.6.2</w:t>
-            </w:r>
-            <w:r>
-              <w:rPr>
-                <w:noProof/>
-                <w:kern w:val="2"/>
-                <w:lang w:val="da-DK" w:eastAsia="da-DK"/>
-                <w14:ligatures w14:val="standardContextual"/>
+              <w:t>5.2 Implications for the C-dimension framework</w:t>
+            </w:r>
+            <w:r>
+              <w:rPr>
+                <w:noProof/>
+                <w:webHidden/>
               </w:rPr>
               <w:tab/>
             </w:r>
             <w:r>
               <w:rPr>
-                <w:rStyle w:val="Hyperlink"/>
-                <w:noProof/>
-              </w:rPr>
-              <w:t>5.2 Implications for the C-dimension framework</w:t>
-            </w:r>
-            <w:r>
-              <w:rPr>
-                <w:noProof/>
-                <w:webHidden/>
-              </w:rPr>
-              <w:tab/>
-            </w:r>
-            <w:r>
-              <w:rPr>
                 <w:noProof/>
                 <w:webHidden/>
               </w:rPr>
@@ -1751,7 +1679,7 @@
                 <w:noProof/>
                 <w:webHidden/>
               </w:rPr>
-              <w:instrText xml:space="preserve"> PAGEREF _Toc228740367 \h </w:instrText>
+              <w:instrText xml:space="preserve"> PAGEREF _Toc229409694 \h </w:instrText>
             </w:r>
             <w:r>
               <w:rPr>
@@ -1786,7 +1714,6 @@
           <w:pPr>
             <w:pStyle w:val="Indholdsfortegnelse3"/>
             <w:tabs>
-              <w:tab w:val="left" w:pos="1440"/>
               <w:tab w:val="right" w:leader="dot" w:pos="9962"/>
             </w:tabs>
             <w:rPr>
@@ -1796,39 +1723,23 @@
               <w14:ligatures w14:val="standardContextual"/>
             </w:rPr>
           </w:pPr>
-          <w:hyperlink w:anchor="_Toc228740368" w:history="1">
+          <w:hyperlink w:anchor="_Toc229409695" w:history="1">
             <w:r>
               <w:rPr>
                 <w:rStyle w:val="Hyperlink"/>
                 <w:noProof/>
               </w:rPr>
-              <w:t>1.6.3</w:t>
-            </w:r>
-            <w:r>
-              <w:rPr>
-                <w:noProof/>
-                <w:kern w:val="2"/>
-                <w:lang w:val="da-DK" w:eastAsia="da-DK"/>
-                <w14:ligatures w14:val="standardContextual"/>
+              <w:t>5.3 Limitations</w:t>
+            </w:r>
+            <w:r>
+              <w:rPr>
+                <w:noProof/>
+                <w:webHidden/>
               </w:rPr>
               <w:tab/>
             </w:r>
             <w:r>
               <w:rPr>
-                <w:rStyle w:val="Hyperlink"/>
-                <w:noProof/>
-              </w:rPr>
-              <w:t>5.3 Limitations</w:t>
-            </w:r>
-            <w:r>
-              <w:rPr>
-                <w:noProof/>
-                <w:webHidden/>
-              </w:rPr>
-              <w:tab/>
-            </w:r>
-            <w:r>
-              <w:rPr>
                 <w:noProof/>
                 <w:webHidden/>
               </w:rPr>
@@ -1839,7 +1750,7 @@
                 <w:noProof/>
                 <w:webHidden/>
               </w:rPr>
-              <w:instrText xml:space="preserve"> PAGEREF _Toc228740368 \h </w:instrText>
+              <w:instrText xml:space="preserve"> PAGEREF _Toc229409695 \h </w:instrText>
             </w:r>
             <w:r>
               <w:rPr>
@@ -1874,7 +1785,6 @@
           <w:pPr>
             <w:pStyle w:val="Indholdsfortegnelse3"/>
             <w:tabs>
-              <w:tab w:val="left" w:pos="1440"/>
               <w:tab w:val="right" w:leader="dot" w:pos="9962"/>
             </w:tabs>
             <w:rPr>
@@ -1884,39 +1794,23 @@
               <w14:ligatures w14:val="standardContextual"/>
             </w:rPr>
           </w:pPr>
-          <w:hyperlink w:anchor="_Toc228740369" w:history="1">
+          <w:hyperlink w:anchor="_Toc229409696" w:history="1">
             <w:r>
               <w:rPr>
                 <w:rStyle w:val="Hyperlink"/>
                 <w:noProof/>
               </w:rPr>
-              <w:t>1.6.4</w:t>
-            </w:r>
-            <w:r>
-              <w:rPr>
-                <w:noProof/>
-                <w:kern w:val="2"/>
-                <w:lang w:val="da-DK" w:eastAsia="da-DK"/>
-                <w14:ligatures w14:val="standardContextual"/>
+              <w:t>5.4 Future work</w:t>
+            </w:r>
+            <w:r>
+              <w:rPr>
+                <w:noProof/>
+                <w:webHidden/>
               </w:rPr>
               <w:tab/>
             </w:r>
             <w:r>
               <w:rPr>
-                <w:rStyle w:val="Hyperlink"/>
-                <w:noProof/>
-              </w:rPr>
-              <w:t>5.4 Future work</w:t>
-            </w:r>
-            <w:r>
-              <w:rPr>
-                <w:noProof/>
-                <w:webHidden/>
-              </w:rPr>
-              <w:tab/>
-            </w:r>
-            <w:r>
-              <w:rPr>
                 <w:noProof/>
                 <w:webHidden/>
               </w:rPr>
@@ -1927,7 +1821,7 @@
                 <w:noProof/>
                 <w:webHidden/>
               </w:rPr>
-              <w:instrText xml:space="preserve"> PAGEREF _Toc228740369 \h </w:instrText>
+              <w:instrText xml:space="preserve"> PAGEREF _Toc229409696 \h </w:instrText>
             </w:r>
             <w:r>
               <w:rPr>
@@ -1962,7 +1856,6 @@
           <w:pPr>
             <w:pStyle w:val="Indholdsfortegnelse2"/>
             <w:tabs>
-              <w:tab w:val="left" w:pos="960"/>
               <w:tab w:val="right" w:leader="dot" w:pos="9962"/>
             </w:tabs>
             <w:rPr>
@@ -1972,39 +1865,23 @@
               <w14:ligatures w14:val="standardContextual"/>
             </w:rPr>
           </w:pPr>
-          <w:hyperlink w:anchor="_Toc228740370" w:history="1">
+          <w:hyperlink w:anchor="_Toc229409697" w:history="1">
             <w:r>
               <w:rPr>
                 <w:rStyle w:val="Hyperlink"/>
                 <w:noProof/>
               </w:rPr>
-              <w:t>1.7</w:t>
-            </w:r>
-            <w:r>
-              <w:rPr>
-                <w:noProof/>
-                <w:kern w:val="2"/>
-                <w:lang w:val="da-DK" w:eastAsia="da-DK"/>
-                <w14:ligatures w14:val="standardContextual"/>
+              <w:t>6. Conclusion</w:t>
+            </w:r>
+            <w:r>
+              <w:rPr>
+                <w:noProof/>
+                <w:webHidden/>
               </w:rPr>
               <w:tab/>
             </w:r>
             <w:r>
               <w:rPr>
-                <w:rStyle w:val="Hyperlink"/>
-                <w:noProof/>
-              </w:rPr>
-              <w:t>6. Conclusion</w:t>
-            </w:r>
-            <w:r>
-              <w:rPr>
-                <w:noProof/>
-                <w:webHidden/>
-              </w:rPr>
-              <w:tab/>
-            </w:r>
-            <w:r>
-              <w:rPr>
                 <w:noProof/>
                 <w:webHidden/>
               </w:rPr>
@@ -2015,7 +1892,7 @@
                 <w:noProof/>
                 <w:webHidden/>
               </w:rPr>
-              <w:instrText xml:space="preserve"> PAGEREF _Toc228740370 \h </w:instrText>
+              <w:instrText xml:space="preserve"> PAGEREF _Toc229409697 \h </w:instrText>
             </w:r>
             <w:r>
               <w:rPr>
@@ -2050,7 +1927,6 @@
           <w:pPr>
             <w:pStyle w:val="Indholdsfortegnelse2"/>
             <w:tabs>
-              <w:tab w:val="left" w:pos="960"/>
               <w:tab w:val="right" w:leader="dot" w:pos="9962"/>
             </w:tabs>
             <w:rPr>
@@ -2060,39 +1936,23 @@
               <w14:ligatures w14:val="standardContextual"/>
             </w:rPr>
           </w:pPr>
-          <w:hyperlink w:anchor="_Toc228740371" w:history="1">
+          <w:hyperlink w:anchor="_Toc229409698" w:history="1">
             <w:r>
               <w:rPr>
                 <w:rStyle w:val="Hyperlink"/>
                 <w:noProof/>
               </w:rPr>
-              <w:t>1.8</w:t>
-            </w:r>
-            <w:r>
-              <w:rPr>
-                <w:noProof/>
-                <w:kern w:val="2"/>
-                <w:lang w:val="da-DK" w:eastAsia="da-DK"/>
-                <w14:ligatures w14:val="standardContextual"/>
+              <w:t>7. Tables and figures</w:t>
+            </w:r>
+            <w:r>
+              <w:rPr>
+                <w:noProof/>
+                <w:webHidden/>
               </w:rPr>
               <w:tab/>
             </w:r>
             <w:r>
               <w:rPr>
-                <w:rStyle w:val="Hyperlink"/>
-                <w:noProof/>
-              </w:rPr>
-              <w:t>7. Tables and figures</w:t>
-            </w:r>
-            <w:r>
-              <w:rPr>
-                <w:noProof/>
-                <w:webHidden/>
-              </w:rPr>
-              <w:tab/>
-            </w:r>
-            <w:r>
-              <w:rPr>
                 <w:noProof/>
                 <w:webHidden/>
               </w:rPr>
@@ -2103,7 +1963,7 @@
                 <w:noProof/>
                 <w:webHidden/>
               </w:rPr>
-              <w:instrText xml:space="preserve"> PAGEREF _Toc228740371 \h </w:instrText>
+              <w:instrText xml:space="preserve"> PAGEREF _Toc229409698 \h </w:instrText>
             </w:r>
             <w:r>
               <w:rPr>
@@ -2138,7 +1998,6 @@
           <w:pPr>
             <w:pStyle w:val="Indholdsfortegnelse3"/>
             <w:tabs>
-              <w:tab w:val="left" w:pos="1440"/>
               <w:tab w:val="right" w:leader="dot" w:pos="9962"/>
             </w:tabs>
             <w:rPr>
@@ -2148,39 +2007,23 @@
               <w14:ligatures w14:val="standardContextual"/>
             </w:rPr>
           </w:pPr>
-          <w:hyperlink w:anchor="_Toc228740372" w:history="1">
+          <w:hyperlink w:anchor="_Toc229409699" w:history="1">
             <w:r>
               <w:rPr>
                 <w:rStyle w:val="Hyperlink"/>
                 <w:noProof/>
               </w:rPr>
-              <w:t>1.8.1</w:t>
-            </w:r>
-            <w:r>
-              <w:rPr>
-                <w:noProof/>
-                <w:kern w:val="2"/>
-                <w:lang w:val="da-DK" w:eastAsia="da-DK"/>
-                <w14:ligatures w14:val="standardContextual"/>
+              <w:t>Table 1 — Per-model summary</w:t>
+            </w:r>
+            <w:r>
+              <w:rPr>
+                <w:noProof/>
+                <w:webHidden/>
               </w:rPr>
               <w:tab/>
             </w:r>
             <w:r>
               <w:rPr>
-                <w:rStyle w:val="Hyperlink"/>
-                <w:noProof/>
-              </w:rPr>
-              <w:t>Table 1 — Per-model summary</w:t>
-            </w:r>
-            <w:r>
-              <w:rPr>
-                <w:noProof/>
-                <w:webHidden/>
-              </w:rPr>
-              <w:tab/>
-            </w:r>
-            <w:r>
-              <w:rPr>
                 <w:noProof/>
                 <w:webHidden/>
               </w:rPr>
@@ -2191,7 +2034,7 @@
                 <w:noProof/>
                 <w:webHidden/>
               </w:rPr>
-              <w:instrText xml:space="preserve"> PAGEREF _Toc228740372 \h </w:instrText>
+              <w:instrText xml:space="preserve"> PAGEREF _Toc229409699 \h </w:instrText>
             </w:r>
             <w:r>
               <w:rPr>
@@ -2226,7 +2069,6 @@
           <w:pPr>
             <w:pStyle w:val="Indholdsfortegnelse2"/>
             <w:tabs>
-              <w:tab w:val="left" w:pos="960"/>
               <w:tab w:val="right" w:leader="dot" w:pos="9962"/>
             </w:tabs>
             <w:rPr>
@@ -2236,39 +2078,23 @@
               <w14:ligatures w14:val="standardContextual"/>
             </w:rPr>
           </w:pPr>
-          <w:hyperlink w:anchor="_Toc228740373" w:history="1">
+          <w:hyperlink w:anchor="_Toc229409700" w:history="1">
             <w:r>
               <w:rPr>
                 <w:rStyle w:val="Hyperlink"/>
                 <w:noProof/>
               </w:rPr>
-              <w:t>1.9</w:t>
-            </w:r>
-            <w:r>
-              <w:rPr>
-                <w:noProof/>
-                <w:kern w:val="2"/>
-                <w:lang w:val="da-DK" w:eastAsia="da-DK"/>
-                <w14:ligatures w14:val="standardContextual"/>
+              <w:t>8. References</w:t>
+            </w:r>
+            <w:r>
+              <w:rPr>
+                <w:noProof/>
+                <w:webHidden/>
               </w:rPr>
               <w:tab/>
             </w:r>
             <w:r>
               <w:rPr>
-                <w:rStyle w:val="Hyperlink"/>
-                <w:noProof/>
-              </w:rPr>
-              <w:t>8. References</w:t>
-            </w:r>
-            <w:r>
-              <w:rPr>
-                <w:noProof/>
-                <w:webHidden/>
-              </w:rPr>
-              <w:tab/>
-            </w:r>
-            <w:r>
-              <w:rPr>
                 <w:noProof/>
                 <w:webHidden/>
               </w:rPr>
@@ -2279,7 +2105,7 @@
                 <w:noProof/>
                 <w:webHidden/>
               </w:rPr>
-              <w:instrText xml:space="preserve"> PAGEREF _Toc228740373 \h </w:instrText>
+              <w:instrText xml:space="preserve"> PAGEREF _Toc229409700 \h </w:instrText>
             </w:r>
             <w:r>
               <w:rPr>
@@ -2312,42 +2138,45 @@
         </w:p>
         <w:p>
           <w:r>
+            <w:rPr>
+              <w:b/>
+              <w:bCs/>
+            </w:rPr>
             <w:fldChar w:fldCharType="end"/>
           </w:r>
         </w:p>
       </w:sdtContent>
     </w:sdt>
-    <w:p>
-      <w:pPr>
-        <w:pStyle w:val="Overskrift1"/>
-      </w:pPr>
-      <w:bookmarkStart w:id="0" w:name="X935b56214fa71f9241d6e4fda706249190a0515"/>
-      <w:bookmarkStart w:id="1" w:name="_Toc228740349"/>
-      <w:r>
-        <w:rPr>
-          <w:rStyle w:val="SectionNumber"/>
-        </w:rPr>
-        <w:t>1</w:t>
-      </w:r>
-      <w:r>
-        <w:tab/>
-        <w:t>Capacity Scaling of Encoding-Through-Loading: Application vs. Cloze Asymmetry Across Three Orders of Magnitude</w:t>
-      </w:r>
-      <w:bookmarkEnd w:id="1"/>
+    <w:p/>
+    <w:p>
+      <w:pPr>
+        <w:pStyle w:val="Overskrift2"/>
+      </w:pPr>
+      <w:bookmarkStart w:id="5" w:name="introduction"/>
+      <w:bookmarkStart w:id="6" w:name="_Toc229409678"/>
+      <w:bookmarkEnd w:id="3"/>
+      <w:r>
+        <w:lastRenderedPageBreak/>
+        <w:t>1. Introduction</w:t>
+      </w:r>
+      <w:bookmarkEnd w:id="6"/>
     </w:p>
     <w:p>
       <w:pPr>
         <w:pStyle w:val="FirstParagraph"/>
       </w:pPr>
+      <w:r>
+        <w:t xml:space="preserve">Paper 1 (Lund 2026b) introduced </w:t>
+      </w:r>
       <w:r>
         <w:rPr>
           <w:b/>
           <w:bCs/>
         </w:rPr>
-        <w:t>Author:</w:t>
-      </w:r>
-      <w:r>
-        <w:t xml:space="preserve"> Tomas Pødenphant Lund</w:t>
+        <w:t>Friction Theory (FT)</w:t>
+      </w:r>
+      <w:r>
+        <w:t xml:space="preserve"> as a substrate-universal framework for probabilistic computation under bounded resources, with Behavioural Friction Theory (BFT; Lund 2026a) as its biological instantiation (BFT ⊂ FT). The framework predicted three dimensions of friction (magnitude, distribution, rhythm) and identified capacity (C) as the primary axis determining how much information can be held and manipulated simultaneously. This paper tests the C-dimension prediction on LLM substrate — an FT-level test, not a BFT-level test, because LLMs lack the biological fields that distinguish BFT from FT.</w:t>
       </w:r>
     </w:p>
     <w:p>
@@ -2355,28 +2184,51 @@
         <w:pStyle w:val="Brdtekst"/>
       </w:pPr>
       <w:r>
-        <w:rPr>
-          <w:b/>
-        </w:rPr>
-        <w:t>ORCID:</w:t>
-      </w:r>
-      <w:r>
-        <w:t xml:space="preserve"> 0009-0000-4724-2427</w:t>
+        <w:t xml:space="preserve">This paper tests the C-dimension’s implication for </w:t>
+      </w:r>
+      <w:r>
+        <w:rPr>
+          <w:i/>
+          <w:iCs/>
+        </w:rPr>
+        <w:t>encoding-through-loading</w:t>
+      </w:r>
+      <w:r>
+        <w:t xml:space="preserve"> — the hypothesis (Paper 1 §6.4) that learning is a direct consequence of route-competition under load, not a separate cognitive module. Specifically, we examine how the same underlying knowledge manifests differently through two distinct task types — cloze retrieval vs. derivation-requiring application — as capacity is varied across three orders of magnitude.</w:t>
       </w:r>
     </w:p>
     <w:p>
       <w:pPr>
         <w:pStyle w:val="Brdtekst"/>
       </w:pPr>
+      <w:r>
+        <w:t xml:space="preserve">Our central methodological move is the use of an </w:t>
+      </w:r>
       <w:r>
         <w:rPr>
           <w:b/>
           <w:bCs/>
         </w:rPr>
-        <w:t>Affiliation:</w:t>
-      </w:r>
-      <w:r>
-        <w:t xml:space="preserve"> Independent Research, Aarhus</w:t>
+        <w:t>invented knowledge domain</w:t>
+      </w:r>
+      <w:r>
+        <w:t xml:space="preserve"> (“Zorbetik”). This eliminates pretraining priors as a confound. When a model is presented with 47 facts about fictive chemical processes and queried about properties of a fictive substance, it cannot draw on prior exposure. What is measured is the substrate’s ability to integrate and use the just-presented information.</w:t>
+      </w:r>
+    </w:p>
+    <w:p>
+      <w:pPr>
+        <w:pStyle w:val="Brdtekst"/>
+      </w:pPr>
+      <w:r>
+        <w:t>We measure three things simultaneously in a single prompt call: (a) accuracy on cloze vs. application, (b) per-token CR signal on the answer, and (c) first-5-tokens friction as a proxy for how cleanly the context integrated into the substrate’s active state.</w:t>
+      </w:r>
+    </w:p>
+    <w:p>
+      <w:pPr>
+        <w:pStyle w:val="Brdtekst"/>
+      </w:pPr>
+      <w:r>
+        <w:t>This paper focuses on the capacity axis. Paper 4 (Lund 2026e) tests encoding-structure (how the same information is organized) × capacity interaction — a series of findings originally planned for this paper but moved to keep scope focused.</w:t>
       </w:r>
     </w:p>
     <w:p>
@@ -2388,416 +2240,84 @@
           <w:b/>
           <w:bCs/>
         </w:rPr>
-        <w:t>Correspondence:</w:t>
-      </w:r>
-      <w:r>
-        <w:t xml:space="preserve"> tomas.lund@frictiontheory.org</w:t>
+        <w:t>Structure.</w:t>
+      </w:r>
+      <w:r>
+        <w:t xml:space="preserve"> §2 reports the empirical capacity-scaling results on the Zorbetik domain, including the application/cloze asymmetry, the bottleneck-migration finding, and the MoE active-vs-total parameter analysis. §3 explains the frontloaded-ICL methodology used in §2 (citing Brown et al. 2020 for the technique, Dai et al. 2022 + Akyürek et al. 2022 for its mechanistic characterisation) and argues for it as the appropriate operational instrument for encoding-retrieval studies of this kind in place of fine-tuning, with substrate-mechanistic comparison deferred to Paper 2B (Pødenphant Lund 2026X). §4 notes content moved to Paper 4. §5 discusses implications for the C-dimension framework. §6 concludes.</w:t>
+      </w:r>
+    </w:p>
+    <w:p/>
+    <w:p>
+      <w:pPr>
+        <w:pStyle w:val="Overskrift2"/>
+      </w:pPr>
+      <w:bookmarkStart w:id="7" w:name="Xba25bd541faaff3dbb6871ebd04d08d66798b72"/>
+      <w:bookmarkStart w:id="8" w:name="_Toc229409679"/>
+      <w:bookmarkEnd w:id="5"/>
+      <w:r>
+        <w:lastRenderedPageBreak/>
+        <w:t>2. Empirical capacity scaling on the Zorbetik domain</w:t>
+      </w:r>
+      <w:bookmarkEnd w:id="8"/>
+    </w:p>
+    <w:p>
+      <w:pPr>
+        <w:pStyle w:val="FirstParagraph"/>
+      </w:pPr>
+      <w:r>
+        <w:t>To test the C-dimension prediction (Paper 1 §3) and the encoding-through-loading mechanism, we ran an in-context learning (ICL) sweep across nine model sizes spanning three orders of magnitude.</w:t>
+      </w:r>
+    </w:p>
+    <w:p>
+      <w:pPr>
+        <w:pStyle w:val="Overskrift3"/>
+      </w:pPr>
+      <w:bookmarkStart w:id="9" w:name="design"/>
+      <w:bookmarkStart w:id="10" w:name="_Toc229409680"/>
+      <w:r>
+        <w:t>2.1 Design</w:t>
+      </w:r>
+      <w:bookmarkEnd w:id="10"/>
+    </w:p>
+    <w:p>
+      <w:pPr>
+        <w:pStyle w:val="FirstParagraph"/>
+      </w:pPr>
+      <w:r>
+        <w:t xml:space="preserve">A single invented domain (“Zorbetik”) with 47 base facts at level-5 connectivity (each fact mentions on average two named entities and two derived relationships). For each model we constructed a single prompt: </w:t>
+      </w:r>
+      <w:r>
+        <w:rPr>
+          <w:rStyle w:val="VerbatimChar"/>
+        </w:rPr>
+        <w:t>[all 47 facts] + [one question]</w:t>
+      </w:r>
+      <w:r>
+        <w:t>, and measured both (a) accuracy and (b) per-token competing-routes (CR) signal on the generated answer.</w:t>
       </w:r>
     </w:p>
     <w:p>
       <w:pPr>
         <w:pStyle w:val="Brdtekst"/>
       </w:pPr>
+      <w:r>
+        <w:t xml:space="preserve">Two question types per fact: - </w:t>
+      </w:r>
       <w:r>
         <w:rPr>
           <w:b/>
           <w:bCs/>
         </w:rPr>
-        <w:t>Web:</w:t>
-      </w:r>
-      <w:r>
-        <w:t xml:space="preserve"> https://frictiontheory.org</w:t>
-      </w:r>
-    </w:p>
-    <w:p>
-      <w:pPr>
-        <w:pStyle w:val="Brdtekst"/>
-      </w:pPr>
+        <w:t>Cloze</w:t>
+      </w:r>
+      <w:r>
+        <w:t xml:space="preserve"> (n=20, retrieval): “Pravik transforms into Quenzil at ___” — answer is recoverable verbatim from a single fact. - </w:t>
+      </w:r>
       <w:r>
         <w:rPr>
           <w:b/>
           <w:bCs/>
         </w:rPr>
-        <w:t>Target:</w:t>
-      </w:r>
-      <w:r>
-        <w:t xml:space="preserve"> PNAS Perspective / Journal of Memory and Language / Trends in Cognitive Sciences</w:t>
-      </w:r>
-    </w:p>
-    <w:p>
-      <w:pPr>
-        <w:pStyle w:val="Brdtekst"/>
-      </w:pPr>
-      <w:r>
-        <w:rPr>
-          <w:b/>
-          <w:bCs/>
-        </w:rPr>
-        <w:t>Acknowledgments:</w:t>
-      </w:r>
-      <w:r>
-        <w:t xml:space="preserve"> Extensive discussion, literature search, empirical analysis, and manuscript structuring were conducted in collaboration with Claude (Anthropic, 2025–2026). The theoretical claims, interpretations, and predictions are those of the author.</w:t>
-      </w:r>
-    </w:p>
-    <w:p>
-      <w:pPr>
-        <w:pStyle w:val="Brdtekst"/>
-      </w:pPr>
-      <w:r>
-        <w:rPr>
-          <w:b/>
-          <w:bCs/>
-        </w:rPr>
-        <w:t>Data and code availability:</w:t>
-      </w:r>
-      <w:r>
-        <w:t xml:space="preserve"> Per-token logprob datasets, analysis scripts, and figures are released at </w:t>
-      </w:r>
-      <w:hyperlink r:id="rId7">
-        <w:r>
-          <w:rPr>
-            <w:rStyle w:val="Hyperlink"/>
-          </w:rPr>
-          <w:t>https://github.com/tplund/friction-theory-p2-capacity-scaling</w:t>
-        </w:r>
-      </w:hyperlink>
-      <w:r>
-        <w:t xml:space="preserve"> under CC BY 4.0. Zenodo deposit: DOI 10.5281/zenodo.20013491.</w:t>
-      </w:r>
-    </w:p>
-    <w:p>
-      <w:pPr>
-        <w:pStyle w:val="Overskrift2"/>
-      </w:pPr>
-      <w:bookmarkStart w:id="2" w:name="abstract"/>
-      <w:bookmarkStart w:id="3" w:name="_Toc228740350"/>
-      <w:r>
-        <w:rPr>
-          <w:rStyle w:val="SectionNumber"/>
-        </w:rPr>
-        <w:t>1.1</w:t>
-      </w:r>
-      <w:r>
-        <w:tab/>
-        <w:t>0. Abstract</w:t>
-      </w:r>
-      <w:bookmarkEnd w:id="3"/>
-    </w:p>
-    <w:p>
-      <w:pPr>
-        <w:pStyle w:val="FirstParagraph"/>
-      </w:pPr>
-      <w:r>
-        <w:t xml:space="preserve">Large language models solve two differentiable task types on the same underlying knowledge base. </w:t>
-      </w:r>
-      <w:r>
-        <w:rPr>
-          <w:b/>
-          <w:bCs/>
-        </w:rPr>
-        <w:t>Cloze retrieval</w:t>
-      </w:r>
-      <w:r>
-        <w:t xml:space="preserve"> — recovering a fact as presented — saturates early: most models reach </w:t>
-      </w:r>
-      <w:r>
-        <w:lastRenderedPageBreak/>
-        <w:t xml:space="preserve">~90% accuracy by 8B parameters. </w:t>
-      </w:r>
-      <w:r>
-        <w:rPr>
-          <w:b/>
-          <w:bCs/>
-        </w:rPr>
-        <w:t>Application</w:t>
-      </w:r>
-      <w:r>
-        <w:t xml:space="preserve"> — chaining multiple facts into a derivation — scales monotonically across three orders of magnitude, from 2% at 0.5B to 85% at 70B. We document this asymmetry on a </w:t>
-      </w:r>
-      <w:r>
-        <w:rPr>
-          <w:b/>
-          <w:bCs/>
-        </w:rPr>
-        <w:t>single invented knowledge domain (“Zorbetik”)</w:t>
-      </w:r>
-      <w:r>
-        <w:t xml:space="preserve"> designed specifically to eliminate pretraining-prior confounds, across nine models spanning 0.5B to 671B parameters, using frontloaded in-context learning to expose encoding-to-retrieval dynamics without weight updates. Generalisation to natural knowledge domains is a direct next-step empirical extension of the methodology established here.</w:t>
-      </w:r>
-    </w:p>
-    <w:p>
-      <w:pPr>
-        <w:pStyle w:val="Brdtekst"/>
-      </w:pPr>
-      <w:r>
-        <w:t xml:space="preserve">Three findings follow. </w:t>
-      </w:r>
-      <w:r>
-        <w:rPr>
-          <w:b/>
-          <w:bCs/>
-        </w:rPr>
-        <w:t>Finding 1</w:t>
-      </w:r>
-      <w:r>
-        <w:t xml:space="preserve">: Application scales monotonically with capacity (Spearman ρ = +1.000 on the Qwen2.5 sub-ladder, n=5, p = 0.0083 one-tailed / 0.0167 two-tailed; cross-family panel ρ = +0.92, n=9, p = 0.0005 two-tailed; slope +40.8 percentage points per decade). Cloze does not. </w:t>
-      </w:r>
-      <w:r>
-        <w:rPr>
-          <w:b/>
-          <w:bCs/>
-        </w:rPr>
-        <w:t>Finding 2</w:t>
-      </w:r>
-      <w:r>
-        <w:t xml:space="preserve">: The bottleneck migrates with capacity — at 0.5B, retrieval fails; at 14B, retrieval is saturated and 36% of questions show a “retrieval succeeds, derivation fails” pattern. </w:t>
-      </w:r>
-      <w:r>
-        <w:rPr>
-          <w:b/>
-          <w:bCs/>
-        </w:rPr>
-        <w:t>Finding 3</w:t>
-      </w:r>
-      <w:r>
-        <w:t xml:space="preserve">: Mixture-of-Experts (MoE) models scale on </w:t>
-      </w:r>
-      <w:r>
-        <w:rPr>
-          <w:b/>
-          <w:bCs/>
-        </w:rPr>
-        <w:t>active</w:t>
-      </w:r>
-      <w:r>
-        <w:t xml:space="preserve"> parameters, not total. A 235B MoE with 22B active parameters behaves on application tasks like a 22B dense model (active-parameter projection within 3pp of actual; total-parameter projection off by 33pp).</w:t>
-      </w:r>
-    </w:p>
-    <w:p>
-      <w:pPr>
-        <w:pStyle w:val="Brdtekst"/>
-      </w:pPr>
-      <w:r>
-        <w:t xml:space="preserve">We also advance a methodological claim: </w:t>
-      </w:r>
-      <w:r>
-        <w:rPr>
-          <w:b/>
-          <w:bCs/>
-        </w:rPr>
-        <w:t>frontloaded in-context learning (ICL)</w:t>
-      </w:r>
-      <w:r>
-        <w:t xml:space="preserve"> — presenting all training facts in the prompt followed by one question, with per-token logprobs captured on the answer — operationally substitutes for fine-tuning in encoding-to-retrieval studies. It is fast (~5 seconds per inference vs. hours for FT), cheap (cents vs. dollars), unified across model families, and produces dense friction data (six statistics per inference). Caveats: ICL is bounded by the context window and is ephemeral to each prompt, so FT remains necessary for large knowledge bases, persistence studies, and route-overwrite experiments.</w:t>
-      </w:r>
-    </w:p>
-    <w:p>
-      <w:pPr>
-        <w:pStyle w:val="Brdtekst"/>
-      </w:pPr>
-      <w:r>
-        <w:rPr>
-          <w:b/>
-          <w:bCs/>
-        </w:rPr>
-        <w:t>Implications.</w:t>
-      </w:r>
-      <w:r>
-        <w:t xml:space="preserve"> Capacity is single-axis but loads task types differentially. Cloze is indexing-bound; application is composition-bound. The three-dimensional friction framework (magnitude, distribution, rhythm) from Paper 1 decomposes the C-axis into corresponding operational handles. Paper 4 systematically tests these handles across classical learning phenomena.</w:t>
-      </w:r>
-    </w:p>
-    <w:p>
-      <w:pPr>
-        <w:pStyle w:val="Overskrift2"/>
-      </w:pPr>
-      <w:bookmarkStart w:id="4" w:name="introduction"/>
-      <w:bookmarkStart w:id="5" w:name="_Toc228740351"/>
-      <w:bookmarkEnd w:id="2"/>
-      <w:r>
-        <w:rPr>
-          <w:rStyle w:val="SectionNumber"/>
-        </w:rPr>
-        <w:t>1.2</w:t>
-      </w:r>
-      <w:r>
-        <w:tab/>
-        <w:t>1. Introduction</w:t>
-      </w:r>
-      <w:bookmarkEnd w:id="5"/>
-    </w:p>
-    <w:p>
-      <w:pPr>
-        <w:pStyle w:val="FirstParagraph"/>
-      </w:pPr>
-      <w:r>
-        <w:t xml:space="preserve">Paper 1 (Lund 2026b) introduced </w:t>
-      </w:r>
-      <w:r>
-        <w:rPr>
-          <w:b/>
-          <w:bCs/>
-        </w:rPr>
-        <w:t>Friction Theory (FT)</w:t>
-      </w:r>
-      <w:r>
-        <w:t xml:space="preserve"> as a substrate-universal framework for probabilistic computation under bounded resources, with Behavioural Friction Theory (BFT; Lund 2026a) as its biological instantiation (BFT ⊂ FT). The framework predicted three dimensions of friction (magnitude, distribution, rhythm) and identified capacity (C) as the primary axis determining how much information can be held and manipulated simultaneously. This paper tests the C-dimension prediction on LLM substrate — an FT-level test, not a BFT-level test, because LLMs lack the biological fields that distinguish BFT from FT.</w:t>
-      </w:r>
-    </w:p>
-    <w:p>
-      <w:pPr>
-        <w:pStyle w:val="Brdtekst"/>
-      </w:pPr>
-      <w:r>
-        <w:t xml:space="preserve">This paper tests the C-dimension’s implication for </w:t>
-      </w:r>
-      <w:r>
-        <w:rPr>
-          <w:i/>
-          <w:iCs/>
-        </w:rPr>
-        <w:t>encoding-through-loading</w:t>
-      </w:r>
-      <w:r>
-        <w:t xml:space="preserve"> — the hypothesis (Paper 1 §6.4) that learning is a direct consequence of route-competition under load, not a separate cognitive module. Specifically, we examine how the same underlying knowledge </w:t>
-      </w:r>
-      <w:r>
-        <w:lastRenderedPageBreak/>
-        <w:t>manifests differently through two distinct task types — cloze retrieval vs. derivation-requiring application — as capacity is varied across three orders of magnitude.</w:t>
-      </w:r>
-    </w:p>
-    <w:p>
-      <w:pPr>
-        <w:pStyle w:val="Brdtekst"/>
-      </w:pPr>
-      <w:r>
-        <w:t xml:space="preserve">Our central methodological move is the use of an </w:t>
-      </w:r>
-      <w:r>
-        <w:rPr>
-          <w:b/>
-          <w:bCs/>
-        </w:rPr>
-        <w:t>invented knowledge domain</w:t>
-      </w:r>
-      <w:r>
-        <w:t xml:space="preserve"> (“Zorbetik”). This eliminates pretraining priors as a confound. When a model is presented with 47 facts about fictive chemical processes and queried about properties of a fictive substance, it cannot draw on prior exposure. What is measured is the substrate’s ability to integrate and use the just-presented information.</w:t>
-      </w:r>
-    </w:p>
-    <w:p>
-      <w:pPr>
-        <w:pStyle w:val="Brdtekst"/>
-      </w:pPr>
-      <w:r>
-        <w:t>We measure three things simultaneously in a single prompt call: (a) accuracy on cloze vs. application, (b) per-token CR signal on the answer, and (c) first-5-tokens friction as a proxy for how cleanly the context integrated into the substrate’s active state.</w:t>
-      </w:r>
-    </w:p>
-    <w:p>
-      <w:pPr>
-        <w:pStyle w:val="Brdtekst"/>
-      </w:pPr>
-      <w:r>
-        <w:t>This paper focuses on the capacity axis. Paper 4 (Lund 2026e) tests encoding-structure (how the same information is organized) × capacity interaction — a series of findings originally planned for this paper but moved to keep scope focused.</w:t>
-      </w:r>
-    </w:p>
-    <w:p>
-      <w:pPr>
-        <w:pStyle w:val="Brdtekst"/>
-      </w:pPr>
-      <w:r>
-        <w:rPr>
-          <w:b/>
-          <w:bCs/>
-        </w:rPr>
-        <w:t>Structure.</w:t>
-      </w:r>
-      <w:r>
-        <w:t xml:space="preserve"> §2 reports the empirical capacity-scaling results on the Zorbetik domain, including the application/cloze asymmetry, the bottleneck-migration finding, and the MoE active-vs-total parameter analysis. §3 develops the frontloaded-ICL methodology as a substitute for fine-tuning. §4 notes content moved to Paper 4. §5 discusses implications for the C-dimension framework. §6 concludes.</w:t>
-      </w:r>
-    </w:p>
-    <w:p>
-      <w:pPr>
-        <w:pStyle w:val="Overskrift2"/>
-      </w:pPr>
-      <w:bookmarkStart w:id="6" w:name="Xba25bd541faaff3dbb6871ebd04d08d66798b72"/>
-      <w:bookmarkStart w:id="7" w:name="_Toc228740352"/>
-      <w:bookmarkEnd w:id="4"/>
-      <w:r>
-        <w:rPr>
-          <w:rStyle w:val="SectionNumber"/>
-        </w:rPr>
-        <w:t>1.3</w:t>
-      </w:r>
-      <w:r>
-        <w:tab/>
-        <w:t>2. Empirical capacity scaling on the Zorbetik domain</w:t>
-      </w:r>
-      <w:bookmarkEnd w:id="7"/>
-    </w:p>
-    <w:p>
-      <w:pPr>
-        <w:pStyle w:val="FirstParagraph"/>
-      </w:pPr>
-      <w:r>
-        <w:t>To test the C-dimension prediction (Paper 1 §3) and the encoding-through-loading mechanism, we ran an in-context learning (ICL) sweep across nine model sizes spanning three orders of magnitude.</w:t>
-      </w:r>
-    </w:p>
-    <w:p>
-      <w:pPr>
-        <w:pStyle w:val="Overskrift3"/>
-      </w:pPr>
-      <w:bookmarkStart w:id="8" w:name="design"/>
-      <w:bookmarkStart w:id="9" w:name="_Toc228740353"/>
-      <w:r>
-        <w:rPr>
-          <w:rStyle w:val="SectionNumber"/>
-        </w:rPr>
-        <w:t>1.3.1</w:t>
-      </w:r>
-      <w:r>
-        <w:tab/>
-        <w:t>2.1 Design</w:t>
-      </w:r>
-      <w:bookmarkEnd w:id="9"/>
-    </w:p>
-    <w:p>
-      <w:pPr>
-        <w:pStyle w:val="FirstParagraph"/>
-      </w:pPr>
-      <w:r>
-        <w:t xml:space="preserve">A single invented domain (“Zorbetik”) with 47 base facts at level-5 connectivity (each fact mentions on average two named entities and two derived relationships). For each model we constructed a single prompt: </w:t>
-      </w:r>
-      <w:r>
-        <w:rPr>
-          <w:rStyle w:val="VerbatimChar"/>
-        </w:rPr>
-        <w:t>[all 47 facts] + [one question]</w:t>
-      </w:r>
-      <w:r>
-        <w:t>, and measured both (a) accuracy and (b) per-token competing-routes (CR) signal on the generated answer.</w:t>
-      </w:r>
-    </w:p>
-    <w:p>
-      <w:pPr>
-        <w:pStyle w:val="Brdtekst"/>
-      </w:pPr>
-      <w:r>
-        <w:t xml:space="preserve">Two question types per fact: - </w:t>
-      </w:r>
-      <w:r>
-        <w:rPr>
-          <w:b/>
-          <w:bCs/>
-        </w:rPr>
-        <w:t>Cloze</w:t>
-      </w:r>
-      <w:r>
-        <w:t xml:space="preserve"> (n=20, retrieval): “Pravik transforms into Quenzil at ___” — answer is recoverable verbatim from a single fact. - </w:t>
-      </w:r>
-      <w:r>
-        <w:rPr>
-          <w:b/>
-          <w:bCs/>
-        </w:rPr>
         <w:t>Application</w:t>
       </w:r>
       <w:r>
@@ -2823,7 +2343,7 @@
     </w:p>
     <w:tbl>
       <w:tblPr>
-        <w:tblStyle w:val="Table"/>
+        <w:tblStyle w:val="Tabel-Gitter"/>
         <w:tblW w:w="0" w:type="auto"/>
         <w:tblLook w:val="0020" w:firstRow="1" w:lastRow="0" w:firstColumn="0" w:lastColumn="0" w:noHBand="0" w:noVBand="0"/>
       </w:tblPr>
@@ -2834,10 +2354,6 @@
         <w:gridCol w:w="1540"/>
       </w:tblGrid>
       <w:tr>
-        <w:trPr>
-          <w:cnfStyle w:val="100000000000" w:firstRow="1" w:lastRow="0" w:firstColumn="0" w:lastColumn="0" w:oddVBand="0" w:evenVBand="0" w:oddHBand="0" w:evenHBand="0" w:firstRowFirstColumn="0" w:firstRowLastColumn="0" w:lastRowFirstColumn="0" w:lastRowLastColumn="0"/>
-          <w:tblHeader/>
-        </w:trPr>
         <w:tc>
           <w:tcPr>
             <w:tcW w:w="0" w:type="auto"/>
@@ -2904,7 +2420,6 @@
               <w:jc w:val="right"/>
             </w:pPr>
             <w:r>
-              <w:lastRenderedPageBreak/>
               <w:t>0.5</w:t>
             </w:r>
           </w:p>
@@ -3403,24 +2918,36 @@
       <w:pPr>
         <w:pStyle w:val="Overskrift3"/>
       </w:pPr>
-      <w:bookmarkStart w:id="10" w:name="X1e2ac8e766134bf7014e0914e7ebb4d18154b1a"/>
-      <w:bookmarkStart w:id="11" w:name="_Toc228740354"/>
-      <w:bookmarkEnd w:id="8"/>
-      <w:r>
-        <w:rPr>
-          <w:rStyle w:val="SectionNumber"/>
-        </w:rPr>
-        <w:t>1.3.2</w:t>
-      </w:r>
-      <w:r>
-        <w:tab/>
+      <w:bookmarkStart w:id="11" w:name="X1e2ac8e766134bf7014e0914e7ebb4d18154b1a"/>
+      <w:bookmarkEnd w:id="9"/>
+    </w:p>
+    <w:p>
+      <w:pPr>
+        <w:rPr>
+          <w:rFonts w:eastAsiaTheme="majorEastAsia" w:cstheme="majorBidi"/>
+          <w:color w:val="0F4761" w:themeColor="accent1" w:themeShade="BF"/>
+          <w:sz w:val="28"/>
+          <w:szCs w:val="28"/>
+        </w:rPr>
+      </w:pPr>
+      <w:r>
+        <w:br w:type="page"/>
+      </w:r>
+    </w:p>
+    <w:p>
+      <w:pPr>
+        <w:pStyle w:val="Overskrift3"/>
+      </w:pPr>
+      <w:bookmarkStart w:id="12" w:name="_Toc229409681"/>
+      <w:r>
+        <w:lastRenderedPageBreak/>
         <w:t>2.2 Finding 1 — Application scales monotonically, cloze does not</w:t>
       </w:r>
-      <w:bookmarkEnd w:id="11"/>
+      <w:bookmarkEnd w:id="12"/>
     </w:p>
     <w:tbl>
       <w:tblPr>
-        <w:tblStyle w:val="Table"/>
+        <w:tblStyle w:val="Tabel-Gitter"/>
         <w:tblW w:w="0" w:type="auto"/>
         <w:tblLook w:val="0020" w:firstRow="1" w:lastRow="0" w:firstColumn="0" w:lastColumn="0" w:noHBand="0" w:noVBand="0"/>
       </w:tblPr>
@@ -3430,10 +2957,6 @@
         <w:gridCol w:w="1400"/>
       </w:tblGrid>
       <w:tr>
-        <w:trPr>
-          <w:cnfStyle w:val="100000000000" w:firstRow="1" w:lastRow="0" w:firstColumn="0" w:lastColumn="0" w:oddVBand="0" w:evenVBand="0" w:oddHBand="0" w:evenHBand="0" w:firstRowFirstColumn="0" w:firstRowLastColumn="0" w:lastRowFirstColumn="0" w:lastRowLastColumn="0"/>
-          <w:tblHeader/>
-        </w:trPr>
         <w:tc>
           <w:tcPr>
             <w:tcW w:w="0" w:type="auto"/>
@@ -3918,21 +3441,13 @@
       <w:pPr>
         <w:pStyle w:val="Overskrift3"/>
       </w:pPr>
-      <w:bookmarkStart w:id="12" w:name="Xc7012e2f1a7a0b4a978150a36255ef23a53e783"/>
-      <w:bookmarkStart w:id="13" w:name="_Toc228740355"/>
-      <w:bookmarkEnd w:id="10"/>
-      <w:r>
-        <w:rPr>
-          <w:rStyle w:val="SectionNumber"/>
-        </w:rPr>
-        <w:lastRenderedPageBreak/>
-        <w:t>1.3.3</w:t>
-      </w:r>
-      <w:r>
-        <w:tab/>
+      <w:bookmarkStart w:id="13" w:name="Xc7012e2f1a7a0b4a978150a36255ef23a53e783"/>
+      <w:bookmarkStart w:id="14" w:name="_Toc229409682"/>
+      <w:bookmarkEnd w:id="11"/>
+      <w:r>
         <w:t>2.3 Methodological note — why this is not an “emergence mirage”</w:t>
       </w:r>
-      <w:bookmarkEnd w:id="13"/>
+      <w:bookmarkEnd w:id="14"/>
     </w:p>
     <w:p>
       <w:pPr>
@@ -3959,7 +3474,11 @@
         <w:t>graded and monotone</w:t>
       </w:r>
       <w:r>
-        <w:t xml:space="preserve">: five distinct accuracy levels across the Qwen2.5 sub-ladder (application: 2% → 17% → 32% → 40% → 64%; Result 1 above), Spearman ρ = +1.000 with no threshold-induced jumps, slope +40.8 pp per decade. The scaling claim we make is dose-response, not emergence-discontinuity. Schaeffer’s critique applies to the claim-form we explicitly do not make; we use continuous graded metrics (percentage correct over matched items) rather than binary exact-match thresholds, and we report the full ladder rather than picking a single before-and-after comparison. For completeness: Schaeffer’s paper does not argue that </w:t>
+        <w:t xml:space="preserve">: five distinct accuracy levels across the Qwen2.5 sub-ladder (application: 2% → 17% → 32% → 40% → 64%; Result 1 above), Spearman ρ = +1.000 with no threshold-induced jumps, slope +40.8 pp per decade. The scaling claim we make is dose-response, not emergence-discontinuity. Schaeffer’s critique applies to the claim-form we explicitly do not make; we use continuous graded metrics (percentage correct over matched items) rather than binary exact-match thresholds, and we report the full ladder rather than picking a single before-and-after comparison. For completeness: </w:t>
+      </w:r>
+      <w:r>
+        <w:lastRenderedPageBreak/>
+        <w:t xml:space="preserve">Schaeffer’s paper does not argue that </w:t>
       </w:r>
       <w:r>
         <w:rPr>
@@ -3986,20 +3505,13 @@
       <w:pPr>
         <w:pStyle w:val="Overskrift3"/>
       </w:pPr>
-      <w:bookmarkStart w:id="14" w:name="Xae2f68d6e3d643ed7b216847b578818b708fe53"/>
-      <w:bookmarkStart w:id="15" w:name="_Toc228740356"/>
-      <w:bookmarkEnd w:id="12"/>
-      <w:r>
-        <w:rPr>
-          <w:rStyle w:val="SectionNumber"/>
-        </w:rPr>
-        <w:t>1.3.4</w:t>
-      </w:r>
-      <w:r>
-        <w:tab/>
+      <w:bookmarkStart w:id="15" w:name="Xae2f68d6e3d643ed7b216847b578818b708fe53"/>
+      <w:bookmarkStart w:id="16" w:name="_Toc229409683"/>
+      <w:bookmarkEnd w:id="13"/>
+      <w:r>
         <w:t>2.4 Finding 2 — Bottleneck migrates with capacity</w:t>
       </w:r>
-      <w:bookmarkEnd w:id="15"/>
+      <w:bookmarkEnd w:id="16"/>
     </w:p>
     <w:p>
       <w:pPr>
@@ -4011,7 +3523,7 @@
     </w:p>
     <w:tbl>
       <w:tblPr>
-        <w:tblStyle w:val="Table"/>
+        <w:tblStyle w:val="Tabel-Gitter"/>
         <w:tblW w:w="0" w:type="auto"/>
         <w:tblLook w:val="0020" w:firstRow="1" w:lastRow="0" w:firstColumn="0" w:lastColumn="0" w:noHBand="0" w:noVBand="0"/>
       </w:tblPr>
@@ -4021,10 +3533,6 @@
         <w:gridCol w:w="3515"/>
       </w:tblGrid>
       <w:tr>
-        <w:trPr>
-          <w:cnfStyle w:val="100000000000" w:firstRow="1" w:lastRow="0" w:firstColumn="0" w:lastColumn="0" w:oddVBand="0" w:evenVBand="0" w:oddHBand="0" w:evenHBand="0" w:firstRowFirstColumn="0" w:firstRowLastColumn="0" w:lastRowFirstColumn="0" w:lastRowLastColumn="0"/>
-          <w:tblHeader/>
-        </w:trPr>
         <w:tc>
           <w:tcPr>
             <w:tcW w:w="0" w:type="auto"/>
@@ -4247,20 +3755,13 @@
       <w:pPr>
         <w:pStyle w:val="Overskrift3"/>
       </w:pPr>
-      <w:bookmarkStart w:id="16" w:name="X1a95e076af7f4870aacaf5621babd0a8b0a3b95"/>
-      <w:bookmarkStart w:id="17" w:name="_Toc228740357"/>
-      <w:bookmarkEnd w:id="14"/>
-      <w:r>
-        <w:rPr>
-          <w:rStyle w:val="SectionNumber"/>
-        </w:rPr>
-        <w:t>1.3.5</w:t>
-      </w:r>
-      <w:r>
-        <w:tab/>
+      <w:bookmarkStart w:id="17" w:name="X1a95e076af7f4870aacaf5621babd0a8b0a3b95"/>
+      <w:bookmarkStart w:id="18" w:name="_Toc229409684"/>
+      <w:bookmarkEnd w:id="15"/>
+      <w:r>
         <w:t>2.5 Finding 3 — MoE scales on ACTIVE parameters, not TOTAL</w:t>
       </w:r>
-      <w:bookmarkEnd w:id="17"/>
+      <w:bookmarkEnd w:id="18"/>
     </w:p>
     <w:p>
       <w:pPr>
@@ -4288,7 +3789,7 @@
     </w:p>
     <w:tbl>
       <w:tblPr>
-        <w:tblStyle w:val="Table"/>
+        <w:tblStyle w:val="Tabel-Gitter"/>
         <w:tblW w:w="5000" w:type="pct"/>
         <w:tblLayout w:type="fixed"/>
         <w:tblLook w:val="0020" w:firstRow="1" w:lastRow="0" w:firstColumn="0" w:lastColumn="0" w:noHBand="0" w:noVBand="0"/>
@@ -4301,10 +3802,6 @@
         <w:gridCol w:w="2145"/>
       </w:tblGrid>
       <w:tr>
-        <w:trPr>
-          <w:cnfStyle w:val="100000000000" w:firstRow="1" w:lastRow="0" w:firstColumn="0" w:lastColumn="0" w:oddVBand="0" w:evenVBand="0" w:oddHBand="0" w:evenHBand="0" w:firstRowFirstColumn="0" w:firstRowLastColumn="0" w:lastRowFirstColumn="0" w:lastRowLastColumn="0"/>
-          <w:tblHeader/>
-        </w:trPr>
         <w:tc>
           <w:tcPr>
             <w:tcW w:w="1250" w:type="dxa"/>
@@ -4384,11 +3881,7 @@
               <w:pStyle w:val="Compact"/>
             </w:pPr>
             <w:r>
-              <w:t xml:space="preserve">Qwen3-8B </w:t>
-            </w:r>
-            <w:r>
-              <w:lastRenderedPageBreak/>
-              <w:t>(8B/8B)</w:t>
+              <w:t>Qwen3-8B (8B/8B)</w:t>
             </w:r>
           </w:p>
         </w:tc>
@@ -4402,7 +3895,6 @@
               <w:jc w:val="right"/>
             </w:pPr>
             <w:r>
-              <w:lastRenderedPageBreak/>
               <w:t>48%</w:t>
             </w:r>
           </w:p>
@@ -4444,11 +3936,7 @@
               <w:pStyle w:val="Compact"/>
             </w:pPr>
             <w:r>
-              <w:t xml:space="preserve">both fits within </w:t>
-            </w:r>
-            <w:r>
-              <w:lastRenderedPageBreak/>
-              <w:t>noise</w:t>
+              <w:t>both fits within noise</w:t>
             </w:r>
           </w:p>
         </w:tc>
@@ -4463,7 +3951,6 @@
               <w:pStyle w:val="Compact"/>
             </w:pPr>
             <w:r>
-              <w:lastRenderedPageBreak/>
               <w:t>Llama-3.3-70B (70B/70B)</w:t>
             </w:r>
           </w:p>
@@ -4678,7 +4165,11 @@
         <w:pStyle w:val="Brdtekst"/>
       </w:pPr>
       <w:r>
-        <w:t xml:space="preserve">For the two Mixture-of-Experts models, the ACTIVE-parameter projection lands within 3 percentage points of the actual; the TOTAL-parameter projection is off by 22-33 points. The dense models are unaffected (active = total). This is direct evidence that </w:t>
+        <w:t xml:space="preserve">For the two Mixture-of-Experts models, the ACTIVE-parameter projection lands within 3 percentage points of the actual; the TOTAL-parameter projection is off by 22-33 points. The </w:t>
+      </w:r>
+      <w:r>
+        <w:lastRenderedPageBreak/>
+        <w:t xml:space="preserve">dense models are unaffected (active = total). This is direct evidence that </w:t>
       </w:r>
       <w:r>
         <w:rPr>
@@ -4711,90 +4202,72 @@
       <w:pPr>
         <w:pStyle w:val="Overskrift3"/>
       </w:pPr>
-      <w:bookmarkStart w:id="18" w:name="theoretical-interpretation"/>
-      <w:bookmarkStart w:id="19" w:name="_Toc228740358"/>
-      <w:bookmarkEnd w:id="16"/>
-      <w:r>
-        <w:rPr>
-          <w:rStyle w:val="SectionNumber"/>
-        </w:rPr>
-        <w:t>1.3.6</w:t>
-      </w:r>
-      <w:r>
-        <w:tab/>
+      <w:bookmarkStart w:id="19" w:name="theoretical-interpretation"/>
+      <w:bookmarkStart w:id="20" w:name="_Toc229409685"/>
+      <w:bookmarkEnd w:id="17"/>
+      <w:r>
         <w:t>2.6 Theoretical interpretation</w:t>
       </w:r>
+      <w:bookmarkEnd w:id="20"/>
+    </w:p>
+    <w:p>
+      <w:pPr>
+        <w:pStyle w:val="FirstParagraph"/>
+      </w:pPr>
+      <w:r>
+        <w:t>The cloze saturation around 8B (~90%) and the continued application scaling out to at least 70B (and projected to ~370B for 99%) implies that the two task types load the C dimension differently. Cloze is indexing-bound: once a model has enough capacity to maintain a 1944- token context as a coherent searchable representation, retrieval is straightforward. Application is composition-bound: the model must hold multiple facts in working state, perform chained substitutions, and integrate numerical information without losing the prior chain state. The composition cost is super-linear in the chain depth of the question, and this is what makes application demand much higher effective capacity.</w:t>
+      </w:r>
+    </w:p>
+    <w:p>
+      <w:pPr>
+        <w:pStyle w:val="Brdtekst"/>
+      </w:pPr>
+      <w:r>
+        <w:t>This pattern is consistent with the Paper 1 §3 prediction that the C dimension is single-axis but loads tasks differently. It also implies a clean operational definition of “intelligence headroom” at the substrate level: the gap between cloze-saturation accuracy and current application accuracy quantifies how much further capacity can carry a model on the same domain.</w:t>
+      </w:r>
+    </w:p>
+    <w:p>
+      <w:pPr>
+        <w:pStyle w:val="Overskrift3"/>
+      </w:pPr>
+      <w:bookmarkStart w:id="21" w:name="Xfcd0b93c6b637c493ff1f1a1fb2a3071297d0a3"/>
+      <w:bookmarkStart w:id="22" w:name="_Toc229409686"/>
       <w:bookmarkEnd w:id="19"/>
+      <w:r>
+        <w:t>2.7 Yerkes-Dodson connection (forward reference)</w:t>
+      </w:r>
+      <w:bookmarkEnd w:id="22"/>
     </w:p>
     <w:p>
       <w:pPr>
         <w:pStyle w:val="FirstParagraph"/>
       </w:pPr>
       <w:r>
-        <w:t>The cloze saturation around 8B (~90%) and the continued application scaling out to at least 70B (and projected to ~370B for 99%) implies that the two task types load the C dimension differently. Cloze is indexing-bound: once a model has enough capacity to maintain a 1944- token context as a coherent searchable representation, retrieval is straightforward. Application is composition-bound: the model must hold multiple facts in working state, perform chained substitutions, and integrate numerical information without losing the prior chain state. The composition cost is super-linear in the chain depth of the question, and this is what makes application demand much higher effective capacity.</w:t>
-      </w:r>
-    </w:p>
-    <w:p>
-      <w:pPr>
-        <w:pStyle w:val="Brdtekst"/>
-      </w:pPr>
-      <w:r>
-        <w:t>This pattern is consistent with the Paper 1 §3 prediction that the C dimension is single-axis but loads tasks differently. It also implies a clean operational definition of “intelligence headroom” at the substrate level: the gap between cloze-saturation accuracy and current application accuracy quantifies how much further capacity can carry a model on the same domain.</w:t>
+        <w:t>The capacity curve identifies where the C bottleneck sits. The Yerkes-Dodson prediction (Paper 1 §6.4 and Paper 1 §7 P9) states that encoding-friction also has an inverted-U effect on retrieval and application — too little context-structure prevents trace-forming; too much overwhelms the race resolution. The Qwen2.5-7B model sits at 40% application accuracy, where neither the floor effect (0.5B) nor the saturation effect (&gt;70B) dominates, making it the natural test bed for varying encoding-structure across conditions while holding capacity fixed. Paper 4 reports that experiment (see §4.2).</w:t>
       </w:r>
     </w:p>
     <w:p>
       <w:pPr>
         <w:pStyle w:val="Overskrift3"/>
       </w:pPr>
-      <w:bookmarkStart w:id="20" w:name="Xfcd0b93c6b637c493ff1f1a1fb2a3071297d0a3"/>
-      <w:bookmarkStart w:id="21" w:name="_Toc228740359"/>
-      <w:bookmarkEnd w:id="18"/>
-      <w:r>
-        <w:rPr>
-          <w:rStyle w:val="SectionNumber"/>
-        </w:rPr>
+      <w:bookmarkStart w:id="23" w:name="X9f58841739770bde61b5000922711a3e96abbb4"/>
+      <w:bookmarkStart w:id="24" w:name="_Toc229409687"/>
+      <w:bookmarkEnd w:id="21"/>
+      <w:r>
+        <w:t>2.8 A note on what first-token friction measures</w:t>
+      </w:r>
+      <w:bookmarkEnd w:id="24"/>
+    </w:p>
+    <w:p>
+      <w:pPr>
+        <w:pStyle w:val="FirstParagraph"/>
+      </w:pPr>
+      <w:r>
+        <w:t xml:space="preserve">Because Zorbetik is invented and the model has no prior exposure, the first generated token after the context block is the model’s first commitment given the freshly-loaded state. Its CR is therefore a downstream signature of encoding quality. We cannot observe logprobs during the prompt-processing phase itself, but we can read the first-5-tokens CR as a proxy: low first5 CR (the model is uncertain at the start of its answer) implies the context loaded into a fragile state; </w:t>
+      </w:r>
+      <w:r>
         <w:lastRenderedPageBreak/>
-        <w:t>1.3.7</w:t>
-      </w:r>
-      <w:r>
-        <w:tab/>
-        <w:t>2.7 Yerkes-Dodson connection (forward reference)</w:t>
-      </w:r>
-      <w:bookmarkEnd w:id="21"/>
-    </w:p>
-    <w:p>
-      <w:pPr>
-        <w:pStyle w:val="FirstParagraph"/>
-      </w:pPr>
-      <w:r>
-        <w:t>The capacity curve identifies where the C bottleneck sits. The Yerkes-Dodson prediction (Paper 1 §6.4 and Paper 1 §7 P9) states that encoding-friction also has an inverted-U effect on retrieval and application — too little context-structure prevents trace-forming; too much overwhelms the race resolution. The Qwen2.5-7B model sits at 40% application accuracy, where neither the floor effect (0.5B) nor the saturation effect (&gt;70B) dominates, making it the natural test bed for varying encoding-structure across conditions while holding capacity fixed. Paper 4 reports that experiment (see §4.2).</w:t>
-      </w:r>
-    </w:p>
-    <w:p>
-      <w:pPr>
-        <w:pStyle w:val="Overskrift3"/>
-      </w:pPr>
-      <w:bookmarkStart w:id="22" w:name="X9f58841739770bde61b5000922711a3e96abbb4"/>
-      <w:bookmarkStart w:id="23" w:name="_Toc228740360"/>
-      <w:bookmarkEnd w:id="20"/>
-      <w:r>
-        <w:rPr>
-          <w:rStyle w:val="SectionNumber"/>
-        </w:rPr>
-        <w:t>1.3.8</w:t>
-      </w:r>
-      <w:r>
-        <w:tab/>
-        <w:t>2.8 A note on what first-token friction measures</w:t>
-      </w:r>
-      <w:bookmarkEnd w:id="23"/>
-    </w:p>
-    <w:p>
-      <w:pPr>
-        <w:pStyle w:val="FirstParagraph"/>
-      </w:pPr>
-      <w:r>
-        <w:t>Because Zorbetik is invented and the model has no prior exposure, the first generated token after the context block is the model’s first commitment given the freshly-loaded state. Its CR is therefore a downstream signature of encoding quality. We cannot observe logprobs during the prompt-processing phase itself, but we can read the first-5-tokens CR as a proxy: low first5 CR (the model is uncertain at the start of its answer) implies the context loaded into a fragile state; high first5 CR (the model commits decisively at the start) implies a clean integration. This is the operational sense in which the encoding-through-loading hypothesis is empirically testable through inference-time logprobs alone: the loading process is invisible, but its outcome — how committed the model is at the moment of speaking — leaves a per-token signature.</w:t>
+        <w:t>high first5 CR (the model commits decisively at the start) implies a clean integration. This is the operational sense in which the encoding-through-loading hypothesis is empirically testable through inference-time logprobs alone: the loading process is invisible, but its outcome — how committed the model is at the moment of speaking — leaves a per-token signature.</w:t>
       </w:r>
     </w:p>
     <w:p>
@@ -4809,27 +4282,20 @@
         <w:t>A complementary verification via fine-tuning.</w:t>
       </w:r>
       <w:r>
-        <w:t xml:space="preserve"> The ICL-based approach developed here observes encoding indirectly — through the first-token friction signature left by a single forward pass. A fine-tuning counterpart would observe encoding more directly. During FT on the same four encoding conditions (VANILLA / CHUNKED / LOGICAL_CHAIN / CROSS_REF), the training-loss curve itself is an encoding-friction signal: gradient magnitudes at each step reflect how hard the substrate is working to integrate the structured vs unstructured presentation of the same facts. A prediction of the load-bearing-friction account (Paper 1 §5.4b, P21) is that the FT loss curves on structured data should both descend faster and plateau lower than on flat data. Inference-time friction on the resulting fine-tuned models should correspondingly show lower first-5-tokens CR on the structured-FT models — the same encoding-quality signature that our ICL probe measures, but crystallised into weights rather than transient activation state. A paired ICL-and-FT experiment would therefore give us two independent measurements of the same underlying quantity: encoding-friction via training-loss curvature, inference-friction via CR. Matching results across both methodologies would substantially strengthen the case that first-token CR is a valid encoding-quality proxy, not an artefact of the ICL format.</w:t>
+        <w:t xml:space="preserve"> The ICL-based approach used here observes encoding indirectly — through the first-token friction signature left by a single forward pass. A fine-tuning counterpart would observe encoding more directly. During FT on the same four encoding conditions (VANILLA / CHUNKED / LOGICAL_CHAIN / CROSS_REF), the training-loss curve itself is an encoding-friction signal: gradient magnitudes at each step reflect how hard the substrate is working to integrate the structured vs unstructured presentation of the same facts. A prediction of the load-bearing-friction account (Paper 1 §5.4b, P21) is that the FT loss curves on structured data should both descend faster and plateau lower than on flat data. Inference-time friction on the resulting fine-tuned models should correspondingly show lower first-5-tokens CR on the structured-FT models — the same encoding-quality signature that our ICL probe measures, but crystallised into weights rather than transient activation state. A paired ICL-and-FT experiment would therefore give us two independent measurements of the same underlying quantity: encoding-friction via training-loss curvature, inference-friction via CR. Matching results across both methodologies would substantially strengthen the case that first-token CR is a valid encoding-quality proxy, not an artefact of the ICL format.</w:t>
       </w:r>
     </w:p>
     <w:p>
       <w:pPr>
         <w:pStyle w:val="Overskrift3"/>
       </w:pPr>
-      <w:bookmarkStart w:id="24" w:name="caveats"/>
-      <w:bookmarkStart w:id="25" w:name="_Toc228740361"/>
-      <w:bookmarkEnd w:id="22"/>
-      <w:r>
-        <w:rPr>
-          <w:rStyle w:val="SectionNumber"/>
-        </w:rPr>
-        <w:t>1.3.9</w:t>
-      </w:r>
-      <w:r>
-        <w:tab/>
+      <w:bookmarkStart w:id="25" w:name="caveats"/>
+      <w:bookmarkStart w:id="26" w:name="_Toc229409688"/>
+      <w:bookmarkEnd w:id="23"/>
+      <w:r>
         <w:t>2.9 Caveats</w:t>
       </w:r>
-      <w:bookmarkEnd w:id="25"/>
+      <w:bookmarkEnd w:id="26"/>
     </w:p>
     <w:p>
       <w:pPr>
@@ -4863,7 +4329,6 @@
           <w:b/>
           <w:bCs/>
         </w:rPr>
-        <w:lastRenderedPageBreak/>
         <w:t>Single-prompt ICL only.</w:t>
       </w:r>
       <w:r>
@@ -4912,20 +4377,13 @@
       <w:pPr>
         <w:pStyle w:val="Overskrift3"/>
       </w:pPr>
-      <w:bookmarkStart w:id="26" w:name="X288542cfa3d8a221a4541a03e5c0cc15862b082"/>
-      <w:bookmarkStart w:id="27" w:name="_Toc228740362"/>
-      <w:bookmarkEnd w:id="24"/>
-      <w:r>
-        <w:rPr>
-          <w:rStyle w:val="SectionNumber"/>
-        </w:rPr>
-        <w:t>1.3.10</w:t>
-      </w:r>
-      <w:r>
-        <w:tab/>
+      <w:bookmarkStart w:id="27" w:name="X288542cfa3d8a221a4541a03e5c0cc15862b082"/>
+      <w:bookmarkStart w:id="28" w:name="_Toc229409689"/>
+      <w:bookmarkEnd w:id="25"/>
+      <w:r>
         <w:t>2.10 Somatic markers as the field-layer prerequisite for elaborative encoding</w:t>
       </w:r>
-      <w:bookmarkEnd w:id="27"/>
+      <w:bookmarkEnd w:id="28"/>
     </w:p>
     <w:p>
       <w:pPr>
@@ -4952,7 +4410,11 @@
         <w:t>elaborative</w:t>
       </w:r>
       <w:r>
-        <w:t xml:space="preserve"> encoding — the reason Paris-as-capital-of-France is remembered better when you have been there, felt the heat of a July afternoon on the Champ-de-Mars, tasted a bad tourist-trap crêpe. Elaborative encoding is traditionally attributed to depth of processing (Craik &amp; Lockhart 1972) or dual coding (Paivio 1971).</w:t>
+        <w:t xml:space="preserve"> encoding — the reason Paris-as-capital-of-France is remembered better when you have been there, felt the heat of a July afternoon on the Champ-de-Mars, tasted a bad tourist-</w:t>
+      </w:r>
+      <w:r>
+        <w:lastRenderedPageBreak/>
+        <w:t>trap crêpe. Elaborative encoding is traditionally attributed to depth of processing (Craik &amp; Lockhart 1972) or dual coding (Paivio 1971).</w:t>
       </w:r>
     </w:p>
     <w:p>
@@ -5011,11 +4473,7 @@
         <w:t>P26 — Field-substrate requirement for elaborative encoding.</w:t>
       </w:r>
       <w:r>
-        <w:t xml:space="preserve"> In a field-less substrate, the retrieval ceiling for a given knowledge base and capacity is not improvable by elaborative encoding interventions, because elaborative encoding </w:t>
-      </w:r>
-      <w:r>
-        <w:lastRenderedPageBreak/>
-        <w:t>requires the field-layer infrastructure (somatic markers) to produce the friction-proxy that strengthens trace formation. Field-endowed substrates (humans, higher animals) should show encoding-retrieval gains from elaborative manipulations that match or exceed their gains from structural manipulations. Field-less substrates (all current LLMs, in vitro neural preparations, slime molds without secondary signalling) should show no gain from elaborative manipulations once structural manipulations are held constant. Test design: paired structural-only vs structural+elaborative encoding conditions on the same facts, measured by delayed recall / transfer accuracy, across one field-endowed and one field-less substrate.</w:t>
+        <w:t xml:space="preserve"> In a field-less substrate, the retrieval ceiling for a given knowledge base and capacity is not improvable by elaborative encoding interventions, because elaborative encoding requires the field-layer infrastructure (somatic markers) to produce the friction-proxy that strengthens trace formation. Field-endowed substrates (humans, higher animals) should show encoding-retrieval gains from elaborative manipulations that match or exceed their gains from structural manipulations. Field-less substrates (all current LLMs, in vitro neural preparations, slime molds without secondary signalling) should show no gain from elaborative manipulations once structural manipulations are held constant. Test design: paired structural-only vs structural+elaborative encoding conditions on the same facts, measured by delayed recall / transfer accuracy, across one field-endowed and one field-less substrate.</w:t>
       </w:r>
     </w:p>
     <w:p>
@@ -5048,7 +4506,11 @@
         <w:t>global encoding-gate</w:t>
       </w:r>
       <w:r>
-        <w:t xml:space="preserve"> that colours the entire learning episode. In biological substrates, it modulates consolidation at the session level: how much of what was just encoded gets preferentially rehearsed, how deep the downstream integration runs, how easily the episode is re-activated later. This is a per-session, not per-token, friction signal.</w:t>
+        <w:t xml:space="preserve"> that colours the entire learning episode. In biological substrates, it modulates consolidation at the session level: how much of what was </w:t>
+      </w:r>
+      <w:r>
+        <w:lastRenderedPageBreak/>
+        <w:t>just encoded gets preferentially rehearsed, how deep the downstream integration runs, how easily the episode is re-activated later. This is a per-session, not per-token, friction signal.</w:t>
       </w:r>
     </w:p>
     <w:p>
@@ -5081,89 +4543,227 @@
         <w:t>Biological cognate: item-binding vs context-binding at distinct timescales.</w:t>
       </w:r>
       <w:r>
-        <w:t xml:space="preserve"> The per-token / per-session decomposition has a direct mapping onto the distinction drawn by Yonelinas et al. (2019) in their contextual-binding theory of episodic memory: item-level binding is fast, hippocampus- independent (or minimally dependent), and precision-limited; context- level binding is slow, hippocampus-dependent, and robust to interference. Under the Complementary Learning Systems framework (McClelland, McNaughton &amp; O’Reilly 1995), biological substrates </w:t>
-      </w:r>
+        <w:t xml:space="preserve"> The per-token / per-session decomposition has a direct mapping onto the distinction drawn by Yonelinas et al. (2019) in their contextual-binding theory of episodic memory: item-level binding is fast, hippocampus- independent (or minimally dependent), and precision-limited; context- level binding is slow, hippocampus-dependent, and robust to interference. Under the Complementary Learning Systems framework (McClelland, McNaughton &amp; O’Reilly 1995), biological substrates resolve the stability-plasticity dilemma by deploying the two pathways in parallel. Per-token friction is the substrate-invariant analog of item-binding; per-session friction is the analog of context-binding. Current LLMs have only the fast item-level pathway — both native attention during inference and in-context learning are item-level operations. The absence of the slow structural pathway predicts the specific failure mode documented by Gudibande et al. (2023): fine-tuning on imitation data produces stylistic compliance without deep capability, because item-level routing is being written without the underlying context-level integration that would consolidate it. Engineering a genuine macro-timescale consolidation mechanism alongside the fast per-token pathway is the architectural problem that solving cross-session memory and long-term retention will require.</w:t>
+      </w:r>
+    </w:p>
+    <w:p>
+      <w:pPr>
+        <w:pStyle w:val="Brdtekst"/>
+      </w:pPr>
+      <w:r>
+        <w:t>This ties three of the paper’s major claims together: Paper 1’s P3 (fields absent in artificial systems), Damasio’s somatic markers (Paper 1 §6.1c), and the encoding-through-loading principle (Paper 1 §6.4). It also predicts that future LLM architectures incorporating functional analogues of somatic-marker infrastructure — not token-level but substrate-level affective gain controls — would be the first artificial systems able to exceed the current elaborative-ceiling.</w:t>
+      </w:r>
+    </w:p>
+    <w:p>
+      <w:pPr>
+        <w:pStyle w:val="Overskrift2"/>
+      </w:pPr>
+      <w:bookmarkStart w:id="29" w:name="X06ddc12d92af8bd493ccbcf08008d3c2cc2a038"/>
+      <w:bookmarkStart w:id="30" w:name="_Toc229409690"/>
+      <w:bookmarkEnd w:id="7"/>
+      <w:bookmarkEnd w:id="27"/>
       <w:r>
         <w:lastRenderedPageBreak/>
-        <w:t>resolve the stability-plasticity dilemma by deploying the two pathways in parallel. Per-token friction is the substrate-invariant analog of item-binding; per-session friction is the analog of context-binding. Current LLMs have only the fast item-level pathway — both native attention during inference and in-context learning are item-level operations. The absence of the slow structural pathway predicts the specific failure mode documented by Gudibande et al. (2023): fine-tuning on imitation data produces stylistic compliance without deep capability, because item-level routing is being written without the underlying context-level integration that would consolidate it. Engineering a genuine macro-timescale consolidation mechanism alongside the fast per-token pathway is the architectural problem that solving cross-session memory and long-term retention will require.</w:t>
-      </w:r>
-    </w:p>
-    <w:p>
-      <w:pPr>
-        <w:pStyle w:val="Brdtekst"/>
-      </w:pPr>
-      <w:r>
-        <w:t>This ties three of the paper’s major claims together: Paper 1’s P3 (fields absent in artificial systems), Damasio’s somatic markers (Paper 1 §6.1c), and the encoding-through-loading principle (Paper 1 §6.4). It also predicts that future LLM architectures incorporating functional analogues of somatic-marker infrastructure — not token-level but substrate-level affective gain controls — would be the first artificial systems able to exceed the current elaborative-ceiling.</w:t>
-      </w:r>
-    </w:p>
-    <w:p>
-      <w:pPr>
-        <w:pStyle w:val="Overskrift2"/>
-      </w:pPr>
-      <w:bookmarkStart w:id="28" w:name="X5abb07809597b38824f6184dd653ec38b7d6eb7"/>
-      <w:bookmarkStart w:id="29" w:name="_Toc228740363"/>
-      <w:bookmarkEnd w:id="6"/>
-      <w:bookmarkEnd w:id="26"/>
-      <w:r>
-        <w:rPr>
-          <w:rStyle w:val="SectionNumber"/>
-        </w:rPr>
-        <w:t>1.4</w:t>
-      </w:r>
-      <w:r>
-        <w:tab/>
-        <w:t>3. Frontloaded in-context learning as a fine-tuning substitute</w:t>
-      </w:r>
-      <w:bookmarkEnd w:id="29"/>
+        <w:t>3. Methodological note — frontloaded ICL as fine-tuning substitute</w:t>
+      </w:r>
+      <w:bookmarkEnd w:id="30"/>
     </w:p>
     <w:p>
       <w:pPr>
         <w:pStyle w:val="FirstParagraph"/>
       </w:pPr>
       <w:r>
-        <w:t>Our encoding-through-loading claims are traditionally tested with fine-tuning: train the model on a corpus, then query it. This is expensive (hours of GPU time per model × size), destructive (LoRA configurations with wrong target-modules zero out performance — see our §2.9 caveats), and slow to iterate.</w:t>
-      </w:r>
-    </w:p>
-    <w:p>
-      <w:pPr>
-        <w:pStyle w:val="Brdtekst"/>
-      </w:pPr>
-      <w:r>
-        <w:t xml:space="preserve">We note here that </w:t>
+        <w:t xml:space="preserve">In-context learning was introduced by Brown et al. (2020) and characterised mechanistically by Dai et al. (2022) and Akyürek et al. (2022) as an implicit gradient-descent-like operation in activation space. Empirical comparisons between ICL and fine-tuning on knowledge-encoding tasks have been documented across deployment-cost dimensions (Soudani et al. 2024; Brown et al. 2020). What we add here is not a new technique but a methodological position: that </w:t>
       </w:r>
       <w:r>
         <w:rPr>
           <w:b/>
           <w:bCs/>
         </w:rPr>
-        <w:t>for testing encoding-to-retrieval effects within a single model, frontloaded in-context learning (ICL) is an operational substitute for fine-tuning</w:t>
-      </w:r>
-      <w:r>
-        <w:t>. A single prompt of the form</w:t>
-      </w:r>
-    </w:p>
-    <w:p>
-      <w:pPr>
-        <w:pStyle w:val="Bloktekst"/>
-      </w:pPr>
+        <w:t>for encoding-retrieval studies of the kind reported in §2 — testing how capacity loads task types differentially within a single inference — frontloaded ICL is the appropriate operational instrument in place of fine-tuning</w:t>
+      </w:r>
+      <w:r>
+        <w:t xml:space="preserve"> when persistence is not required.</w:t>
+      </w:r>
+    </w:p>
+    <w:p>
+      <w:pPr>
+        <w:pStyle w:val="Brdtekst"/>
+      </w:pPr>
+      <w:r>
+        <w:t xml:space="preserve">The capacity-scaling sweep in §2 uses frontloaded ICL as that instrument: a single prompt of the form </w:t>
+      </w:r>
       <w:r>
         <w:rPr>
           <w:rStyle w:val="VerbatimChar"/>
         </w:rPr>
-        <w:t>[all training facts] + [one question]</w:t>
-      </w:r>
+        <w:t>[all 47 facts] + [one question]</w:t>
+      </w:r>
+      <w:r>
+        <w:t xml:space="preserve"> with per-token logprobs captured on the answer. The per-token CR signal on the answer reads the same underlying route-competition that FT would have crystallised into weights, except it happens in the current forward pass. The methodology is fast (~5 seconds per inference vs. hours for FT), cheap (trivial API cost per measurement), unified across model families, and produces dense friction data.</w:t>
+      </w:r>
+    </w:p>
+    <w:p>
+      <w:pPr>
+        <w:pStyle w:val="Brdtekst"/>
+      </w:pPr>
+      <w:r>
+        <w:t>For studies asking how long-term knowledge is stored under training-time conditions, fine-tuning remains necessary. Our recommendation is bounded to the encoding-retrieval question this paper addresses, where the question is within-inference encoding-and-retrieval rather than weight-encoding-and-retention.</w:t>
+      </w:r>
+    </w:p>
+    <w:p>
+      <w:pPr>
+        <w:pStyle w:val="Brdtekst"/>
+      </w:pPr>
+      <w:r>
+        <w:rPr>
+          <w:b/>
+          <w:bCs/>
+        </w:rPr>
+        <w:t>Scope of the recommendation.</w:t>
+      </w:r>
+      <w:r>
+        <w:t xml:space="preserve"> ICL is not equivalent to FT in all respects: it is bounded by the context window (tens of thousands of tokens), ephemeral to each prompt, and adds rather than overwrites pre-training priors. For very large knowledge bases, persistence studies, and route-overwrite experiments, FT remains necessary.</w:t>
+      </w:r>
+    </w:p>
+    <w:p>
+      <w:pPr>
+        <w:pStyle w:val="Brdtekst"/>
+      </w:pPr>
+      <w:r>
+        <w:rPr>
+          <w:b/>
+          <w:bCs/>
+        </w:rPr>
+        <w:t>Substrate-mechanism companion.</w:t>
+      </w:r>
+      <w:r>
+        <w:t xml:space="preserve"> The claim that ICL operationally substitutes for FT in encoding-retrieval studies survives the empirical test, but with a sharper substrate-mechanistic interpretation: ICL is not merely a faster substitute for FT but an architecturally distinct encoding mode that preserves calibrated friction-signal where any backward-pass training compresses it. The empirical demonstration of this distinction across LoRA-FT budgets from 5 to 100 epochs, the substrate-mechanism account (winning-route amplification under cumulative gradient pressure), and the implications for current LLM practice (hallucination, agentic systems, RAG-vs-FT, hybrid architectures) are developed in the companion paper Paper 2B (Pødenphant Lund 2026X). Readers interested in the substrate-mechanistic distinction between ICL and FT, or in the practical implications for LLM systems built on either mode, should consult Paper 2B.</w:t>
+      </w:r>
+    </w:p>
+    <w:p>
+      <w:pPr>
+        <w:rPr>
+          <w:rFonts w:asciiTheme="majorHAnsi" w:eastAsiaTheme="majorEastAsia" w:hAnsiTheme="majorHAnsi" w:cstheme="majorBidi"/>
+          <w:color w:val="0F4761" w:themeColor="accent1" w:themeShade="BF"/>
+          <w:sz w:val="32"/>
+          <w:szCs w:val="32"/>
+        </w:rPr>
+      </w:pPr>
+      <w:bookmarkStart w:id="31" w:name="Xc98b33e9868301b26b64c13d4f151cb7f350a9c"/>
+      <w:bookmarkEnd w:id="29"/>
+      <w:r>
+        <w:br w:type="page"/>
+      </w:r>
+    </w:p>
+    <w:p>
+      <w:pPr>
+        <w:pStyle w:val="Overskrift2"/>
+      </w:pPr>
+      <w:bookmarkStart w:id="32" w:name="_Toc229409691"/>
+      <w:r>
+        <w:lastRenderedPageBreak/>
+        <w:t xml:space="preserve">4. Scope note: </w:t>
+      </w:r>
+      <w:proofErr w:type="gramStart"/>
+      <w:r>
+        <w:t>encoding-battery</w:t>
+      </w:r>
+      <w:proofErr w:type="gramEnd"/>
+      <w:r>
+        <w:t xml:space="preserve"> and </w:t>
+      </w:r>
+      <w:proofErr w:type="gramStart"/>
+      <w:r>
+        <w:t>encoding-structure</w:t>
+      </w:r>
+      <w:proofErr w:type="gramEnd"/>
+      <w:r>
+        <w:t xml:space="preserve"> findings</w:t>
+      </w:r>
+      <w:bookmarkEnd w:id="32"/>
     </w:p>
     <w:p>
       <w:pPr>
         <w:pStyle w:val="FirstParagraph"/>
       </w:pPr>
       <w:r>
-        <w:t>with per-token logprobs captured on the answer tokens gives direct access to the encoding-structure × retrieval-fluidity relationship without any weight update. This works because:</w:t>
-      </w:r>
-    </w:p>
-    <w:p>
-      <w:pPr>
-        <w:pStyle w:val="Compact"/>
+        <w:t xml:space="preserve">Three companion papers cover what was originally scoped here. </w:t>
+      </w:r>
+      <w:r>
+        <w:rPr>
+          <w:b/>
+          <w:bCs/>
+        </w:rPr>
+        <w:t>Paper 4</w:t>
+      </w:r>
+      <w:r>
+        <w:t xml:space="preserve"> (Lund 2026e) handles the full encoding-battery (matched-friction-under-hysteresis across repetition, surprise, spacing, framing, anchoring, storytelling, chunking) and the encoding-structure × capacity interaction in the broader cross-substrate-replication context, including the cross-domain habit-formation/dementia parallel and the four pre-registered predictions (P-Kandel, P-Lally, P-Craik-Tulving, P-Rovee-Collier). </w:t>
+      </w:r>
+      <w:r>
+        <w:rPr>
+          <w:b/>
+          <w:bCs/>
+        </w:rPr>
+        <w:t>Paper 4B</w:t>
+      </w:r>
+      <w:r>
+        <w:t xml:space="preserve"> (Lund 2026f) develops a recursive strategy-choice race account of the expertise-reversal effect specifically, distinguishing commitment-cost from reactance as two friction mechanisms. </w:t>
+      </w:r>
+      <w:r>
+        <w:rPr>
+          <w:b/>
+          <w:bCs/>
+        </w:rPr>
+        <w:t>Paper 6</w:t>
+      </w:r>
+      <w:r>
+        <w:t xml:space="preserve"> (Lund 2026h) develops the broader unifying theoretical framework — </w:t>
+      </w:r>
+      <w:r>
+        <w:rPr>
+          <w:i/>
+          <w:iCs/>
+        </w:rPr>
+        <w:t>matched friction under hysteresis</w:t>
+      </w:r>
+      <w:r>
+        <w:t xml:space="preserve"> — which subsumes the encoding handles tested empirically in Papers 4 and 4B alongside eight literature traditions on inverted-U learning optima (Yerkes-Dodson, Vygotsky, Kalyuga, Bjork, Bengio, Roediger-Karpicke, Shannon-Berger). Readers interested in the empirical handles should consult Paper 4; in the expertise-reversal mechanism, Paper 4B; in the unifying theoretical framework, Paper 6.</w:t>
+      </w:r>
+    </w:p>
+    <w:p>
+      <w:pPr>
+        <w:pStyle w:val="Overskrift2"/>
+      </w:pPr>
+      <w:bookmarkStart w:id="33" w:name="discussion"/>
+      <w:bookmarkStart w:id="34" w:name="_Toc229409692"/>
+      <w:bookmarkEnd w:id="31"/>
+      <w:r>
+        <w:t>5. Discussion</w:t>
+      </w:r>
+      <w:bookmarkEnd w:id="34"/>
+    </w:p>
+    <w:p>
+      <w:pPr>
+        <w:pStyle w:val="Overskrift3"/>
+      </w:pPr>
+      <w:bookmarkStart w:id="35" w:name="what-this-paper-establishes"/>
+      <w:bookmarkStart w:id="36" w:name="_Toc229409693"/>
+      <w:r>
+        <w:t>5.1 What this paper establishes</w:t>
+      </w:r>
+      <w:bookmarkEnd w:id="36"/>
+    </w:p>
+    <w:p>
+      <w:pPr>
+        <w:pStyle w:val="FirstParagraph"/>
+      </w:pPr>
+      <w:r>
+        <w:t>Three empirical findings plus a methodological recommendation anchor the paper:</w:t>
+      </w:r>
+    </w:p>
+    <w:p>
+      <w:pPr>
         <w:numPr>
           <w:ilvl w:val="0"/>
           <w:numId w:val="3"/>
@@ -5174,24 +4774,14 @@
           <w:b/>
           <w:bCs/>
         </w:rPr>
-        <w:t>ICL and FT operate on overlapping mechanisms.</w:t>
-      </w:r>
-      <w:r>
-        <w:t xml:space="preserve"> </w:t>
-      </w:r>
-      <w:r>
-        <w:rPr>
-          <w:lang w:val="da-DK"/>
-        </w:rPr>
-        <w:t>Dai et al. (2022) and Akyürek et al. </w:t>
-      </w:r>
-      <w:r>
-        <w:t>(2022) show that in-context learning implements an implicit gradient-descent-like update in activation space. Our measurement probe (per-token CR on the answer) reads the same underlying route-competition that FT would have crystallised into weights — except it is happening in the current forward pass.</w:t>
-      </w:r>
-    </w:p>
-    <w:p>
-      <w:pPr>
-        <w:pStyle w:val="Compact"/>
+        <w:t>Capacity loads cloze and application differently.</w:t>
+      </w:r>
+      <w:r>
+        <w:t xml:space="preserve"> Cloze is indexing-bound and saturates around 8B parameters at ~90% accuracy on this domain. Application is composition-bound and scales monotonically across three orders of magnitude, with no saturation observed up to 70B.</w:t>
+      </w:r>
+    </w:p>
+    <w:p>
+      <w:pPr>
         <w:numPr>
           <w:ilvl w:val="0"/>
           <w:numId w:val="3"/>
@@ -5202,24 +4792,14 @@
           <w:b/>
           <w:bCs/>
         </w:rPr>
-        <w:t>For retrieval-heavy tasks, ICL often exceeds FT at small scale.</w:t>
-      </w:r>
-      <w:r>
-        <w:t xml:space="preserve"> </w:t>
-      </w:r>
-      <w:r>
-        <w:rPr>
-          <w:lang w:val="da-DK"/>
-        </w:rPr>
-        <w:t>Brown et al. (2020) and Soudani et al. </w:t>
-      </w:r>
-      <w:r>
-        <w:t>(2024) both document this; our own Colab preliminary calibration confirms the asymmetry (ICL cloze accuracy 56–96% across sizes; LoRA FT of the same facts yielded 0% across all sizes in our preliminary calibration setup due to a target-module configuration that excluded the MLP layers where factual knowledge is known to live, Geva et al. 2021).</w:t>
-      </w:r>
-    </w:p>
-    <w:p>
-      <w:pPr>
-        <w:pStyle w:val="Compact"/>
+        <w:t>The bottleneck migrates with capacity.</w:t>
+      </w:r>
+      <w:r>
+        <w:t xml:space="preserve"> At low capacity the failure mode is retrieval; at high capacity it is chain-composition. The 36% “cloze-only” cell at 14B quantifies the composition bottleneck at a capacity where retrieval is saturated.</w:t>
+      </w:r>
+    </w:p>
+    <w:p>
+      <w:pPr>
         <w:numPr>
           <w:ilvl w:val="0"/>
           <w:numId w:val="3"/>
@@ -5230,94 +4810,96 @@
           <w:b/>
           <w:bCs/>
         </w:rPr>
-        <w:lastRenderedPageBreak/>
-        <w:t>Logprobs span the full inference window.</w:t>
-      </w:r>
-      <w:r>
-        <w:t xml:space="preserve"> With a single API call we obtain per-token friction signal for the answer phase AND, via the first-5-tokens statistic, an indirect read on how cleanly the frontloaded context integrated — see the §2.8 note on what first-token friction measures.</w:t>
-      </w:r>
-    </w:p>
-    <w:p>
-      <w:pPr>
-        <w:pStyle w:val="FirstParagraph"/>
-      </w:pPr>
-      <w:r>
-        <w:t xml:space="preserve">The frontloaded-ICL methodology is therefore: - </w:t>
-      </w:r>
+        <w:t>MoE scales on active, not total parameters.</w:t>
+      </w:r>
+      <w:r>
+        <w:t xml:space="preserve"> For the encoding-through-loading task, per-token active parameters determine effective compute capacity. MoE purchases routing flexibility, not capacity itself.</w:t>
+      </w:r>
+    </w:p>
+    <w:p>
+      <w:pPr>
+        <w:numPr>
+          <w:ilvl w:val="0"/>
+          <w:numId w:val="3"/>
+        </w:numPr>
+      </w:pPr>
       <w:r>
         <w:rPr>
           <w:b/>
           <w:bCs/>
         </w:rPr>
-        <w:t>Fast:</w:t>
-      </w:r>
-      <w:r>
-        <w:t xml:space="preserve"> ~5 seconds per inference vs hours for FT. - </w:t>
-      </w:r>
-      <w:r>
-        <w:rPr>
-          <w:b/>
-          <w:bCs/>
-        </w:rPr>
-        <w:t>Cheap:</w:t>
-      </w:r>
-      <w:r>
-        <w:t xml:space="preserve"> trivial API cost per measurement (cents vs dollars). - </w:t>
-      </w:r>
-      <w:r>
-        <w:rPr>
-          <w:b/>
-          <w:bCs/>
-        </w:rPr>
-        <w:t>Unified:</w:t>
-      </w:r>
-      <w:r>
-        <w:t xml:space="preserve"> the same probe works across model families and sizes without per-model LoRA configuration. - </w:t>
-      </w:r>
-      <w:r>
-        <w:rPr>
-          <w:b/>
-          <w:bCs/>
-        </w:rPr>
-        <w:t>Dense:</w:t>
-      </w:r>
-      <w:r>
-        <w:t xml:space="preserve"> one measurement yields accuracy + 6 friction statistics (mean_cr, std_cr, first5, last5, middle, per_token list) rather than just accuracy.</w:t>
-      </w:r>
-    </w:p>
-    <w:p>
-      <w:pPr>
-        <w:pStyle w:val="Brdtekst"/>
-      </w:pPr>
-      <w:r>
-        <w:rPr>
-          <w:b/>
-          <w:bCs/>
-        </w:rPr>
-        <w:t>A practical consequence: frontloaded-ICL as a hypothesis smoke-test.</w:t>
-      </w:r>
-      <w:r>
-        <w:t xml:space="preserve"> Because the method runs in seconds at trivial cost, it is effective as a first-pass screen for hypotheses about encoding-structure effects before committing to the expensive fine-tuning track. In the development of this paper itself, we iterated on ten candidate hypotheses about encoding-structure × capacity interactions in a single afternoon using frontloaded-ICL; the equivalent fine-tuning battery would have taken multiple weeks of GPU time and per-model LoRA configuration effort. The smoke-test role complements rather than replaces the FT track: it triages which hypotheses are worth the FT investment, and it pre-specifies the expected direction and magnitude before the FT run is funded. For laboratories operating under compute constraints, this methodological shift substantially expands the space of testable hypotheses in encoding-structure research.</w:t>
-      </w:r>
-    </w:p>
-    <w:p>
-      <w:pPr>
-        <w:pStyle w:val="Brdtekst"/>
-      </w:pPr>
-      <w:r>
-        <w:rPr>
-          <w:b/>
-          <w:bCs/>
-        </w:rPr>
-        <w:t>Caveats and where FT is still necessary.</w:t>
-      </w:r>
-      <w:r>
-        <w:t xml:space="preserve"> Frontloaded-ICL is not equivalent to FT in all respects:</w:t>
-      </w:r>
-    </w:p>
-    <w:p>
-      <w:pPr>
-        <w:pStyle w:val="Compact"/>
+        <w:t>Methodological recommendation: frontloaded ICL</w:t>
+      </w:r>
+      <w:r>
+        <w:t xml:space="preserve"> (Brown et al. 2020) is the appropriate operational instrument for encoding-to-retrieval studies of this kind in place of fine-tuning, when persistence is not required. We argue this position; we do not introduce the technique. The methodology delivers dense per-token friction data at two orders of magnitude lower cost and turnaround than FT.</w:t>
+      </w:r>
+    </w:p>
+    <w:p>
+      <w:pPr>
+        <w:pStyle w:val="Overskrift3"/>
+      </w:pPr>
+      <w:bookmarkStart w:id="37" w:name="X3c36f80106d7e5c7a898b806a4976ae8c8e10ba"/>
+      <w:bookmarkStart w:id="38" w:name="_Toc229409694"/>
+      <w:bookmarkEnd w:id="35"/>
+      <w:r>
+        <w:t>5.2 Implications for the C-dimension framework</w:t>
+      </w:r>
+      <w:bookmarkEnd w:id="38"/>
+    </w:p>
+    <w:p>
+      <w:pPr>
+        <w:pStyle w:val="FirstParagraph"/>
+      </w:pPr>
+      <w:r>
+        <w:t xml:space="preserve">These findings validate Paper 1’s C-dimension as a single axis that loads tasks differentially. They also provide a concrete operationalisation of “intelligence headroom”: the gap between </w:t>
+      </w:r>
+      <w:r>
+        <w:lastRenderedPageBreak/>
+        <w:t>cloze-saturation accuracy and current application accuracy quantifies how much further capacity can carry a model on the same domain. The per-session / per-token distinction developed in §2.10 extends P26 (field-substrate requirement for elaborative encoding) by specifying which kinds of elaborative encoding a field-less substrate can in principle access (per-token structural) and which it cannot (per-session somatic-marker–mediated).</w:t>
+      </w:r>
+    </w:p>
+    <w:p>
+      <w:pPr>
+        <w:pStyle w:val="Overskrift3"/>
+      </w:pPr>
+      <w:bookmarkStart w:id="39" w:name="limitations"/>
+      <w:bookmarkStart w:id="40" w:name="_Toc229409695"/>
+      <w:bookmarkEnd w:id="37"/>
+      <w:r>
+        <w:t>5.3 Limitations</w:t>
+      </w:r>
+      <w:bookmarkEnd w:id="40"/>
+    </w:p>
+    <w:p>
+      <w:pPr>
+        <w:pStyle w:val="FirstParagraph"/>
+      </w:pPr>
+      <w:r>
+        <w:t>Beyond the technical caveats in §2.9, one scope boundary applies: we have tested a single invented knowledge domain. Zorbetik was constructed to eliminate pretraining-prior confounds, providing clean confound-control at substrate level. Generalisation to natural knowledge domains — where pretraining priors interact with the encoding mechanism as both aid and interference — requires direct empirical testing; the approach applied here provides the operational framework for that testing. The frontloaded-ICL methodology has its own scope boundary: it can only probe encoding-to-retrieval effects within a single inference, not long-term retention. FT is required for any study involving persistence or inter-session interference.</w:t>
+      </w:r>
+    </w:p>
+    <w:p>
+      <w:pPr>
+        <w:pStyle w:val="Overskrift3"/>
+      </w:pPr>
+      <w:bookmarkStart w:id="41" w:name="future-work"/>
+      <w:bookmarkStart w:id="42" w:name="_Toc229409696"/>
+      <w:bookmarkEnd w:id="39"/>
+      <w:r>
+        <w:t>5.4 Future work</w:t>
+      </w:r>
+      <w:bookmarkEnd w:id="42"/>
+    </w:p>
+    <w:p>
+      <w:pPr>
+        <w:pStyle w:val="FirstParagraph"/>
+      </w:pPr>
+      <w:r>
+        <w:t>Paper 4 (Lund 2026e) covers the encoding-structure × capacity interaction across classical learning phenomena (Bjork spacing, Rozenblit-Keil illusion of explanatory depth, etc.); Paper 4B (Lund 2026f) covers the expertise-reversal effect specifically through a recursive strategy-choice race account; the broader unifying framework relating these to inverted-U learning optima across eight literature traditions is developed in Paper 6 (Lund 2026h). Three additional predictions follow from the findings here:</w:t>
+      </w:r>
+    </w:p>
+    <w:p>
+      <w:pPr>
         <w:numPr>
           <w:ilvl w:val="0"/>
           <w:numId w:val="4"/>
@@ -5328,15 +4910,14 @@
           <w:b/>
           <w:bCs/>
         </w:rPr>
-        <w:t>Context-window limit.</w:t>
-      </w:r>
-      <w:r>
-        <w:t xml:space="preserve"> FT can encode arbitrarily many facts into weights; ICL is bounded by the context window (tens of thousands of tokens currently). For very large knowledge bases, only FT is viable.</w:t>
-      </w:r>
-    </w:p>
-    <w:p>
-      <w:pPr>
-        <w:pStyle w:val="Compact"/>
+        <w:t>P26 test on field-endowed substrates.</w:t>
+      </w:r>
+      <w:r>
+        <w:t xml:space="preserve"> Paired structural-only vs. structural+elaborative encoding conditions on matched facts in humans should produce larger gains from elaborative manipulation than current LLMs do. A cross-substrate replication design would isolate the per-session axis that biological substrates access and LLMs do not.</w:t>
+      </w:r>
+    </w:p>
+    <w:p>
+      <w:pPr>
         <w:numPr>
           <w:ilvl w:val="0"/>
           <w:numId w:val="4"/>
@@ -5347,15 +4928,14 @@
           <w:b/>
           <w:bCs/>
         </w:rPr>
-        <w:t>Persistence.</w:t>
-      </w:r>
-      <w:r>
-        <w:t xml:space="preserve"> FT produces a permanent model; ICL is ephemeral to each prompt. For studying catastrophic forgetting, interference between training sessions, or retention over time, FT is required.</w:t>
-      </w:r>
-    </w:p>
-    <w:p>
-      <w:pPr>
-        <w:pStyle w:val="Compact"/>
+        <w:t>Architectural equivalents of somatic markers.</w:t>
+      </w:r>
+      <w:r>
+        <w:t xml:space="preserve"> Candidate mechanisms — multi-modal embodiment with internally generated affective tags, persistent autobiographical memory with emotional labelling, or reward-circuit analogues operating alongside token prediction — would constitute the first artificial systems in a position to test the per-session elaborative-encoding hypothesis.</w:t>
+      </w:r>
+    </w:p>
+    <w:p>
+      <w:pPr>
         <w:numPr>
           <w:ilvl w:val="0"/>
           <w:numId w:val="4"/>
@@ -5366,411 +4946,45 @@
           <w:b/>
           <w:bCs/>
         </w:rPr>
-        <w:t>Route-overwrite vs route-addition.</w:t>
-      </w:r>
-      <w:r>
-        <w:t xml:space="preserve"> FT can genuinely </w:t>
-      </w:r>
-      <w:r>
-        <w:rPr>
-          <w:i/>
-          <w:iCs/>
-        </w:rPr>
-        <w:t>overwrite</w:t>
-      </w:r>
-      <w:r>
-        <w:t xml:space="preserve"> prior pathways (e.g., alignment changing pre-training priors); ICL merely </w:t>
-      </w:r>
-      <w:r>
-        <w:rPr>
-          <w:i/>
-          <w:iCs/>
-        </w:rPr>
-        <w:t>adds</w:t>
-      </w:r>
-      <w:r>
-        <w:t xml:space="preserve"> new active routes on top of existing weights. Studies of route-competition between learned-from-corpus and learned-in-context knowledge require both.</w:t>
-      </w:r>
+        <w:t>Capacity × encoding-structure interaction threshold.</w:t>
+      </w:r>
+      <w:r>
+        <w:t xml:space="preserve"> At what capacity do encoding-structure benefits begin to emerge? Paper 4’s ETL v3.1 finding (iso &lt; imp &lt; exp gradient fails at 0.5B) suggests a capacity threshold below which cross-fact network structure provides no benefit. A systematic sweep of this threshold across model families would refine the capacity-gated encoding-benefit claim.</w:t>
+      </w:r>
+    </w:p>
+    <w:p>
+      <w:pPr>
+        <w:pStyle w:val="Overskrift2"/>
+      </w:pPr>
+      <w:bookmarkStart w:id="43" w:name="conclusion"/>
+      <w:bookmarkStart w:id="44" w:name="_Toc229409697"/>
+      <w:bookmarkEnd w:id="33"/>
+      <w:bookmarkEnd w:id="41"/>
+      <w:r>
+        <w:lastRenderedPageBreak/>
+        <w:t>6. Conclusion</w:t>
+      </w:r>
+      <w:bookmarkEnd w:id="44"/>
     </w:p>
     <w:p>
       <w:pPr>
         <w:pStyle w:val="FirstParagraph"/>
       </w:pPr>
       <w:r>
-        <w:t>For the encoding-structure × capacity experiments reported in Paper 4, frontloaded-ICL is the correct instrument: the question is how organisation of the same information affects retrieval within a single inference, not how long-term storage is affected by training-time conditions. We therefore adopt it as the standard methodology and recommend it as a general replacement for fine- tuning in encoding-retrieval studies that do not require persistence.</w:t>
+        <w:t>This paper tested Paper 1’s C-dimension prediction and the encoding-through-loading mechanism through an in-context learning sweep across nine model sizes spanning three orders of magnitude on an invented knowledge domain. Three primary findings — monotonic application scaling, migrating bottleneck, MoE active-parameter scaling — decompose capacity from a single parameter count into a structured operational quantity. One methodological recommendation — adopting frontloaded ICL (Brown et al. 2020) as the operational instrument for encoding-retrieval studies in place of fine-tuning when persistence is not required — opens faster, cheaper, and more generalisable empirical investigation; we argue the position rather than introduce the technique. The results support the framework of Paper 1 and point forward to Paper 4’s systematic test of the encoding-structure × capacity interaction across classical learning phenomena.</w:t>
       </w:r>
     </w:p>
     <w:p>
       <w:pPr>
         <w:pStyle w:val="Overskrift2"/>
       </w:pPr>
-      <w:bookmarkStart w:id="30" w:name="Xc98b33e9868301b26b64c13d4f151cb7f350a9c"/>
-      <w:bookmarkStart w:id="31" w:name="_Toc228740364"/>
-      <w:bookmarkEnd w:id="28"/>
-      <w:r>
-        <w:rPr>
-          <w:rStyle w:val="SectionNumber"/>
-        </w:rPr>
-        <w:lastRenderedPageBreak/>
-        <w:t>1.5</w:t>
-      </w:r>
-      <w:r>
-        <w:tab/>
-        <w:t>4. Scope note: encoding-battery and encoding-structure findings</w:t>
-      </w:r>
-      <w:bookmarkEnd w:id="31"/>
-    </w:p>
-    <w:p>
-      <w:pPr>
-        <w:pStyle w:val="FirstParagraph"/>
-      </w:pPr>
-      <w:r>
-        <w:t xml:space="preserve">Three companion papers cover what was originally scoped here. </w:t>
-      </w:r>
-      <w:r>
-        <w:rPr>
-          <w:b/>
-          <w:bCs/>
-        </w:rPr>
-        <w:t>Paper 4</w:t>
-      </w:r>
-      <w:r>
-        <w:t xml:space="preserve"> (Lund 2026e) handles the full encoding-battery (matched-friction-under-hysteresis across repetition, surprise, spacing, framing, anchoring, storytelling, chunking) and the encoding-structure × capacity interaction in the broader cross-substrate-replication context, including the cross-domain habit-formation/dementia parallel and the four pre-registered predictions (P-Kandel, P-Lally, P-Craik-Tulving, P-Rovee-Collier). </w:t>
-      </w:r>
-      <w:r>
-        <w:rPr>
-          <w:b/>
-          <w:bCs/>
-        </w:rPr>
-        <w:t>Paper 4B</w:t>
-      </w:r>
-      <w:r>
-        <w:t xml:space="preserve"> (Lund 2026f) develops a recursive strategy-choice race account of the expertise-reversal effect specifically, distinguishing commitment-cost from reactance as two friction mechanisms. </w:t>
-      </w:r>
-      <w:r>
-        <w:rPr>
-          <w:b/>
-          <w:bCs/>
-        </w:rPr>
-        <w:t>Paper 6</w:t>
-      </w:r>
-      <w:r>
-        <w:t xml:space="preserve"> (Lund 2026h) develops the broader unifying theoretical framework — </w:t>
-      </w:r>
-      <w:r>
-        <w:rPr>
-          <w:i/>
-          <w:iCs/>
-        </w:rPr>
-        <w:t>matched friction under hysteresis</w:t>
-      </w:r>
-      <w:r>
-        <w:t xml:space="preserve"> — which subsumes the encoding handles tested empirically in Papers 4 and 4B alongside eight literature traditions on inverted-U learning optima (Yerkes-Dodson, Vygotsky, Kalyuga, Bjork, Bengio, Roediger-Karpicke, Shannon-Berger). Readers interested in the empirical handles should consult Paper 4; in the expertise-reversal mechanism, Paper 4B; in the unifying theoretical framework, Paper 6.</w:t>
-      </w:r>
-    </w:p>
-    <w:p>
-      <w:pPr>
-        <w:pStyle w:val="Overskrift2"/>
-      </w:pPr>
-      <w:bookmarkStart w:id="32" w:name="discussion"/>
-      <w:bookmarkStart w:id="33" w:name="_Toc228740365"/>
-      <w:bookmarkEnd w:id="30"/>
-      <w:r>
-        <w:rPr>
-          <w:rStyle w:val="SectionNumber"/>
-        </w:rPr>
-        <w:t>1.6</w:t>
-      </w:r>
-      <w:r>
-        <w:tab/>
-        <w:t>5. Discussion</w:t>
-      </w:r>
-      <w:bookmarkEnd w:id="33"/>
-    </w:p>
-    <w:p>
-      <w:pPr>
-        <w:pStyle w:val="Overskrift3"/>
-      </w:pPr>
-      <w:bookmarkStart w:id="34" w:name="what-this-paper-establishes"/>
-      <w:bookmarkStart w:id="35" w:name="_Toc228740366"/>
-      <w:r>
-        <w:rPr>
-          <w:rStyle w:val="SectionNumber"/>
-        </w:rPr>
-        <w:t>1.6.1</w:t>
-      </w:r>
-      <w:r>
-        <w:tab/>
-        <w:t>5.1 What this paper establishes</w:t>
-      </w:r>
-      <w:bookmarkEnd w:id="35"/>
-    </w:p>
-    <w:p>
-      <w:pPr>
-        <w:pStyle w:val="FirstParagraph"/>
-      </w:pPr>
-      <w:r>
-        <w:t>Three empirical findings and one methodological contribution anchor the paper:</w:t>
-      </w:r>
-    </w:p>
-    <w:p>
-      <w:pPr>
-        <w:numPr>
-          <w:ilvl w:val="0"/>
-          <w:numId w:val="5"/>
-        </w:numPr>
-      </w:pPr>
-      <w:r>
-        <w:rPr>
-          <w:b/>
-          <w:bCs/>
-        </w:rPr>
-        <w:t>Capacity loads cloze and application differently.</w:t>
-      </w:r>
-      <w:r>
-        <w:t xml:space="preserve"> Cloze is indexing-bound and saturates around 8B parameters at ~90% accuracy on this domain. Application is composition-bound and scales monotonically across three orders of magnitude, with no saturation observed up to 70B.</w:t>
-      </w:r>
-    </w:p>
-    <w:p>
-      <w:pPr>
-        <w:numPr>
-          <w:ilvl w:val="0"/>
-          <w:numId w:val="5"/>
-        </w:numPr>
-      </w:pPr>
-      <w:r>
-        <w:rPr>
-          <w:b/>
-          <w:bCs/>
-        </w:rPr>
-        <w:t>The bottleneck migrates with capacity.</w:t>
-      </w:r>
-      <w:r>
-        <w:t xml:space="preserve"> At low capacity the failure mode is retrieval; at high capacity it is chain-composition. The 36% “cloze-only” cell at 14B quantifies the composition bottleneck at a capacity where retrieval is saturated.</w:t>
-      </w:r>
-    </w:p>
-    <w:p>
-      <w:pPr>
-        <w:numPr>
-          <w:ilvl w:val="0"/>
-          <w:numId w:val="5"/>
-        </w:numPr>
-      </w:pPr>
-      <w:r>
-        <w:rPr>
-          <w:b/>
-          <w:bCs/>
-        </w:rPr>
-        <w:t>MoE scales on active, not total parameters.</w:t>
-      </w:r>
-      <w:r>
-        <w:t xml:space="preserve"> For the encoding-through-loading task, per-token active parameters determine effective compute capacity. MoE purchases routing flexibility, not capacity itself.</w:t>
-      </w:r>
-    </w:p>
-    <w:p>
-      <w:pPr>
-        <w:numPr>
-          <w:ilvl w:val="0"/>
-          <w:numId w:val="5"/>
-        </w:numPr>
-      </w:pPr>
-      <w:r>
-        <w:rPr>
-          <w:b/>
-          <w:bCs/>
-        </w:rPr>
-        <w:t>Frontloaded-ICL substitutes for fine-tuning</w:t>
-      </w:r>
-      <w:r>
-        <w:t xml:space="preserve"> in encoding-to-retrieval studies that do not require persistence. The methodology delivers dense per-token friction data at two orders of magnitude lower cost and turnaround than FT.</w:t>
-      </w:r>
-    </w:p>
-    <w:p>
-      <w:pPr>
-        <w:pStyle w:val="Overskrift3"/>
-      </w:pPr>
-      <w:bookmarkStart w:id="36" w:name="X3c36f80106d7e5c7a898b806a4976ae8c8e10ba"/>
-      <w:bookmarkStart w:id="37" w:name="_Toc228740367"/>
-      <w:bookmarkEnd w:id="34"/>
-      <w:r>
-        <w:rPr>
-          <w:rStyle w:val="SectionNumber"/>
-        </w:rPr>
-        <w:t>1.6.2</w:t>
-      </w:r>
-      <w:r>
-        <w:tab/>
-        <w:t>5.2 Implications for the C-dimension framework</w:t>
-      </w:r>
-      <w:bookmarkEnd w:id="37"/>
-    </w:p>
-    <w:p>
-      <w:pPr>
-        <w:pStyle w:val="FirstParagraph"/>
-      </w:pPr>
-      <w:r>
-        <w:t xml:space="preserve">These findings validate Paper 1’s C-dimension as a single axis that loads tasks differentially. They also provide a concrete operationalisation of “intelligence headroom”: the gap between cloze-saturation accuracy and current application accuracy quantifies how much further capacity can carry a model on the same domain. The per-session / per-token distinction </w:t>
-      </w:r>
-      <w:r>
-        <w:lastRenderedPageBreak/>
-        <w:t>developed in §2.10 extends P26 (field-substrate requirement for elaborative encoding) by specifying which kinds of elaborative encoding a field-less substrate can in principle access (per-token structural) and which it cannot (per-session somatic-marker–mediated).</w:t>
-      </w:r>
-    </w:p>
-    <w:p>
-      <w:pPr>
-        <w:pStyle w:val="Overskrift3"/>
-      </w:pPr>
-      <w:bookmarkStart w:id="38" w:name="limitations"/>
-      <w:bookmarkStart w:id="39" w:name="_Toc228740368"/>
-      <w:bookmarkEnd w:id="36"/>
-      <w:r>
-        <w:rPr>
-          <w:rStyle w:val="SectionNumber"/>
-        </w:rPr>
-        <w:t>1.6.3</w:t>
-      </w:r>
-      <w:r>
-        <w:tab/>
-        <w:t>5.3 Limitations</w:t>
-      </w:r>
-      <w:bookmarkEnd w:id="39"/>
-    </w:p>
-    <w:p>
-      <w:pPr>
-        <w:pStyle w:val="FirstParagraph"/>
-      </w:pPr>
-      <w:r>
-        <w:t>Beyond the technical caveats in §2.9, one scope boundary applies: we have tested a single invented knowledge domain. Zorbetik was constructed to eliminate pretraining-prior confounds, providing clean confound-control at substrate level. Generalisation to natural knowledge domains — where pretraining priors interact with the encoding mechanism as both aid and interference — requires direct empirical testing; the methodology established here provides the operational framework for that testing. The frontloaded-ICL methodology has its own scope boundary: it can only probe encoding-to-retrieval effects within a single inference, not long-term retention. FT is required for any study involving persistence or inter-session interference.</w:t>
-      </w:r>
-    </w:p>
-    <w:p>
-      <w:pPr>
-        <w:pStyle w:val="Overskrift3"/>
-      </w:pPr>
-      <w:bookmarkStart w:id="40" w:name="future-work"/>
-      <w:bookmarkStart w:id="41" w:name="_Toc228740369"/>
-      <w:bookmarkEnd w:id="38"/>
-      <w:r>
-        <w:rPr>
-          <w:rStyle w:val="SectionNumber"/>
-        </w:rPr>
-        <w:t>1.6.4</w:t>
-      </w:r>
-      <w:r>
-        <w:tab/>
-        <w:t>5.4 Future work</w:t>
-      </w:r>
-      <w:bookmarkEnd w:id="41"/>
-    </w:p>
-    <w:p>
-      <w:pPr>
-        <w:pStyle w:val="FirstParagraph"/>
-      </w:pPr>
-      <w:r>
-        <w:t>Paper 4 (Lund 2026e) covers the encoding-structure × capacity interaction across classical learning phenomena (Bjork spacing, Rozenblit-Keil illusion of explanatory depth, etc.); Paper 4B (Lund 2026f) covers the expertise-reversal effect specifically through a recursive strategy-choice race account; the broader unifying framework relating these to inverted-U learning optima across eight literature traditions is developed in Paper 6 (Lund 2026h). Three additional predictions follow from the findings here:</w:t>
-      </w:r>
-    </w:p>
-    <w:p>
-      <w:pPr>
-        <w:numPr>
-          <w:ilvl w:val="0"/>
-          <w:numId w:val="6"/>
-        </w:numPr>
-      </w:pPr>
-      <w:r>
-        <w:rPr>
-          <w:b/>
-          <w:bCs/>
-        </w:rPr>
-        <w:t>P26 test on field-endowed substrates.</w:t>
-      </w:r>
-      <w:r>
-        <w:t xml:space="preserve"> Paired structural-only vs. structural+elaborative encoding conditions on matched facts in humans should produce larger gains from elaborative manipulation than current LLMs do. A cross-substrate replication design would isolate the per-session axis that biological substrates access and LLMs do not.</w:t>
-      </w:r>
-    </w:p>
-    <w:p>
-      <w:pPr>
-        <w:numPr>
-          <w:ilvl w:val="0"/>
-          <w:numId w:val="6"/>
-        </w:numPr>
-      </w:pPr>
-      <w:r>
-        <w:rPr>
-          <w:b/>
-          <w:bCs/>
-        </w:rPr>
-        <w:t>Architectural equivalents of somatic markers.</w:t>
-      </w:r>
-      <w:r>
-        <w:t xml:space="preserve"> Candidate mechanisms — multi-modal embodiment with internally generated affective tags, persistent autobiographical memory with emotional labelling, or reward-circuit analogues operating alongside token prediction — would constitute the first artificial systems in a position to test the per-session elaborative-encoding hypothesis.</w:t>
-      </w:r>
-    </w:p>
-    <w:p>
-      <w:pPr>
-        <w:numPr>
-          <w:ilvl w:val="0"/>
-          <w:numId w:val="6"/>
-        </w:numPr>
-      </w:pPr>
-      <w:r>
-        <w:rPr>
-          <w:b/>
-          <w:bCs/>
-        </w:rPr>
-        <w:t>Capacity × encoding-structure interaction threshold.</w:t>
-      </w:r>
-      <w:r>
-        <w:t xml:space="preserve"> At what capacity do encoding-structure benefits begin to emerge? Paper 4’s ETL v3.1 finding (iso &lt; imp &lt; exp gradient fails at 0.5B) suggests a capacity threshold below which cross-fact network structure provides no benefit. A systematic sweep of this threshold across model families would refine the capacity-gated encoding-benefit claim.</w:t>
-      </w:r>
-    </w:p>
-    <w:p>
-      <w:pPr>
-        <w:pStyle w:val="Overskrift2"/>
-      </w:pPr>
-      <w:bookmarkStart w:id="42" w:name="conclusion"/>
-      <w:bookmarkStart w:id="43" w:name="_Toc228740370"/>
-      <w:bookmarkEnd w:id="32"/>
-      <w:bookmarkEnd w:id="40"/>
-      <w:r>
-        <w:rPr>
-          <w:rStyle w:val="SectionNumber"/>
-        </w:rPr>
-        <w:lastRenderedPageBreak/>
-        <w:t>1.7</w:t>
-      </w:r>
-      <w:r>
-        <w:tab/>
-        <w:t>6. Conclusion</w:t>
-      </w:r>
+      <w:bookmarkStart w:id="45" w:name="tables-and-figures"/>
+      <w:bookmarkStart w:id="46" w:name="_Toc229409698"/>
       <w:bookmarkEnd w:id="43"/>
-    </w:p>
-    <w:p>
-      <w:pPr>
-        <w:pStyle w:val="FirstParagraph"/>
-      </w:pPr>
-      <w:r>
-        <w:t>This paper tested Paper 1’s C-dimension prediction and the encoding-through-loading mechanism through an in-context learning sweep across nine model sizes spanning three orders of magnitude on an invented knowledge domain. Three primary findings — monotonic application scaling, migrating bottleneck, MoE active-parameter scaling — decompose capacity from a single parameter count into a structured operational quantity. One methodological contribution — frontloaded-ICL as a fine-tuning substitute for encoding studies — opens faster, cheaper, and more generalisable empirical investigation. The results support the framework of Paper 1 and point forward to Paper 4’s systematic test of the encoding-structure × capacity interaction across classical learning phenomena.</w:t>
-      </w:r>
-    </w:p>
-    <w:p>
-      <w:pPr>
-        <w:pStyle w:val="Overskrift2"/>
-      </w:pPr>
-      <w:bookmarkStart w:id="44" w:name="tables-and-figures"/>
-      <w:bookmarkStart w:id="45" w:name="_Toc228740371"/>
-      <w:bookmarkEnd w:id="42"/>
-      <w:r>
-        <w:rPr>
-          <w:rStyle w:val="SectionNumber"/>
-        </w:rPr>
-        <w:t>1.8</w:t>
-      </w:r>
-      <w:r>
-        <w:tab/>
+      <w:r>
         <w:t>7. Tables and figures</w:t>
       </w:r>
-      <w:bookmarkEnd w:id="45"/>
+      <w:bookmarkEnd w:id="46"/>
     </w:p>
     <w:p>
       <w:pPr>
@@ -5781,22 +4995,22 @@
           <w:noProof/>
         </w:rPr>
         <w:drawing>
-          <wp:inline distT="0" distB="0" distL="0" distR="0" wp14:anchorId="3D9C07FC" wp14:editId="25EB2252">
+          <wp:inline distT="0" distB="0" distL="0" distR="0" wp14:anchorId="1773B200" wp14:editId="4C807873">
             <wp:extent cx="5334000" cy="3259666"/>
             <wp:effectExtent l="0" t="0" r="0" b="0"/>
-            <wp:docPr id="32" name="Picture" descr="Figure 1: Capacity scaling on Zorbetik"/>
+            <wp:docPr id="35" name="Picture" descr="Figure 1: Capacity scaling on Zorbetik"/>
             <wp:cNvGraphicFramePr/>
             <a:graphic xmlns:a="http://schemas.openxmlformats.org/drawingml/2006/main">
               <a:graphicData uri="http://schemas.openxmlformats.org/drawingml/2006/picture">
                 <pic:pic xmlns:pic="http://schemas.openxmlformats.org/drawingml/2006/picture">
                   <pic:nvPicPr>
-                    <pic:cNvPr id="33" name="Picture" descr="figures/fig1_capacity_scaling.png"/>
+                    <pic:cNvPr id="36" name="Picture" descr="figures/fig1_capacity_scaling.png"/>
                     <pic:cNvPicPr>
                       <a:picLocks noChangeAspect="1" noChangeArrowheads="1"/>
                     </pic:cNvPicPr>
                   </pic:nvPicPr>
                   <pic:blipFill>
-                    <a:blip r:embed="rId8"/>
+                    <a:blip r:embed="rId11"/>
                     <a:stretch>
                       <a:fillRect/>
                     </a:stretch>
@@ -5856,22 +5070,22 @@
         </w:rPr>
         <w:lastRenderedPageBreak/>
         <w:drawing>
-          <wp:inline distT="0" distB="0" distL="0" distR="0" wp14:anchorId="48905A1D" wp14:editId="64DDD875">
+          <wp:inline distT="0" distB="0" distL="0" distR="0" wp14:anchorId="7799B46F" wp14:editId="5EABEC4D">
             <wp:extent cx="5334000" cy="3208421"/>
             <wp:effectExtent l="0" t="0" r="0" b="0"/>
-            <wp:docPr id="35" name="Picture" descr="Figure 2: Bottleneck migration across capacity"/>
+            <wp:docPr id="38" name="Picture" descr="Figure 2: Bottleneck migration across capacity"/>
             <wp:cNvGraphicFramePr/>
             <a:graphic xmlns:a="http://schemas.openxmlformats.org/drawingml/2006/main">
               <a:graphicData uri="http://schemas.openxmlformats.org/drawingml/2006/picture">
                 <pic:pic xmlns:pic="http://schemas.openxmlformats.org/drawingml/2006/picture">
                   <pic:nvPicPr>
-                    <pic:cNvPr id="36" name="Picture" descr="figures/fig2_bottleneck_migration.png"/>
+                    <pic:cNvPr id="39" name="Picture" descr="figures/fig2_bottleneck_migration.png"/>
                     <pic:cNvPicPr>
                       <a:picLocks noChangeAspect="1" noChangeArrowheads="1"/>
                     </pic:cNvPicPr>
                   </pic:nvPicPr>
                   <pic:blipFill>
-                    <a:blip r:embed="rId9"/>
+                    <a:blip r:embed="rId12"/>
                     <a:stretch>
                       <a:fillRect/>
                     </a:stretch>
@@ -5940,22 +5154,22 @@
           <w:noProof/>
         </w:rPr>
         <w:drawing>
-          <wp:inline distT="0" distB="0" distL="0" distR="0" wp14:anchorId="2DC5FD1C" wp14:editId="1F8BF7A3">
+          <wp:inline distT="0" distB="0" distL="0" distR="0" wp14:anchorId="0495280F" wp14:editId="692E7202">
             <wp:extent cx="5334000" cy="2498704"/>
             <wp:effectExtent l="0" t="0" r="0" b="0"/>
-            <wp:docPr id="38" name="Picture" descr="Figure 3: MoE active vs total parameter projection"/>
+            <wp:docPr id="41" name="Picture" descr="Figure 3: MoE active vs total parameter projection"/>
             <wp:cNvGraphicFramePr/>
             <a:graphic xmlns:a="http://schemas.openxmlformats.org/drawingml/2006/main">
               <a:graphicData uri="http://schemas.openxmlformats.org/drawingml/2006/picture">
                 <pic:pic xmlns:pic="http://schemas.openxmlformats.org/drawingml/2006/picture">
                   <pic:nvPicPr>
-                    <pic:cNvPr id="39" name="Picture" descr="figures/fig3_moe_active_vs_total.png"/>
+                    <pic:cNvPr id="42" name="Picture" descr="figures/fig3_moe_active_vs_total.png"/>
                     <pic:cNvPicPr>
                       <a:picLocks noChangeAspect="1" noChangeArrowheads="1"/>
                     </pic:cNvPicPr>
                   </pic:nvPicPr>
                   <pic:blipFill>
-                    <a:blip r:embed="rId10"/>
+                    <a:blip r:embed="rId13"/>
                     <a:stretch>
                       <a:fillRect/>
                     </a:stretch>
@@ -6010,19 +5224,12 @@
       <w:pPr>
         <w:pStyle w:val="Overskrift3"/>
       </w:pPr>
-      <w:bookmarkStart w:id="46" w:name="table-1-per-model-summary"/>
-      <w:bookmarkStart w:id="47" w:name="_Toc228740372"/>
-      <w:r>
-        <w:rPr>
-          <w:rStyle w:val="SectionNumber"/>
-        </w:rPr>
-        <w:t>1.8.1</w:t>
-      </w:r>
-      <w:r>
-        <w:tab/>
+      <w:bookmarkStart w:id="47" w:name="table-1-per-model-summary"/>
+      <w:bookmarkStart w:id="48" w:name="_Toc229409699"/>
+      <w:r>
         <w:t>Table 1 — Per-model summary</w:t>
       </w:r>
-      <w:bookmarkEnd w:id="47"/>
+      <w:bookmarkEnd w:id="48"/>
     </w:p>
     <w:p>
       <w:pPr>
@@ -6031,7 +5238,7 @@
       <w:r>
         <w:t xml:space="preserve">Per-model cloze and application accuracy, plus per-token CR statistics (median, first-5, last-5) computed over application responses. See </w:t>
       </w:r>
-      <w:hyperlink r:id="rId11">
+      <w:hyperlink r:id="rId14">
         <w:r>
           <w:rPr>
             <w:rStyle w:val="VerbatimChar"/>
@@ -6045,7 +5252,7 @@
     </w:p>
     <w:tbl>
       <w:tblPr>
-        <w:tblStyle w:val="Table"/>
+        <w:tblStyle w:val="Tabel-Gitter"/>
         <w:tblW w:w="0" w:type="auto"/>
         <w:tblLook w:val="0020" w:firstRow="1" w:lastRow="0" w:firstColumn="0" w:lastColumn="0" w:noHBand="0" w:noVBand="0"/>
       </w:tblPr>
@@ -6058,10 +5265,6 @@
         <w:gridCol w:w="917"/>
       </w:tblGrid>
       <w:tr>
-        <w:trPr>
-          <w:cnfStyle w:val="100000000000" w:firstRow="1" w:lastRow="0" w:firstColumn="0" w:lastColumn="0" w:oddVBand="0" w:evenVBand="0" w:oddHBand="0" w:evenHBand="0" w:firstRowFirstColumn="0" w:firstRowLastColumn="0" w:lastRowFirstColumn="0" w:lastRowLastColumn="0"/>
-          <w:tblHeader/>
-        </w:trPr>
         <w:tc>
           <w:tcPr>
             <w:tcW w:w="0" w:type="auto"/>
@@ -6957,21 +6160,14 @@
       <w:pPr>
         <w:pStyle w:val="Overskrift2"/>
       </w:pPr>
-      <w:bookmarkStart w:id="48" w:name="references"/>
-      <w:bookmarkStart w:id="49" w:name="_Toc228740373"/>
-      <w:bookmarkEnd w:id="44"/>
-      <w:bookmarkEnd w:id="46"/>
-      <w:r>
-        <w:rPr>
-          <w:rStyle w:val="SectionNumber"/>
-        </w:rPr>
-        <w:t>1.9</w:t>
-      </w:r>
-      <w:r>
-        <w:tab/>
+      <w:bookmarkStart w:id="49" w:name="references"/>
+      <w:bookmarkStart w:id="50" w:name="_Toc229409700"/>
+      <w:bookmarkEnd w:id="45"/>
+      <w:bookmarkEnd w:id="47"/>
+      <w:r>
         <w:t>8. References</w:t>
       </w:r>
-      <w:bookmarkEnd w:id="49"/>
+      <w:bookmarkEnd w:id="50"/>
     </w:p>
     <w:p>
       <w:pPr>
@@ -7104,11 +6300,47 @@
       <w:pPr>
         <w:pStyle w:val="Brdtekst"/>
       </w:pPr>
+      <w:proofErr w:type="spellStart"/>
       <w:r>
         <w:rPr>
           <w:lang w:val="sv-SE"/>
         </w:rPr>
-        <w:t xml:space="preserve">Kalyuga, S., Ayres, P., Chandler, P. &amp; Sweller, J. (2003). </w:t>
+        <w:t>Kalyuga</w:t>
+      </w:r>
+      <w:proofErr w:type="spellEnd"/>
+      <w:r>
+        <w:rPr>
+          <w:lang w:val="sv-SE"/>
+        </w:rPr>
+        <w:t xml:space="preserve">, S., </w:t>
+      </w:r>
+      <w:proofErr w:type="spellStart"/>
+      <w:r>
+        <w:rPr>
+          <w:lang w:val="sv-SE"/>
+        </w:rPr>
+        <w:t>Ayres</w:t>
+      </w:r>
+      <w:proofErr w:type="spellEnd"/>
+      <w:r>
+        <w:rPr>
+          <w:lang w:val="sv-SE"/>
+        </w:rPr>
+        <w:t xml:space="preserve">, P., Chandler, P. &amp; </w:t>
+      </w:r>
+      <w:proofErr w:type="spellStart"/>
+      <w:r>
+        <w:rPr>
+          <w:lang w:val="sv-SE"/>
+        </w:rPr>
+        <w:t>Sweller</w:t>
+      </w:r>
+      <w:proofErr w:type="spellEnd"/>
+      <w:r>
+        <w:rPr>
+          <w:lang w:val="sv-SE"/>
+        </w:rPr>
+        <w:t xml:space="preserve">, J. (2003). </w:t>
       </w:r>
       <w:r>
         <w:t xml:space="preserve">The expertise reversal effect. </w:t>
@@ -7187,6 +6419,14 @@
         <w:pStyle w:val="Brdtekst"/>
       </w:pPr>
       <w:r>
+        <w:t>Pødenphant Lund, T. (2026X, in preparation). In-Context Learning as Working Memory, Fine-Tuning as Long-Term Memory: A Substrate-Mechanistic Account of LLM Practice. [Paper 2B, this series — substrate-mechanism companion to the present paper.]</w:t>
+      </w:r>
+    </w:p>
+    <w:p>
+      <w:pPr>
+        <w:pStyle w:val="Brdtekst"/>
+      </w:pPr>
+      <w:r>
         <w:t xml:space="preserve">McClelland, J. L., McNaughton, B. L. &amp; O’Reilly, R. C. (1995). Why there are complementary learning systems in the hippocampus and neocortex. </w:t>
       </w:r>
       <w:r>
@@ -7222,11 +6462,33 @@
       <w:pPr>
         <w:pStyle w:val="Brdtekst"/>
       </w:pPr>
+      <w:proofErr w:type="spellStart"/>
       <w:r>
         <w:rPr>
           <w:lang w:val="sv-SE"/>
         </w:rPr>
-        <w:t xml:space="preserve">Schaeffer, R., Miranda, B. &amp; Koyejo, S. (2023). </w:t>
+        <w:t>Schaeffer</w:t>
+      </w:r>
+      <w:proofErr w:type="spellEnd"/>
+      <w:r>
+        <w:rPr>
+          <w:lang w:val="sv-SE"/>
+        </w:rPr>
+        <w:t xml:space="preserve">, R., Miranda, B. &amp; </w:t>
+      </w:r>
+      <w:proofErr w:type="spellStart"/>
+      <w:r>
+        <w:rPr>
+          <w:lang w:val="sv-SE"/>
+        </w:rPr>
+        <w:t>Koyejo</w:t>
+      </w:r>
+      <w:proofErr w:type="spellEnd"/>
+      <w:r>
+        <w:rPr>
+          <w:lang w:val="sv-SE"/>
+        </w:rPr>
+        <w:t xml:space="preserve">, S. (2023). </w:t>
       </w:r>
       <w:r>
         <w:t xml:space="preserve">Are emergent abilities of large language models a mirage? </w:t>
@@ -7247,6 +6509,7 @@
         <w:pStyle w:val="Brdtekst"/>
       </w:pPr>
       <w:r>
+        <w:lastRenderedPageBreak/>
         <w:t xml:space="preserve">Soudani, H., Kanoulas, E. &amp; Hasibi, F. (2024). Fine tuning vs. retrieval augmented generation for less popular knowledge. </w:t>
       </w:r>
       <w:r>
@@ -7265,7 +6528,6 @@
         <w:pStyle w:val="Brdtekst"/>
       </w:pPr>
       <w:r>
-        <w:lastRenderedPageBreak/>
         <w:t xml:space="preserve">Yonelinas, A. P., Ranganath, C., Ekstrom, A. D. &amp; Wiltgen, B. J. (2019). A contextual binding theory of episodic memory: systems consolidation reconsidered. </w:t>
       </w:r>
       <w:r>
@@ -7279,15 +6541,10 @@
         <w:t>, 20(6), 364–375. DOI: 10.1038/s41583-019-0150-4.</w:t>
       </w:r>
       <w:bookmarkEnd w:id="0"/>
-      <w:bookmarkEnd w:id="48"/>
+      <w:bookmarkEnd w:id="49"/>
     </w:p>
     <w:sectPr>
-      <w:headerReference w:type="even" r:id="rId12"/>
-      <w:headerReference w:type="default" r:id="rId13"/>
-      <w:footerReference w:type="even" r:id="rId14"/>
       <w:footerReference w:type="default" r:id="rId15"/>
-      <w:headerReference w:type="first" r:id="rId16"/>
-      <w:footerReference w:type="first" r:id="rId17"/>
       <w:footnotePr>
         <w:numRestart w:val="eachSect"/>
       </w:footnotePr>
@@ -7326,19 +6583,9 @@
 
 <file path=word/footer1.xml><?xml version="1.0" encoding="utf-8"?>
 <w:ftr xmlns:wpc="http://schemas.microsoft.com/office/word/2010/wordprocessingCanvas" xmlns:cx="http://schemas.microsoft.com/office/drawing/2014/chartex" xmlns:cx1="http://schemas.microsoft.com/office/drawing/2015/9/8/chartex" xmlns:cx2="http://schemas.microsoft.com/office/drawing/2015/10/21/chartex" xmlns:cx3="http://schemas.microsoft.com/office/drawing/2016/5/9/chartex" xmlns:cx4="http://schemas.microsoft.com/office/drawing/2016/5/10/chartex" xmlns:cx5="http://schemas.microsoft.com/office/drawing/2016/5/11/chartex" xmlns:cx6="http://schemas.microsoft.com/office/drawing/2016/5/12/chartex" xmlns:cx7="http://schemas.microsoft.com/office/drawing/2016/5/13/chartex" xmlns:cx8="http://schemas.microsoft.com/office/drawing/2016/5/14/chartex" xmlns:mc="http://schemas.openxmlformats.org/markup-compatibility/2006" xmlns:aink="http://schemas.microsoft.com/office/drawing/2016/ink" xmlns:am3d="http://schemas.microsoft.com/office/drawing/2017/model3d" xmlns:o="urn:schemas-microsoft-com:office:office" xmlns:oel="http://schemas.microsoft.com/office/2019/extlst" xmlns:r="http://schemas.openxmlformats.org/officeDocument/2006/relationships" xmlns:m="http://schemas.openxmlformats.org/officeDocument/2006/math" xmlns:v="urn:schemas-microsoft-com:vml" xmlns:wp14="http://schemas.microsoft.com/office/word/2010/wordprocessingDrawing" xmlns:wp="http://schemas.openxmlformats.org/drawingml/2006/wordprocessingDrawing" xmlns:w10="urn:schemas-microsoft-com:office:word" xmlns:w="http://schemas.openxmlformats.org/wordprocessingml/2006/main" xmlns:w14="http://schemas.microsoft.com/office/word/2010/wordml" xmlns:w15="http://schemas.microsoft.com/office/word/2012/wordml" xmlns:w16cex="http://schemas.microsoft.com/office/word/2018/wordml/cex" xmlns:w16cid="http://schemas.microsoft.com/office/word/2016/wordml/cid" xmlns:w16="http://schemas.microsoft.com/office/word/2018/wordml" xmlns:w16du="http://schemas.microsoft.com/office/word/2023/wordml/word16du" xmlns:w16sdtdh="http://schemas.microsoft.com/office/word/2020/wordml/sdtdatahash" xmlns:w16sdtfl="http://schemas.microsoft.com/office/word/2024/wordml/sdtformatlock" xmlns:w16se="http://schemas.microsoft.com/office/word/2015/wordml/symex" xmlns:wpg="http://schemas.microsoft.com/office/word/2010/wordprocessingGroup" xmlns:wpi="http://schemas.microsoft.com/office/word/2010/wordprocessingInk" xmlns:wne="http://schemas.microsoft.com/office/word/2006/wordml" xmlns:wps="http://schemas.microsoft.com/office/word/2010/wordprocessingShape" mc:Ignorable="w14 w15 w16se w16cid w16 w16cex w16sdtdh w16sdtfl w16du wp14">
-  <w:p>
-    <w:pPr>
-      <w:pStyle w:val="Sidefod"/>
-    </w:pPr>
-  </w:p>
-</w:ftr>
-</file>
-
-<file path=word/footer2.xml><?xml version="1.0" encoding="utf-8"?>
-<w:ftr xmlns:wpc="http://schemas.microsoft.com/office/word/2010/wordprocessingCanvas" xmlns:cx="http://schemas.microsoft.com/office/drawing/2014/chartex" xmlns:cx1="http://schemas.microsoft.com/office/drawing/2015/9/8/chartex" xmlns:cx2="http://schemas.microsoft.com/office/drawing/2015/10/21/chartex" xmlns:cx3="http://schemas.microsoft.com/office/drawing/2016/5/9/chartex" xmlns:cx4="http://schemas.microsoft.com/office/drawing/2016/5/10/chartex" xmlns:cx5="http://schemas.microsoft.com/office/drawing/2016/5/11/chartex" xmlns:cx6="http://schemas.microsoft.com/office/drawing/2016/5/12/chartex" xmlns:cx7="http://schemas.microsoft.com/office/drawing/2016/5/13/chartex" xmlns:cx8="http://schemas.microsoft.com/office/drawing/2016/5/14/chartex" xmlns:mc="http://schemas.openxmlformats.org/markup-compatibility/2006" xmlns:aink="http://schemas.microsoft.com/office/drawing/2016/ink" xmlns:am3d="http://schemas.microsoft.com/office/drawing/2017/model3d" xmlns:o="urn:schemas-microsoft-com:office:office" xmlns:oel="http://schemas.microsoft.com/office/2019/extlst" xmlns:r="http://schemas.openxmlformats.org/officeDocument/2006/relationships" xmlns:m="http://schemas.openxmlformats.org/officeDocument/2006/math" xmlns:v="urn:schemas-microsoft-com:vml" xmlns:wp14="http://schemas.microsoft.com/office/word/2010/wordprocessingDrawing" xmlns:wp="http://schemas.openxmlformats.org/drawingml/2006/wordprocessingDrawing" xmlns:w10="urn:schemas-microsoft-com:office:word" xmlns:w="http://schemas.openxmlformats.org/wordprocessingml/2006/main" xmlns:w14="http://schemas.microsoft.com/office/word/2010/wordml" xmlns:w15="http://schemas.microsoft.com/office/word/2012/wordml" xmlns:w16cex="http://schemas.microsoft.com/office/word/2018/wordml/cex" xmlns:w16cid="http://schemas.microsoft.com/office/word/2016/wordml/cid" xmlns:w16="http://schemas.microsoft.com/office/word/2018/wordml" xmlns:w16du="http://schemas.microsoft.com/office/word/2023/wordml/word16du" xmlns:w16sdtdh="http://schemas.microsoft.com/office/word/2020/wordml/sdtdatahash" xmlns:w16sdtfl="http://schemas.microsoft.com/office/word/2024/wordml/sdtformatlock" xmlns:w16se="http://schemas.microsoft.com/office/word/2015/wordml/symex" xmlns:wpg="http://schemas.microsoft.com/office/word/2010/wordprocessingGroup" xmlns:wpi="http://schemas.microsoft.com/office/word/2010/wordprocessingInk" xmlns:wne="http://schemas.microsoft.com/office/word/2006/wordml" xmlns:wps="http://schemas.microsoft.com/office/word/2010/wordprocessingShape" mc:Ignorable="w14 w15 w16se w16cid w16 w16cex w16sdtdh w16sdtfl w16du wp14">
   <w:sdt>
     <w:sdtPr>
-      <w:id w:val="635846508"/>
+      <w:id w:val="-1940065505"/>
       <w:docPartObj>
         <w:docPartGallery w:val="Page Numbers (Bottom of Page)"/>
         <w:docPartUnique/>
@@ -7379,16 +6626,6 @@
 </w:ftr>
 </file>
 
-<file path=word/footer3.xml><?xml version="1.0" encoding="utf-8"?>
-<w:ftr xmlns:wpc="http://schemas.microsoft.com/office/word/2010/wordprocessingCanvas" xmlns:cx="http://schemas.microsoft.com/office/drawing/2014/chartex" xmlns:cx1="http://schemas.microsoft.com/office/drawing/2015/9/8/chartex" xmlns:cx2="http://schemas.microsoft.com/office/drawing/2015/10/21/chartex" xmlns:cx3="http://schemas.microsoft.com/office/drawing/2016/5/9/chartex" xmlns:cx4="http://schemas.microsoft.com/office/drawing/2016/5/10/chartex" xmlns:cx5="http://schemas.microsoft.com/office/drawing/2016/5/11/chartex" xmlns:cx6="http://schemas.microsoft.com/office/drawing/2016/5/12/chartex" xmlns:cx7="http://schemas.microsoft.com/office/drawing/2016/5/13/chartex" xmlns:cx8="http://schemas.microsoft.com/office/drawing/2016/5/14/chartex" xmlns:mc="http://schemas.openxmlformats.org/markup-compatibility/2006" xmlns:aink="http://schemas.microsoft.com/office/drawing/2016/ink" xmlns:am3d="http://schemas.microsoft.com/office/drawing/2017/model3d" xmlns:o="urn:schemas-microsoft-com:office:office" xmlns:oel="http://schemas.microsoft.com/office/2019/extlst" xmlns:r="http://schemas.openxmlformats.org/officeDocument/2006/relationships" xmlns:m="http://schemas.openxmlformats.org/officeDocument/2006/math" xmlns:v="urn:schemas-microsoft-com:vml" xmlns:wp14="http://schemas.microsoft.com/office/word/2010/wordprocessingDrawing" xmlns:wp="http://schemas.openxmlformats.org/drawingml/2006/wordprocessingDrawing" xmlns:w10="urn:schemas-microsoft-com:office:word" xmlns:w="http://schemas.openxmlformats.org/wordprocessingml/2006/main" xmlns:w14="http://schemas.microsoft.com/office/word/2010/wordml" xmlns:w15="http://schemas.microsoft.com/office/word/2012/wordml" xmlns:w16cex="http://schemas.microsoft.com/office/word/2018/wordml/cex" xmlns:w16cid="http://schemas.microsoft.com/office/word/2016/wordml/cid" xmlns:w16="http://schemas.microsoft.com/office/word/2018/wordml" xmlns:w16du="http://schemas.microsoft.com/office/word/2023/wordml/word16du" xmlns:w16sdtdh="http://schemas.microsoft.com/office/word/2020/wordml/sdtdatahash" xmlns:w16sdtfl="http://schemas.microsoft.com/office/word/2024/wordml/sdtformatlock" xmlns:w16se="http://schemas.microsoft.com/office/word/2015/wordml/symex" xmlns:wpg="http://schemas.microsoft.com/office/word/2010/wordprocessingGroup" xmlns:wpi="http://schemas.microsoft.com/office/word/2010/wordprocessingInk" xmlns:wne="http://schemas.microsoft.com/office/word/2006/wordml" xmlns:wps="http://schemas.microsoft.com/office/word/2010/wordprocessingShape" mc:Ignorable="w14 w15 w16se w16cid w16 w16cex w16sdtdh w16sdtfl w16du wp14">
-  <w:p>
-    <w:pPr>
-      <w:pStyle w:val="Sidefod"/>
-    </w:pPr>
-  </w:p>
-</w:ftr>
-</file>
-
 <file path=word/footnotes.xml><?xml version="1.0" encoding="utf-8"?>
 <w:footnotes xmlns:wpc="http://schemas.microsoft.com/office/word/2010/wordprocessingCanvas" xmlns:cx="http://schemas.microsoft.com/office/drawing/2014/chartex" xmlns:cx1="http://schemas.microsoft.com/office/drawing/2015/9/8/chartex" xmlns:cx2="http://schemas.microsoft.com/office/drawing/2015/10/21/chartex" xmlns:cx3="http://schemas.microsoft.com/office/drawing/2016/5/9/chartex" xmlns:cx4="http://schemas.microsoft.com/office/drawing/2016/5/10/chartex" xmlns:cx5="http://schemas.microsoft.com/office/drawing/2016/5/11/chartex" xmlns:cx6="http://schemas.microsoft.com/office/drawing/2016/5/12/chartex" xmlns:cx7="http://schemas.microsoft.com/office/drawing/2016/5/13/chartex" xmlns:cx8="http://schemas.microsoft.com/office/drawing/2016/5/14/chartex" xmlns:mc="http://schemas.openxmlformats.org/markup-compatibility/2006" xmlns:aink="http://schemas.microsoft.com/office/drawing/2016/ink" xmlns:am3d="http://schemas.microsoft.com/office/drawing/2017/model3d" xmlns:o="urn:schemas-microsoft-com:office:office" xmlns:oel="http://schemas.microsoft.com/office/2019/extlst" xmlns:r="http://schemas.openxmlformats.org/officeDocument/2006/relationships" xmlns:m="http://schemas.openxmlformats.org/officeDocument/2006/math" xmlns:v="urn:schemas-microsoft-com:vml" xmlns:wp14="http://schemas.microsoft.com/office/word/2010/wordprocessingDrawing" xmlns:wp="http://schemas.openxmlformats.org/drawingml/2006/wordprocessingDrawing" xmlns:w10="urn:schemas-microsoft-com:office:word" xmlns:w="http://schemas.openxmlformats.org/wordprocessingml/2006/main" xmlns:w14="http://schemas.microsoft.com/office/word/2010/wordml" xmlns:w15="http://schemas.microsoft.com/office/word/2012/wordml" xmlns:w16cex="http://schemas.microsoft.com/office/word/2018/wordml/cex" xmlns:w16cid="http://schemas.microsoft.com/office/word/2016/wordml/cid" xmlns:w16="http://schemas.microsoft.com/office/word/2018/wordml" xmlns:w16du="http://schemas.microsoft.com/office/word/2023/wordml/word16du" xmlns:w16sdtdh="http://schemas.microsoft.com/office/word/2020/wordml/sdtdatahash" xmlns:w16sdtfl="http://schemas.microsoft.com/office/word/2024/wordml/sdtformatlock" xmlns:w16se="http://schemas.microsoft.com/office/word/2015/wordml/symex" xmlns:wpg="http://schemas.microsoft.com/office/word/2010/wordprocessingGroup" xmlns:wpi="http://schemas.microsoft.com/office/word/2010/wordprocessingInk" xmlns:wne="http://schemas.microsoft.com/office/word/2006/wordml" xmlns:wps="http://schemas.microsoft.com/office/word/2010/wordprocessingShape" mc:Ignorable="w14 w15 w16se w16cid w16 w16cex w16sdtdh w16sdtfl w16du wp14">
   <w:footnote w:type="separator" w:id="-1">
@@ -7412,36 +6649,6 @@
     </w:p>
   </w:footnote>
 </w:footnotes>
-</file>
-
-<file path=word/header1.xml><?xml version="1.0" encoding="utf-8"?>
-<w:hdr xmlns:wpc="http://schemas.microsoft.com/office/word/2010/wordprocessingCanvas" xmlns:cx="http://schemas.microsoft.com/office/drawing/2014/chartex" xmlns:cx1="http://schemas.microsoft.com/office/drawing/2015/9/8/chartex" xmlns:cx2="http://schemas.microsoft.com/office/drawing/2015/10/21/chartex" xmlns:cx3="http://schemas.microsoft.com/office/drawing/2016/5/9/chartex" xmlns:cx4="http://schemas.microsoft.com/office/drawing/2016/5/10/chartex" xmlns:cx5="http://schemas.microsoft.com/office/drawing/2016/5/11/chartex" xmlns:cx6="http://schemas.microsoft.com/office/drawing/2016/5/12/chartex" xmlns:cx7="http://schemas.microsoft.com/office/drawing/2016/5/13/chartex" xmlns:cx8="http://schemas.microsoft.com/office/drawing/2016/5/14/chartex" xmlns:mc="http://schemas.openxmlformats.org/markup-compatibility/2006" xmlns:aink="http://schemas.microsoft.com/office/drawing/2016/ink" xmlns:am3d="http://schemas.microsoft.com/office/drawing/2017/model3d" xmlns:o="urn:schemas-microsoft-com:office:office" xmlns:oel="http://schemas.microsoft.com/office/2019/extlst" xmlns:r="http://schemas.openxmlformats.org/officeDocument/2006/relationships" xmlns:m="http://schemas.openxmlformats.org/officeDocument/2006/math" xmlns:v="urn:schemas-microsoft-com:vml" xmlns:wp14="http://schemas.microsoft.com/office/word/2010/wordprocessingDrawing" xmlns:wp="http://schemas.openxmlformats.org/drawingml/2006/wordprocessingDrawing" xmlns:w10="urn:schemas-microsoft-com:office:word" xmlns:w="http://schemas.openxmlformats.org/wordprocessingml/2006/main" xmlns:w14="http://schemas.microsoft.com/office/word/2010/wordml" xmlns:w15="http://schemas.microsoft.com/office/word/2012/wordml" xmlns:w16cex="http://schemas.microsoft.com/office/word/2018/wordml/cex" xmlns:w16cid="http://schemas.microsoft.com/office/word/2016/wordml/cid" xmlns:w16="http://schemas.microsoft.com/office/word/2018/wordml" xmlns:w16du="http://schemas.microsoft.com/office/word/2023/wordml/word16du" xmlns:w16sdtdh="http://schemas.microsoft.com/office/word/2020/wordml/sdtdatahash" xmlns:w16sdtfl="http://schemas.microsoft.com/office/word/2024/wordml/sdtformatlock" xmlns:w16se="http://schemas.microsoft.com/office/word/2015/wordml/symex" xmlns:wpg="http://schemas.microsoft.com/office/word/2010/wordprocessingGroup" xmlns:wpi="http://schemas.microsoft.com/office/word/2010/wordprocessingInk" xmlns:wne="http://schemas.microsoft.com/office/word/2006/wordml" xmlns:wps="http://schemas.microsoft.com/office/word/2010/wordprocessingShape" mc:Ignorable="w14 w15 w16se w16cid w16 w16cex w16sdtdh w16sdtfl w16du wp14">
-  <w:p>
-    <w:pPr>
-      <w:pStyle w:val="Sidehoved"/>
-    </w:pPr>
-  </w:p>
-</w:hdr>
-</file>
-
-<file path=word/header2.xml><?xml version="1.0" encoding="utf-8"?>
-<w:hdr xmlns:wpc="http://schemas.microsoft.com/office/word/2010/wordprocessingCanvas" xmlns:cx="http://schemas.microsoft.com/office/drawing/2014/chartex" xmlns:cx1="http://schemas.microsoft.com/office/drawing/2015/9/8/chartex" xmlns:cx2="http://schemas.microsoft.com/office/drawing/2015/10/21/chartex" xmlns:cx3="http://schemas.microsoft.com/office/drawing/2016/5/9/chartex" xmlns:cx4="http://schemas.microsoft.com/office/drawing/2016/5/10/chartex" xmlns:cx5="http://schemas.microsoft.com/office/drawing/2016/5/11/chartex" xmlns:cx6="http://schemas.microsoft.com/office/drawing/2016/5/12/chartex" xmlns:cx7="http://schemas.microsoft.com/office/drawing/2016/5/13/chartex" xmlns:cx8="http://schemas.microsoft.com/office/drawing/2016/5/14/chartex" xmlns:mc="http://schemas.openxmlformats.org/markup-compatibility/2006" xmlns:aink="http://schemas.microsoft.com/office/drawing/2016/ink" xmlns:am3d="http://schemas.microsoft.com/office/drawing/2017/model3d" xmlns:o="urn:schemas-microsoft-com:office:office" xmlns:oel="http://schemas.microsoft.com/office/2019/extlst" xmlns:r="http://schemas.openxmlformats.org/officeDocument/2006/relationships" xmlns:m="http://schemas.openxmlformats.org/officeDocument/2006/math" xmlns:v="urn:schemas-microsoft-com:vml" xmlns:wp14="http://schemas.microsoft.com/office/word/2010/wordprocessingDrawing" xmlns:wp="http://schemas.openxmlformats.org/drawingml/2006/wordprocessingDrawing" xmlns:w10="urn:schemas-microsoft-com:office:word" xmlns:w="http://schemas.openxmlformats.org/wordprocessingml/2006/main" xmlns:w14="http://schemas.microsoft.com/office/word/2010/wordml" xmlns:w15="http://schemas.microsoft.com/office/word/2012/wordml" xmlns:w16cex="http://schemas.microsoft.com/office/word/2018/wordml/cex" xmlns:w16cid="http://schemas.microsoft.com/office/word/2016/wordml/cid" xmlns:w16="http://schemas.microsoft.com/office/word/2018/wordml" xmlns:w16du="http://schemas.microsoft.com/office/word/2023/wordml/word16du" xmlns:w16sdtdh="http://schemas.microsoft.com/office/word/2020/wordml/sdtdatahash" xmlns:w16sdtfl="http://schemas.microsoft.com/office/word/2024/wordml/sdtformatlock" xmlns:w16se="http://schemas.microsoft.com/office/word/2015/wordml/symex" xmlns:wpg="http://schemas.microsoft.com/office/word/2010/wordprocessingGroup" xmlns:wpi="http://schemas.microsoft.com/office/word/2010/wordprocessingInk" xmlns:wne="http://schemas.microsoft.com/office/word/2006/wordml" xmlns:wps="http://schemas.microsoft.com/office/word/2010/wordprocessingShape" mc:Ignorable="w14 w15 w16se w16cid w16 w16cex w16sdtdh w16sdtfl w16du wp14">
-  <w:p>
-    <w:pPr>
-      <w:pStyle w:val="Sidehoved"/>
-    </w:pPr>
-  </w:p>
-</w:hdr>
-</file>
-
-<file path=word/header3.xml><?xml version="1.0" encoding="utf-8"?>
-<w:hdr xmlns:wpc="http://schemas.microsoft.com/office/word/2010/wordprocessingCanvas" xmlns:cx="http://schemas.microsoft.com/office/drawing/2014/chartex" xmlns:cx1="http://schemas.microsoft.com/office/drawing/2015/9/8/chartex" xmlns:cx2="http://schemas.microsoft.com/office/drawing/2015/10/21/chartex" xmlns:cx3="http://schemas.microsoft.com/office/drawing/2016/5/9/chartex" xmlns:cx4="http://schemas.microsoft.com/office/drawing/2016/5/10/chartex" xmlns:cx5="http://schemas.microsoft.com/office/drawing/2016/5/11/chartex" xmlns:cx6="http://schemas.microsoft.com/office/drawing/2016/5/12/chartex" xmlns:cx7="http://schemas.microsoft.com/office/drawing/2016/5/13/chartex" xmlns:cx8="http://schemas.microsoft.com/office/drawing/2016/5/14/chartex" xmlns:mc="http://schemas.openxmlformats.org/markup-compatibility/2006" xmlns:aink="http://schemas.microsoft.com/office/drawing/2016/ink" xmlns:am3d="http://schemas.microsoft.com/office/drawing/2017/model3d" xmlns:o="urn:schemas-microsoft-com:office:office" xmlns:oel="http://schemas.microsoft.com/office/2019/extlst" xmlns:r="http://schemas.openxmlformats.org/officeDocument/2006/relationships" xmlns:m="http://schemas.openxmlformats.org/officeDocument/2006/math" xmlns:v="urn:schemas-microsoft-com:vml" xmlns:wp14="http://schemas.microsoft.com/office/word/2010/wordprocessingDrawing" xmlns:wp="http://schemas.openxmlformats.org/drawingml/2006/wordprocessingDrawing" xmlns:w10="urn:schemas-microsoft-com:office:word" xmlns:w="http://schemas.openxmlformats.org/wordprocessingml/2006/main" xmlns:w14="http://schemas.microsoft.com/office/word/2010/wordml" xmlns:w15="http://schemas.microsoft.com/office/word/2012/wordml" xmlns:w16cex="http://schemas.microsoft.com/office/word/2018/wordml/cex" xmlns:w16cid="http://schemas.microsoft.com/office/word/2016/wordml/cid" xmlns:w16="http://schemas.microsoft.com/office/word/2018/wordml" xmlns:w16du="http://schemas.microsoft.com/office/word/2023/wordml/word16du" xmlns:w16sdtdh="http://schemas.microsoft.com/office/word/2020/wordml/sdtdatahash" xmlns:w16sdtfl="http://schemas.microsoft.com/office/word/2024/wordml/sdtformatlock" xmlns:w16se="http://schemas.microsoft.com/office/word/2015/wordml/symex" xmlns:wpg="http://schemas.microsoft.com/office/word/2010/wordprocessingGroup" xmlns:wpi="http://schemas.microsoft.com/office/word/2010/wordprocessingInk" xmlns:wne="http://schemas.microsoft.com/office/word/2006/wordml" xmlns:wps="http://schemas.microsoft.com/office/word/2010/wordprocessingShape" mc:Ignorable="w14 w15 w16se w16cid w16 w16cex w16sdtdh w16sdtfl w16du wp14">
-  <w:p>
-    <w:pPr>
-      <w:pStyle w:val="Sidehoved"/>
-    </w:pPr>
-  </w:p>
-</w:hdr>
 </file>
 
 <file path=word/numbering.xml><?xml version="1.0" encoding="utf-8"?>
@@ -7449,7 +6656,7 @@
   <w:abstractNum w:abstractNumId="0" w15:restartNumberingAfterBreak="0">
     <w:nsid w:val="0000A990"/>
     <w:multiLevelType w:val="multilevel"/>
-    <w:tmpl w:val="EFC87F4A"/>
+    <w:tmpl w:val="0A1E948C"/>
     <w:lvl w:ilvl="0">
       <w:numFmt w:val="bullet"/>
       <w:lvlText w:val=" "/>
@@ -7526,7 +6733,7 @@
   <w:abstractNum w:abstractNumId="1" w15:restartNumberingAfterBreak="0">
     <w:nsid w:val="0000A991"/>
     <w:multiLevelType w:val="multilevel"/>
-    <w:tmpl w:val="314CAFD8"/>
+    <w:tmpl w:val="6A26D34E"/>
     <w:lvl w:ilvl="0">
       <w:numFmt w:val="bullet"/>
       <w:lvlText w:val=""/>
@@ -7630,7 +6837,7 @@
   <w:abstractNum w:abstractNumId="2" w15:restartNumberingAfterBreak="0">
     <w:nsid w:val="00A99411"/>
     <w:multiLevelType w:val="multilevel"/>
-    <w:tmpl w:val="EF264902"/>
+    <w:tmpl w:val="F7784D22"/>
     <w:lvl w:ilvl="0">
       <w:start w:val="1"/>
       <w:numFmt w:val="decimal"/>
@@ -7713,10 +6920,10 @@
       </w:pPr>
     </w:lvl>
   </w:abstractNum>
-  <w:num w:numId="1" w16cid:durableId="899902925">
+  <w:num w:numId="1" w16cid:durableId="945770430">
     <w:abstractNumId w:val="0"/>
   </w:num>
-  <w:num w:numId="2" w16cid:durableId="1140686632">
+  <w:num w:numId="2" w16cid:durableId="1871184345">
     <w:abstractNumId w:val="2"/>
     <w:lvlOverride w:ilvl="0">
       <w:startOverride w:val="1"/>
@@ -7746,7 +6953,7 @@
       <w:startOverride w:val="1"/>
     </w:lvlOverride>
   </w:num>
-  <w:num w:numId="3" w16cid:durableId="83965812">
+  <w:num w:numId="3" w16cid:durableId="781614116">
     <w:abstractNumId w:val="2"/>
     <w:lvlOverride w:ilvl="0">
       <w:startOverride w:val="1"/>
@@ -7776,40 +6983,7 @@
       <w:startOverride w:val="1"/>
     </w:lvlOverride>
   </w:num>
-  <w:num w:numId="4" w16cid:durableId="1880629823">
-    <w:abstractNumId w:val="1"/>
-  </w:num>
-  <w:num w:numId="5" w16cid:durableId="1283000850">
-    <w:abstractNumId w:val="2"/>
-    <w:lvlOverride w:ilvl="0">
-      <w:startOverride w:val="1"/>
-    </w:lvlOverride>
-    <w:lvlOverride w:ilvl="1">
-      <w:startOverride w:val="1"/>
-    </w:lvlOverride>
-    <w:lvlOverride w:ilvl="2">
-      <w:startOverride w:val="1"/>
-    </w:lvlOverride>
-    <w:lvlOverride w:ilvl="3">
-      <w:startOverride w:val="1"/>
-    </w:lvlOverride>
-    <w:lvlOverride w:ilvl="4">
-      <w:startOverride w:val="1"/>
-    </w:lvlOverride>
-    <w:lvlOverride w:ilvl="5">
-      <w:startOverride w:val="1"/>
-    </w:lvlOverride>
-    <w:lvlOverride w:ilvl="6">
-      <w:startOverride w:val="1"/>
-    </w:lvlOverride>
-    <w:lvlOverride w:ilvl="7">
-      <w:startOverride w:val="1"/>
-    </w:lvlOverride>
-    <w:lvlOverride w:ilvl="8">
-      <w:startOverride w:val="1"/>
-    </w:lvlOverride>
-  </w:num>
-  <w:num w:numId="6" w16cid:durableId="1701391394">
+  <w:num w:numId="4" w16cid:durableId="1571693172">
     <w:abstractNumId w:val="1"/>
   </w:num>
 </w:numbering>
@@ -8287,7 +7461,6 @@
   <w:style w:type="character" w:default="1" w:styleId="Standardskrifttypeiafsnit">
     <w:name w:val="Default Paragraph Font"/>
     <w:uiPriority w:val="1"/>
-    <w:semiHidden/>
     <w:unhideWhenUsed/>
   </w:style>
   <w:style w:type="table" w:default="1" w:styleId="Tabel-Normal">
@@ -9036,7 +8209,7 @@
     <w:next w:val="Normal"/>
     <w:autoRedefine/>
     <w:uiPriority w:val="39"/>
-    <w:rsid w:val="004F5C96"/>
+    <w:rsid w:val="00A644B6"/>
     <w:pPr>
       <w:spacing w:after="100"/>
     </w:pPr>
@@ -9047,7 +8220,7 @@
     <w:next w:val="Normal"/>
     <w:autoRedefine/>
     <w:uiPriority w:val="39"/>
-    <w:rsid w:val="004F5C96"/>
+    <w:rsid w:val="00A644B6"/>
     <w:pPr>
       <w:spacing w:after="100"/>
       <w:ind w:left="240"/>
@@ -9059,69 +8232,17 @@
     <w:next w:val="Normal"/>
     <w:autoRedefine/>
     <w:uiPriority w:val="39"/>
-    <w:rsid w:val="004F5C96"/>
+    <w:rsid w:val="00A644B6"/>
     <w:pPr>
       <w:spacing w:after="100"/>
       <w:ind w:left="480"/>
     </w:pPr>
   </w:style>
-  <w:style w:type="character" w:styleId="Kommentarhenvisning">
-    <w:name w:val="annotation reference"/>
-    <w:basedOn w:val="Standardskrifttypeiafsnit"/>
-    <w:rsid w:val="004E4782"/>
-    <w:rPr>
-      <w:sz w:val="16"/>
-      <w:szCs w:val="16"/>
-    </w:rPr>
-  </w:style>
-  <w:style w:type="paragraph" w:styleId="Kommentartekst">
-    <w:name w:val="annotation text"/>
-    <w:basedOn w:val="Normal"/>
-    <w:link w:val="KommentartekstTegn"/>
-    <w:rsid w:val="004E4782"/>
-    <w:rPr>
-      <w:sz w:val="20"/>
-      <w:szCs w:val="20"/>
-    </w:rPr>
-  </w:style>
-  <w:style w:type="character" w:customStyle="1" w:styleId="KommentartekstTegn">
-    <w:name w:val="Kommentartekst Tegn"/>
-    <w:basedOn w:val="Standardskrifttypeiafsnit"/>
-    <w:link w:val="Kommentartekst"/>
-    <w:rsid w:val="004E4782"/>
-    <w:rPr>
-      <w:sz w:val="20"/>
-      <w:szCs w:val="20"/>
-    </w:rPr>
-  </w:style>
-  <w:style w:type="paragraph" w:styleId="Kommentaremne">
-    <w:name w:val="annotation subject"/>
-    <w:basedOn w:val="Kommentartekst"/>
-    <w:next w:val="Kommentartekst"/>
-    <w:link w:val="KommentaremneTegn"/>
-    <w:rsid w:val="004E4782"/>
-    <w:rPr>
-      <w:b/>
-      <w:bCs/>
-    </w:rPr>
-  </w:style>
-  <w:style w:type="character" w:customStyle="1" w:styleId="KommentaremneTegn">
-    <w:name w:val="Kommentaremne Tegn"/>
-    <w:basedOn w:val="KommentartekstTegn"/>
-    <w:link w:val="Kommentaremne"/>
-    <w:rsid w:val="004E4782"/>
-    <w:rPr>
-      <w:b/>
-      <w:bCs/>
-      <w:sz w:val="20"/>
-      <w:szCs w:val="20"/>
-    </w:rPr>
-  </w:style>
   <w:style w:type="paragraph" w:styleId="Sidehoved">
     <w:name w:val="header"/>
     <w:basedOn w:val="Normal"/>
     <w:link w:val="SidehovedTegn"/>
-    <w:rsid w:val="004E4782"/>
+    <w:rsid w:val="00A644B6"/>
     <w:pPr>
       <w:tabs>
         <w:tab w:val="center" w:pos="4819"/>
@@ -9134,14 +8255,14 @@
     <w:name w:val="Sidehoved Tegn"/>
     <w:basedOn w:val="Standardskrifttypeiafsnit"/>
     <w:link w:val="Sidehoved"/>
-    <w:rsid w:val="004E4782"/>
+    <w:rsid w:val="00A644B6"/>
   </w:style>
   <w:style w:type="paragraph" w:styleId="Sidefod">
     <w:name w:val="footer"/>
     <w:basedOn w:val="Normal"/>
     <w:link w:val="SidefodTegn"/>
     <w:uiPriority w:val="99"/>
-    <w:rsid w:val="004E4782"/>
+    <w:rsid w:val="00A644B6"/>
     <w:pPr>
       <w:tabs>
         <w:tab w:val="center" w:pos="4819"/>
@@ -9155,7 +8276,25 @@
     <w:basedOn w:val="Standardskrifttypeiafsnit"/>
     <w:link w:val="Sidefod"/>
     <w:uiPriority w:val="99"/>
-    <w:rsid w:val="004E4782"/>
+    <w:rsid w:val="00A644B6"/>
+  </w:style>
+  <w:style w:type="table" w:styleId="Tabel-Gitter">
+    <w:name w:val="Table Grid"/>
+    <w:basedOn w:val="Tabel-Normal"/>
+    <w:rsid w:val="00A644B6"/>
+    <w:pPr>
+      <w:spacing w:after="0"/>
+    </w:pPr>
+    <w:tblPr>
+      <w:tblBorders>
+        <w:top w:val="single" w:sz="4" w:space="0" w:color="auto"/>
+        <w:left w:val="single" w:sz="4" w:space="0" w:color="auto"/>
+        <w:bottom w:val="single" w:sz="4" w:space="0" w:color="auto"/>
+        <w:right w:val="single" w:sz="4" w:space="0" w:color="auto"/>
+        <w:insideH w:val="single" w:sz="4" w:space="0" w:color="auto"/>
+        <w:insideV w:val="single" w:sz="4" w:space="0" w:color="auto"/>
+      </w:tblBorders>
+    </w:tblPr>
   </w:style>
 </w:styles>
 </file>
@@ -9453,4 +8592,16 @@
     </a:ext>
   </a:extLst>
 </a:theme>
+</file>
+
+<file path=customXml/item1.xml><?xml version="1.0" encoding="utf-8"?>
+<b:Sources xmlns:b="http://schemas.openxmlformats.org/officeDocument/2006/bibliography" xmlns="http://schemas.openxmlformats.org/officeDocument/2006/bibliography" SelectedStyle="\APASixthEditionOfficeOnline.xsl" StyleName="APA" Version="6"/>
+</file>
+
+<file path=customXml/itemProps1.xml><?xml version="1.0" encoding="utf-8"?>
+<ds:datastoreItem xmlns:ds="http://schemas.openxmlformats.org/officeDocument/2006/customXml" ds:itemID="{8A068D7D-580B-4288-8AE9-B671165935AE}">
+  <ds:schemaRefs>
+    <ds:schemaRef ds:uri="http://schemas.openxmlformats.org/officeDocument/2006/bibliography"/>
+  </ds:schemaRefs>
+</ds:datastoreItem>
 </file>